--- a/SQL Queries List 100+.docx
+++ b/SQL Queries List 100+.docx
@@ -52,7 +52,7 @@
     <w:p>
       <w:r>
         <w:pict w14:anchorId="1F036FC5">
-          <v:rect id="_x0000_i1103" style="width:0;height:1.5pt" o:hralign="center" o:hrstd="t" o:hr="t" fillcolor="#a0a0a0" stroked="f"/>
+          <v:rect id="_x0000_i1025" style="width:0;height:1.5pt" o:hralign="center" o:hrstd="t" o:hr="t" fillcolor="#a0a0a0" stroked="f"/>
         </w:pict>
       </w:r>
     </w:p>
@@ -484,7 +484,7 @@
     <w:p>
       <w:r>
         <w:pict w14:anchorId="61E39841">
-          <v:rect id="_x0000_i1104" style="width:0;height:1.5pt" o:hralign="center" o:hrstd="t" o:hr="t" fillcolor="#a0a0a0" stroked="f"/>
+          <v:rect id="_x0000_i1026" style="width:0;height:1.5pt" o:hralign="center" o:hrstd="t" o:hr="t" fillcolor="#a0a0a0" stroked="f"/>
         </w:pict>
       </w:r>
     </w:p>
@@ -925,7 +925,7 @@
     <w:p>
       <w:r>
         <w:pict w14:anchorId="7354DE96">
-          <v:rect id="_x0000_i1105" style="width:0;height:1.5pt" o:hralign="center" o:hrstd="t" o:hr="t" fillcolor="#a0a0a0" stroked="f"/>
+          <v:rect id="_x0000_i1027" style="width:0;height:1.5pt" o:hralign="center" o:hrstd="t" o:hr="t" fillcolor="#a0a0a0" stroked="f"/>
         </w:pict>
       </w:r>
     </w:p>
@@ -1102,6 +1102,907 @@
           <w:bCs/>
         </w:rPr>
         <w:t>customers</w:t>
+      </w:r>
+    </w:p>
+    <w:tbl>
+      <w:tblPr>
+        <w:tblStyle w:val="TableGrid"/>
+        <w:tblW w:w="4487" w:type="dxa"/>
+        <w:tblLook w:val="04A0" w:firstRow="1" w:lastRow="0" w:firstColumn="1" w:lastColumn="0" w:noHBand="0" w:noVBand="1"/>
+      </w:tblPr>
+      <w:tblGrid>
+        <w:gridCol w:w="1989"/>
+        <w:gridCol w:w="1161"/>
+        <w:gridCol w:w="1337"/>
+      </w:tblGrid>
+      <w:tr>
+        <w:trPr>
+          <w:trHeight w:val="493"/>
+        </w:trPr>
+        <w:tc>
+          <w:tcPr>
+            <w:tcW w:w="0" w:type="auto"/>
+            <w:hideMark/>
+          </w:tcPr>
+          <w:p>
+            <w:pPr>
+              <w:rPr>
+                <w:b/>
+                <w:bCs/>
+              </w:rPr>
+            </w:pPr>
+            <w:r>
+              <w:rPr>
+                <w:b/>
+                <w:bCs/>
+              </w:rPr>
+              <w:t>customer_id</w:t>
+            </w:r>
+          </w:p>
+        </w:tc>
+        <w:tc>
+          <w:tcPr>
+            <w:tcW w:w="0" w:type="auto"/>
+            <w:hideMark/>
+          </w:tcPr>
+          <w:p>
+            <w:pPr>
+              <w:rPr>
+                <w:b/>
+                <w:bCs/>
+              </w:rPr>
+            </w:pPr>
+            <w:r>
+              <w:rPr>
+                <w:b/>
+                <w:bCs/>
+              </w:rPr>
+              <w:t>name</w:t>
+            </w:r>
+          </w:p>
+        </w:tc>
+        <w:tc>
+          <w:tcPr>
+            <w:tcW w:w="0" w:type="auto"/>
+            <w:hideMark/>
+          </w:tcPr>
+          <w:p>
+            <w:pPr>
+              <w:rPr>
+                <w:b/>
+                <w:bCs/>
+              </w:rPr>
+            </w:pPr>
+            <w:r>
+              <w:rPr>
+                <w:b/>
+                <w:bCs/>
+              </w:rPr>
+              <w:t>city</w:t>
+            </w:r>
+          </w:p>
+        </w:tc>
+      </w:tr>
+      <w:tr>
+        <w:trPr>
+          <w:trHeight w:val="493"/>
+        </w:trPr>
+        <w:tc>
+          <w:tcPr>
+            <w:tcW w:w="0" w:type="auto"/>
+            <w:hideMark/>
+          </w:tcPr>
+          <w:p>
+            <w:r>
+              <w:t>1</w:t>
+            </w:r>
+          </w:p>
+        </w:tc>
+        <w:tc>
+          <w:tcPr>
+            <w:tcW w:w="0" w:type="auto"/>
+            <w:hideMark/>
+          </w:tcPr>
+          <w:p>
+            <w:r>
+              <w:t>Ram</w:t>
+            </w:r>
+          </w:p>
+        </w:tc>
+        <w:tc>
+          <w:tcPr>
+            <w:tcW w:w="0" w:type="auto"/>
+            <w:hideMark/>
+          </w:tcPr>
+          <w:p>
+            <w:r>
+              <w:t>Delhi</w:t>
+            </w:r>
+          </w:p>
+        </w:tc>
+      </w:tr>
+      <w:tr>
+        <w:trPr>
+          <w:trHeight w:val="514"/>
+        </w:trPr>
+        <w:tc>
+          <w:tcPr>
+            <w:tcW w:w="0" w:type="auto"/>
+            <w:hideMark/>
+          </w:tcPr>
+          <w:p>
+            <w:r>
+              <w:t>2</w:t>
+            </w:r>
+          </w:p>
+        </w:tc>
+        <w:tc>
+          <w:tcPr>
+            <w:tcW w:w="0" w:type="auto"/>
+            <w:hideMark/>
+          </w:tcPr>
+          <w:p>
+            <w:r>
+              <w:t>Shyam</w:t>
+            </w:r>
+          </w:p>
+        </w:tc>
+        <w:tc>
+          <w:tcPr>
+            <w:tcW w:w="0" w:type="auto"/>
+            <w:hideMark/>
+          </w:tcPr>
+          <w:p>
+            <w:r>
+              <w:t>Mumbai</w:t>
+            </w:r>
+          </w:p>
+        </w:tc>
+      </w:tr>
+      <w:tr>
+        <w:trPr>
+          <w:trHeight w:val="493"/>
+        </w:trPr>
+        <w:tc>
+          <w:tcPr>
+            <w:tcW w:w="0" w:type="auto"/>
+            <w:hideMark/>
+          </w:tcPr>
+          <w:p>
+            <w:r>
+              <w:t>3</w:t>
+            </w:r>
+          </w:p>
+        </w:tc>
+        <w:tc>
+          <w:tcPr>
+            <w:tcW w:w="0" w:type="auto"/>
+            <w:hideMark/>
+          </w:tcPr>
+          <w:p>
+            <w:r>
+              <w:t>Aman</w:t>
+            </w:r>
+          </w:p>
+        </w:tc>
+        <w:tc>
+          <w:tcPr>
+            <w:tcW w:w="0" w:type="auto"/>
+            <w:hideMark/>
+          </w:tcPr>
+          <w:p>
+            <w:r>
+              <w:t>Pune</w:t>
+            </w:r>
+          </w:p>
+        </w:tc>
+      </w:tr>
+      <w:tr>
+        <w:trPr>
+          <w:trHeight w:val="493"/>
+        </w:trPr>
+        <w:tc>
+          <w:tcPr>
+            <w:tcW w:w="0" w:type="auto"/>
+            <w:hideMark/>
+          </w:tcPr>
+          <w:p>
+            <w:r>
+              <w:t>4</w:t>
+            </w:r>
+          </w:p>
+        </w:tc>
+        <w:tc>
+          <w:tcPr>
+            <w:tcW w:w="0" w:type="auto"/>
+            <w:hideMark/>
+          </w:tcPr>
+          <w:p>
+            <w:r>
+              <w:t>Ravi</w:t>
+            </w:r>
+          </w:p>
+        </w:tc>
+        <w:tc>
+          <w:tcPr>
+            <w:tcW w:w="0" w:type="auto"/>
+            <w:hideMark/>
+          </w:tcPr>
+          <w:p>
+            <w:r>
+              <w:t>Delhi</w:t>
+            </w:r>
+          </w:p>
+        </w:tc>
+      </w:tr>
+    </w:tbl>
+    <w:p>
+      <w:pPr>
+        <w:rPr>
+          <w:b/>
+          <w:bCs/>
+        </w:rPr>
+      </w:pPr>
+    </w:p>
+    <w:p>
+      <w:r>
+        <w:rPr>
+          <w:b/>
+          <w:bCs/>
+        </w:rPr>
+        <w:t>orders</w:t>
+      </w:r>
+    </w:p>
+    <w:tbl>
+      <w:tblPr>
+        <w:tblStyle w:val="TableGrid"/>
+        <w:tblW w:w="4131" w:type="dxa"/>
+        <w:tblLook w:val="04A0" w:firstRow="1" w:lastRow="0" w:firstColumn="1" w:lastColumn="0" w:noHBand="0" w:noVBand="1"/>
+      </w:tblPr>
+      <w:tblGrid>
+        <w:gridCol w:w="1228"/>
+        <w:gridCol w:w="1737"/>
+        <w:gridCol w:w="1166"/>
+      </w:tblGrid>
+      <w:tr>
+        <w:trPr>
+          <w:trHeight w:val="493"/>
+        </w:trPr>
+        <w:tc>
+          <w:tcPr>
+            <w:tcW w:w="0" w:type="auto"/>
+            <w:hideMark/>
+          </w:tcPr>
+          <w:p>
+            <w:pPr>
+              <w:rPr>
+                <w:b/>
+                <w:bCs/>
+              </w:rPr>
+            </w:pPr>
+            <w:r>
+              <w:rPr>
+                <w:b/>
+                <w:bCs/>
+              </w:rPr>
+              <w:t>order_id</w:t>
+            </w:r>
+          </w:p>
+        </w:tc>
+        <w:tc>
+          <w:tcPr>
+            <w:tcW w:w="0" w:type="auto"/>
+            <w:hideMark/>
+          </w:tcPr>
+          <w:p>
+            <w:pPr>
+              <w:rPr>
+                <w:b/>
+                <w:bCs/>
+              </w:rPr>
+            </w:pPr>
+            <w:r>
+              <w:rPr>
+                <w:b/>
+                <w:bCs/>
+              </w:rPr>
+              <w:t>customer_id</w:t>
+            </w:r>
+          </w:p>
+        </w:tc>
+        <w:tc>
+          <w:tcPr>
+            <w:tcW w:w="0" w:type="auto"/>
+            <w:hideMark/>
+          </w:tcPr>
+          <w:p>
+            <w:pPr>
+              <w:rPr>
+                <w:b/>
+                <w:bCs/>
+              </w:rPr>
+            </w:pPr>
+            <w:r>
+              <w:rPr>
+                <w:b/>
+                <w:bCs/>
+              </w:rPr>
+              <w:t>amount</w:t>
+            </w:r>
+          </w:p>
+        </w:tc>
+      </w:tr>
+      <w:tr>
+        <w:trPr>
+          <w:trHeight w:val="493"/>
+        </w:trPr>
+        <w:tc>
+          <w:tcPr>
+            <w:tcW w:w="0" w:type="auto"/>
+            <w:hideMark/>
+          </w:tcPr>
+          <w:p>
+            <w:r>
+              <w:t>101</w:t>
+            </w:r>
+          </w:p>
+        </w:tc>
+        <w:tc>
+          <w:tcPr>
+            <w:tcW w:w="0" w:type="auto"/>
+            <w:hideMark/>
+          </w:tcPr>
+          <w:p>
+            <w:r>
+              <w:t>1</w:t>
+            </w:r>
+          </w:p>
+        </w:tc>
+        <w:tc>
+          <w:tcPr>
+            <w:tcW w:w="0" w:type="auto"/>
+            <w:hideMark/>
+          </w:tcPr>
+          <w:p>
+            <w:r>
+              <w:t>500</w:t>
+            </w:r>
+          </w:p>
+        </w:tc>
+      </w:tr>
+      <w:tr>
+        <w:trPr>
+          <w:trHeight w:val="513"/>
+        </w:trPr>
+        <w:tc>
+          <w:tcPr>
+            <w:tcW w:w="0" w:type="auto"/>
+            <w:hideMark/>
+          </w:tcPr>
+          <w:p>
+            <w:r>
+              <w:lastRenderedPageBreak/>
+              <w:t>102</w:t>
+            </w:r>
+          </w:p>
+        </w:tc>
+        <w:tc>
+          <w:tcPr>
+            <w:tcW w:w="0" w:type="auto"/>
+            <w:hideMark/>
+          </w:tcPr>
+          <w:p>
+            <w:r>
+              <w:t>1</w:t>
+            </w:r>
+          </w:p>
+        </w:tc>
+        <w:tc>
+          <w:tcPr>
+            <w:tcW w:w="0" w:type="auto"/>
+            <w:hideMark/>
+          </w:tcPr>
+          <w:p>
+            <w:r>
+              <w:t>300</w:t>
+            </w:r>
+          </w:p>
+        </w:tc>
+      </w:tr>
+      <w:tr>
+        <w:trPr>
+          <w:trHeight w:val="493"/>
+        </w:trPr>
+        <w:tc>
+          <w:tcPr>
+            <w:tcW w:w="0" w:type="auto"/>
+            <w:hideMark/>
+          </w:tcPr>
+          <w:p>
+            <w:r>
+              <w:t>103</w:t>
+            </w:r>
+          </w:p>
+        </w:tc>
+        <w:tc>
+          <w:tcPr>
+            <w:tcW w:w="0" w:type="auto"/>
+            <w:hideMark/>
+          </w:tcPr>
+          <w:p>
+            <w:r>
+              <w:t>3</w:t>
+            </w:r>
+          </w:p>
+        </w:tc>
+        <w:tc>
+          <w:tcPr>
+            <w:tcW w:w="0" w:type="auto"/>
+            <w:hideMark/>
+          </w:tcPr>
+          <w:p>
+            <w:r>
+              <w:t>700</w:t>
+            </w:r>
+          </w:p>
+        </w:tc>
+      </w:tr>
+    </w:tbl>
+    <w:p>
+      <w:r>
+        <w:pict w14:anchorId="4BB2FC1E">
+          <v:rect id="_x0000_i1028" style="width:0;height:1.5pt" o:hralign="center" o:hrstd="t" o:hr="t" fillcolor="#a0a0a0" stroked="f"/>
+        </w:pict>
+      </w:r>
+    </w:p>
+    <w:p>
+      <w:pPr>
+        <w:rPr>
+          <w:b/>
+          <w:bCs/>
+        </w:rPr>
+      </w:pPr>
+      <w:r>
+        <w:rPr>
+          <w:b/>
+          <w:bCs/>
+        </w:rPr>
+        <w:t>Step 1 — LEFT JOIN</w:t>
+      </w:r>
+    </w:p>
+    <w:p>
+      <w:r>
+        <w:t>Query:</w:t>
+      </w:r>
+    </w:p>
+    <w:p>
+      <w:r>
+        <w:t>SELECT c.customer_id, c.name, o.order_id</w:t>
+      </w:r>
+      <w:r>
+        <w:br/>
+        <w:t>FROM customers c</w:t>
+      </w:r>
+      <w:r>
+        <w:br/>
+        <w:t>LEFT JOIN orders o</w:t>
+      </w:r>
+      <w:r>
+        <w:br/>
+        <w:t>ON c.customer_id = o.customer_id;</w:t>
+      </w:r>
+    </w:p>
+    <w:p>
+      <w:pPr>
+        <w:rPr>
+          <w:b/>
+          <w:bCs/>
+        </w:rPr>
+      </w:pPr>
+      <w:r>
+        <w:rPr>
+          <w:b/>
+          <w:bCs/>
+        </w:rPr>
+        <w:t>Result after LEFT JOIN</w:t>
+      </w:r>
+    </w:p>
+    <w:tbl>
+      <w:tblPr>
+        <w:tblStyle w:val="TableGrid"/>
+        <w:tblW w:w="4304" w:type="dxa"/>
+        <w:tblLook w:val="04A0" w:firstRow="1" w:lastRow="0" w:firstColumn="1" w:lastColumn="0" w:noHBand="0" w:noVBand="1"/>
+      </w:tblPr>
+      <w:tblGrid>
+        <w:gridCol w:w="1878"/>
+        <w:gridCol w:w="1097"/>
+        <w:gridCol w:w="1329"/>
+      </w:tblGrid>
+      <w:tr>
+        <w:trPr>
+          <w:trHeight w:val="413"/>
+        </w:trPr>
+        <w:tc>
+          <w:tcPr>
+            <w:tcW w:w="0" w:type="auto"/>
+            <w:hideMark/>
+          </w:tcPr>
+          <w:p>
+            <w:pPr>
+              <w:rPr>
+                <w:b/>
+                <w:bCs/>
+              </w:rPr>
+            </w:pPr>
+            <w:r>
+              <w:rPr>
+                <w:b/>
+                <w:bCs/>
+              </w:rPr>
+              <w:t>customer_id</w:t>
+            </w:r>
+          </w:p>
+        </w:tc>
+        <w:tc>
+          <w:tcPr>
+            <w:tcW w:w="0" w:type="auto"/>
+            <w:hideMark/>
+          </w:tcPr>
+          <w:p>
+            <w:pPr>
+              <w:rPr>
+                <w:b/>
+                <w:bCs/>
+              </w:rPr>
+            </w:pPr>
+            <w:r>
+              <w:rPr>
+                <w:b/>
+                <w:bCs/>
+              </w:rPr>
+              <w:t>name</w:t>
+            </w:r>
+          </w:p>
+        </w:tc>
+        <w:tc>
+          <w:tcPr>
+            <w:tcW w:w="0" w:type="auto"/>
+            <w:hideMark/>
+          </w:tcPr>
+          <w:p>
+            <w:pPr>
+              <w:rPr>
+                <w:b/>
+                <w:bCs/>
+              </w:rPr>
+            </w:pPr>
+            <w:r>
+              <w:rPr>
+                <w:b/>
+                <w:bCs/>
+              </w:rPr>
+              <w:t>order_id</w:t>
+            </w:r>
+          </w:p>
+        </w:tc>
+      </w:tr>
+      <w:tr>
+        <w:trPr>
+          <w:trHeight w:val="413"/>
+        </w:trPr>
+        <w:tc>
+          <w:tcPr>
+            <w:tcW w:w="0" w:type="auto"/>
+            <w:hideMark/>
+          </w:tcPr>
+          <w:p>
+            <w:r>
+              <w:t>1</w:t>
+            </w:r>
+          </w:p>
+        </w:tc>
+        <w:tc>
+          <w:tcPr>
+            <w:tcW w:w="0" w:type="auto"/>
+            <w:hideMark/>
+          </w:tcPr>
+          <w:p>
+            <w:r>
+              <w:t>Ram</w:t>
+            </w:r>
+          </w:p>
+        </w:tc>
+        <w:tc>
+          <w:tcPr>
+            <w:tcW w:w="0" w:type="auto"/>
+            <w:hideMark/>
+          </w:tcPr>
+          <w:p>
+            <w:r>
+              <w:t>101</w:t>
+            </w:r>
+          </w:p>
+        </w:tc>
+      </w:tr>
+      <w:tr>
+        <w:trPr>
+          <w:trHeight w:val="431"/>
+        </w:trPr>
+        <w:tc>
+          <w:tcPr>
+            <w:tcW w:w="0" w:type="auto"/>
+            <w:hideMark/>
+          </w:tcPr>
+          <w:p>
+            <w:r>
+              <w:t>1</w:t>
+            </w:r>
+          </w:p>
+        </w:tc>
+        <w:tc>
+          <w:tcPr>
+            <w:tcW w:w="0" w:type="auto"/>
+            <w:hideMark/>
+          </w:tcPr>
+          <w:p>
+            <w:r>
+              <w:t>Ram</w:t>
+            </w:r>
+          </w:p>
+        </w:tc>
+        <w:tc>
+          <w:tcPr>
+            <w:tcW w:w="0" w:type="auto"/>
+            <w:hideMark/>
+          </w:tcPr>
+          <w:p>
+            <w:r>
+              <w:t>102</w:t>
+            </w:r>
+          </w:p>
+        </w:tc>
+      </w:tr>
+      <w:tr>
+        <w:trPr>
+          <w:trHeight w:val="413"/>
+        </w:trPr>
+        <w:tc>
+          <w:tcPr>
+            <w:tcW w:w="0" w:type="auto"/>
+            <w:hideMark/>
+          </w:tcPr>
+          <w:p>
+            <w:r>
+              <w:t>2</w:t>
+            </w:r>
+          </w:p>
+        </w:tc>
+        <w:tc>
+          <w:tcPr>
+            <w:tcW w:w="0" w:type="auto"/>
+            <w:hideMark/>
+          </w:tcPr>
+          <w:p>
+            <w:r>
+              <w:t>Shyam</w:t>
+            </w:r>
+          </w:p>
+        </w:tc>
+        <w:tc>
+          <w:tcPr>
+            <w:tcW w:w="0" w:type="auto"/>
+            <w:hideMark/>
+          </w:tcPr>
+          <w:p>
+            <w:r>
+              <w:t>NULL</w:t>
+            </w:r>
+          </w:p>
+        </w:tc>
+      </w:tr>
+      <w:tr>
+        <w:trPr>
+          <w:trHeight w:val="413"/>
+        </w:trPr>
+        <w:tc>
+          <w:tcPr>
+            <w:tcW w:w="0" w:type="auto"/>
+            <w:hideMark/>
+          </w:tcPr>
+          <w:p>
+            <w:r>
+              <w:t>3</w:t>
+            </w:r>
+          </w:p>
+        </w:tc>
+        <w:tc>
+          <w:tcPr>
+            <w:tcW w:w="0" w:type="auto"/>
+            <w:hideMark/>
+          </w:tcPr>
+          <w:p>
+            <w:r>
+              <w:t>Aman</w:t>
+            </w:r>
+          </w:p>
+        </w:tc>
+        <w:tc>
+          <w:tcPr>
+            <w:tcW w:w="0" w:type="auto"/>
+            <w:hideMark/>
+          </w:tcPr>
+          <w:p>
+            <w:r>
+              <w:t>103</w:t>
+            </w:r>
+          </w:p>
+        </w:tc>
+      </w:tr>
+      <w:tr>
+        <w:trPr>
+          <w:trHeight w:val="413"/>
+        </w:trPr>
+        <w:tc>
+          <w:tcPr>
+            <w:tcW w:w="0" w:type="auto"/>
+            <w:hideMark/>
+          </w:tcPr>
+          <w:p>
+            <w:r>
+              <w:t>4</w:t>
+            </w:r>
+          </w:p>
+        </w:tc>
+        <w:tc>
+          <w:tcPr>
+            <w:tcW w:w="0" w:type="auto"/>
+            <w:hideMark/>
+          </w:tcPr>
+          <w:p>
+            <w:r>
+              <w:t>Ravi</w:t>
+            </w:r>
+          </w:p>
+        </w:tc>
+        <w:tc>
+          <w:tcPr>
+            <w:tcW w:w="0" w:type="auto"/>
+            <w:hideMark/>
+          </w:tcPr>
+          <w:p>
+            <w:r>
+              <w:t>NULL</w:t>
+            </w:r>
+          </w:p>
+        </w:tc>
+      </w:tr>
+    </w:tbl>
+    <w:p>
+      <w:r>
+        <w:t>Explanation:</w:t>
+      </w:r>
+    </w:p>
+    <w:p>
+      <w:pPr>
+        <w:numPr>
+          <w:ilvl w:val="0"/>
+          <w:numId w:val="4"/>
+        </w:numPr>
+      </w:pPr>
+      <w:r>
+        <w:rPr>
+          <w:b/>
+          <w:bCs/>
+        </w:rPr>
+        <w:t>LEFT JOIN keeps all rows from the customers table</w:t>
+      </w:r>
+    </w:p>
+    <w:p>
+      <w:pPr>
+        <w:numPr>
+          <w:ilvl w:val="0"/>
+          <w:numId w:val="4"/>
+        </w:numPr>
+      </w:pPr>
+      <w:r>
+        <w:t xml:space="preserve">If a customer has no order, the </w:t>
+      </w:r>
+      <w:r>
+        <w:rPr>
+          <w:b/>
+          <w:bCs/>
+        </w:rPr>
+        <w:t>order columns become NULL</w:t>
+      </w:r>
+    </w:p>
+    <w:p>
+      <w:r>
+        <w:t>So:</w:t>
+      </w:r>
+    </w:p>
+    <w:p>
+      <w:pPr>
+        <w:numPr>
+          <w:ilvl w:val="0"/>
+          <w:numId w:val="5"/>
+        </w:numPr>
+      </w:pPr>
+      <w:r>
+        <w:t>Shyam → no order</w:t>
+      </w:r>
+    </w:p>
+    <w:p>
+      <w:pPr>
+        <w:numPr>
+          <w:ilvl w:val="0"/>
+          <w:numId w:val="5"/>
+        </w:numPr>
+      </w:pPr>
+      <w:r>
+        <w:t>Ravi → no order</w:t>
+      </w:r>
+    </w:p>
+    <w:p>
+      <w:r>
+        <w:pict w14:anchorId="2C7EF453">
+          <v:rect id="_x0000_i1029" style="width:0;height:1.5pt" o:hralign="center" o:hrstd="t" o:hr="t" fillcolor="#a0a0a0" stroked="f"/>
+        </w:pict>
+      </w:r>
+    </w:p>
+    <w:p>
+      <w:pPr>
+        <w:rPr>
+          <w:b/>
+          <w:bCs/>
+        </w:rPr>
+      </w:pPr>
+      <w:r>
+        <w:rPr>
+          <w:b/>
+          <w:bCs/>
+        </w:rPr>
+        <w:t>Step 2 — Filter rows where order is NULL</w:t>
+      </w:r>
+    </w:p>
+    <w:p>
+      <w:r>
+        <w:t>Query:</w:t>
+      </w:r>
+    </w:p>
+    <w:p>
+      <w:r>
+        <w:t>SELECT c.*</w:t>
+      </w:r>
+      <w:r>
+        <w:br/>
+        <w:t>FROM customers c</w:t>
+      </w:r>
+      <w:r>
+        <w:br/>
+        <w:t>LEFT JOIN orders o</w:t>
+      </w:r>
+      <w:r>
+        <w:br/>
+        <w:t>ON c.customer_id = o.customer_id</w:t>
+      </w:r>
+      <w:r>
+        <w:br/>
+        <w:t>WHERE o.customer_id IS NULL;</w:t>
+      </w:r>
+    </w:p>
+    <w:p>
+      <w:pPr>
+        <w:rPr>
+          <w:b/>
+          <w:bCs/>
+        </w:rPr>
+      </w:pPr>
+      <w:r>
+        <w:rPr>
+          <w:b/>
+          <w:bCs/>
+        </w:rPr>
+        <w:t>Final Result</w:t>
       </w:r>
     </w:p>
     <w:tbl>
@@ -1144,968 +2045,7 @@
                 <w:b/>
                 <w:bCs/>
               </w:rPr>
-              <w:t>customer_id</w:t>
-            </w:r>
-          </w:p>
-        </w:tc>
-        <w:tc>
-          <w:tcPr>
-            <w:tcW w:w="0" w:type="auto"/>
-            <w:vAlign w:val="center"/>
-            <w:hideMark/>
-          </w:tcPr>
-          <w:p>
-            <w:pPr>
-              <w:rPr>
-                <w:b/>
-                <w:bCs/>
-              </w:rPr>
-            </w:pPr>
-            <w:r>
-              <w:rPr>
-                <w:b/>
-                <w:bCs/>
-              </w:rPr>
-              <w:t>name</w:t>
-            </w:r>
-          </w:p>
-        </w:tc>
-        <w:tc>
-          <w:tcPr>
-            <w:tcW w:w="0" w:type="auto"/>
-            <w:vAlign w:val="center"/>
-            <w:hideMark/>
-          </w:tcPr>
-          <w:p>
-            <w:pPr>
-              <w:rPr>
-                <w:b/>
-                <w:bCs/>
-              </w:rPr>
-            </w:pPr>
-            <w:r>
-              <w:rPr>
-                <w:b/>
-                <w:bCs/>
-              </w:rPr>
-              <w:t>city</w:t>
-            </w:r>
-          </w:p>
-        </w:tc>
-      </w:tr>
-      <w:tr>
-        <w:trPr>
-          <w:tblCellSpacing w:w="15" w:type="dxa"/>
-        </w:trPr>
-        <w:tc>
-          <w:tcPr>
-            <w:tcW w:w="0" w:type="auto"/>
-            <w:vAlign w:val="center"/>
-            <w:hideMark/>
-          </w:tcPr>
-          <w:p>
-            <w:r>
-              <w:t>1</w:t>
-            </w:r>
-          </w:p>
-        </w:tc>
-        <w:tc>
-          <w:tcPr>
-            <w:tcW w:w="0" w:type="auto"/>
-            <w:vAlign w:val="center"/>
-            <w:hideMark/>
-          </w:tcPr>
-          <w:p>
-            <w:r>
-              <w:t>Ram</w:t>
-            </w:r>
-          </w:p>
-        </w:tc>
-        <w:tc>
-          <w:tcPr>
-            <w:tcW w:w="0" w:type="auto"/>
-            <w:vAlign w:val="center"/>
-            <w:hideMark/>
-          </w:tcPr>
-          <w:p>
-            <w:r>
-              <w:t>Delhi</w:t>
-            </w:r>
-          </w:p>
-        </w:tc>
-      </w:tr>
-      <w:tr>
-        <w:trPr>
-          <w:tblCellSpacing w:w="15" w:type="dxa"/>
-        </w:trPr>
-        <w:tc>
-          <w:tcPr>
-            <w:tcW w:w="0" w:type="auto"/>
-            <w:vAlign w:val="center"/>
-            <w:hideMark/>
-          </w:tcPr>
-          <w:p>
-            <w:r>
-              <w:t>2</w:t>
-            </w:r>
-          </w:p>
-        </w:tc>
-        <w:tc>
-          <w:tcPr>
-            <w:tcW w:w="0" w:type="auto"/>
-            <w:vAlign w:val="center"/>
-            <w:hideMark/>
-          </w:tcPr>
-          <w:p>
-            <w:r>
-              <w:t>Shyam</w:t>
-            </w:r>
-          </w:p>
-        </w:tc>
-        <w:tc>
-          <w:tcPr>
-            <w:tcW w:w="0" w:type="auto"/>
-            <w:vAlign w:val="center"/>
-            <w:hideMark/>
-          </w:tcPr>
-          <w:p>
-            <w:r>
-              <w:t>Mumbai</w:t>
-            </w:r>
-          </w:p>
-        </w:tc>
-      </w:tr>
-      <w:tr>
-        <w:trPr>
-          <w:tblCellSpacing w:w="15" w:type="dxa"/>
-        </w:trPr>
-        <w:tc>
-          <w:tcPr>
-            <w:tcW w:w="0" w:type="auto"/>
-            <w:vAlign w:val="center"/>
-            <w:hideMark/>
-          </w:tcPr>
-          <w:p>
-            <w:r>
-              <w:t>3</w:t>
-            </w:r>
-          </w:p>
-        </w:tc>
-        <w:tc>
-          <w:tcPr>
-            <w:tcW w:w="0" w:type="auto"/>
-            <w:vAlign w:val="center"/>
-            <w:hideMark/>
-          </w:tcPr>
-          <w:p>
-            <w:r>
-              <w:t>Aman</w:t>
-            </w:r>
-          </w:p>
-        </w:tc>
-        <w:tc>
-          <w:tcPr>
-            <w:tcW w:w="0" w:type="auto"/>
-            <w:vAlign w:val="center"/>
-            <w:hideMark/>
-          </w:tcPr>
-          <w:p>
-            <w:r>
-              <w:t>Pune</w:t>
-            </w:r>
-          </w:p>
-        </w:tc>
-      </w:tr>
-      <w:tr>
-        <w:trPr>
-          <w:tblCellSpacing w:w="15" w:type="dxa"/>
-        </w:trPr>
-        <w:tc>
-          <w:tcPr>
-            <w:tcW w:w="0" w:type="auto"/>
-            <w:vAlign w:val="center"/>
-            <w:hideMark/>
-          </w:tcPr>
-          <w:p>
-            <w:r>
-              <w:t>4</w:t>
-            </w:r>
-          </w:p>
-        </w:tc>
-        <w:tc>
-          <w:tcPr>
-            <w:tcW w:w="0" w:type="auto"/>
-            <w:vAlign w:val="center"/>
-            <w:hideMark/>
-          </w:tcPr>
-          <w:p>
-            <w:r>
-              <w:t>Ravi</w:t>
-            </w:r>
-          </w:p>
-        </w:tc>
-        <w:tc>
-          <w:tcPr>
-            <w:tcW w:w="0" w:type="auto"/>
-            <w:vAlign w:val="center"/>
-            <w:hideMark/>
-          </w:tcPr>
-          <w:p>
-            <w:r>
-              <w:t>Delhi</w:t>
-            </w:r>
-          </w:p>
-        </w:tc>
-      </w:tr>
-    </w:tbl>
-    <w:p>
-      <w:r>
-        <w:rPr>
-          <w:b/>
-          <w:bCs/>
-        </w:rPr>
-        <w:t>orders</w:t>
-      </w:r>
-    </w:p>
-    <w:tbl>
-      <w:tblPr>
-        <w:tblW w:w="0" w:type="auto"/>
-        <w:tblCellSpacing w:w="15" w:type="dxa"/>
-        <w:tblCellMar>
-          <w:top w:w="15" w:type="dxa"/>
-          <w:left w:w="15" w:type="dxa"/>
-          <w:bottom w:w="15" w:type="dxa"/>
-          <w:right w:w="15" w:type="dxa"/>
-        </w:tblCellMar>
-        <w:tblLook w:val="04A0" w:firstRow="1" w:lastRow="0" w:firstColumn="1" w:lastColumn="0" w:noHBand="0" w:noVBand="1"/>
-      </w:tblPr>
-      <w:tblGrid>
-        <w:gridCol w:w="977"/>
-        <w:gridCol w:w="1425"/>
-        <w:gridCol w:w="921"/>
-      </w:tblGrid>
-      <w:tr>
-        <w:trPr>
-          <w:tblHeader/>
-          <w:tblCellSpacing w:w="15" w:type="dxa"/>
-        </w:trPr>
-        <w:tc>
-          <w:tcPr>
-            <w:tcW w:w="0" w:type="auto"/>
-            <w:vAlign w:val="center"/>
-            <w:hideMark/>
-          </w:tcPr>
-          <w:p>
-            <w:pPr>
-              <w:rPr>
-                <w:b/>
-                <w:bCs/>
-              </w:rPr>
-            </w:pPr>
-            <w:r>
-              <w:rPr>
-                <w:b/>
-                <w:bCs/>
-              </w:rPr>
-              <w:t>order_id</w:t>
-            </w:r>
-          </w:p>
-        </w:tc>
-        <w:tc>
-          <w:tcPr>
-            <w:tcW w:w="0" w:type="auto"/>
-            <w:vAlign w:val="center"/>
-            <w:hideMark/>
-          </w:tcPr>
-          <w:p>
-            <w:pPr>
-              <w:rPr>
-                <w:b/>
-                <w:bCs/>
-              </w:rPr>
-            </w:pPr>
-            <w:r>
-              <w:rPr>
-                <w:b/>
-                <w:bCs/>
-              </w:rPr>
-              <w:t>customer_id</w:t>
-            </w:r>
-          </w:p>
-        </w:tc>
-        <w:tc>
-          <w:tcPr>
-            <w:tcW w:w="0" w:type="auto"/>
-            <w:vAlign w:val="center"/>
-            <w:hideMark/>
-          </w:tcPr>
-          <w:p>
-            <w:pPr>
-              <w:rPr>
-                <w:b/>
-                <w:bCs/>
-              </w:rPr>
-            </w:pPr>
-            <w:r>
-              <w:rPr>
-                <w:b/>
-                <w:bCs/>
-              </w:rPr>
-              <w:t>amount</w:t>
-            </w:r>
-          </w:p>
-        </w:tc>
-      </w:tr>
-      <w:tr>
-        <w:trPr>
-          <w:tblCellSpacing w:w="15" w:type="dxa"/>
-        </w:trPr>
-        <w:tc>
-          <w:tcPr>
-            <w:tcW w:w="0" w:type="auto"/>
-            <w:vAlign w:val="center"/>
-            <w:hideMark/>
-          </w:tcPr>
-          <w:p>
-            <w:r>
-              <w:t>101</w:t>
-            </w:r>
-          </w:p>
-        </w:tc>
-        <w:tc>
-          <w:tcPr>
-            <w:tcW w:w="0" w:type="auto"/>
-            <w:vAlign w:val="center"/>
-            <w:hideMark/>
-          </w:tcPr>
-          <w:p>
-            <w:r>
-              <w:t>1</w:t>
-            </w:r>
-          </w:p>
-        </w:tc>
-        <w:tc>
-          <w:tcPr>
-            <w:tcW w:w="0" w:type="auto"/>
-            <w:vAlign w:val="center"/>
-            <w:hideMark/>
-          </w:tcPr>
-          <w:p>
-            <w:r>
-              <w:t>500</w:t>
-            </w:r>
-          </w:p>
-        </w:tc>
-      </w:tr>
-      <w:tr>
-        <w:trPr>
-          <w:tblCellSpacing w:w="15" w:type="dxa"/>
-        </w:trPr>
-        <w:tc>
-          <w:tcPr>
-            <w:tcW w:w="0" w:type="auto"/>
-            <w:vAlign w:val="center"/>
-            <w:hideMark/>
-          </w:tcPr>
-          <w:p>
-            <w:r>
-              <w:t>102</w:t>
-            </w:r>
-          </w:p>
-        </w:tc>
-        <w:tc>
-          <w:tcPr>
-            <w:tcW w:w="0" w:type="auto"/>
-            <w:vAlign w:val="center"/>
-            <w:hideMark/>
-          </w:tcPr>
-          <w:p>
-            <w:r>
-              <w:t>1</w:t>
-            </w:r>
-          </w:p>
-        </w:tc>
-        <w:tc>
-          <w:tcPr>
-            <w:tcW w:w="0" w:type="auto"/>
-            <w:vAlign w:val="center"/>
-            <w:hideMark/>
-          </w:tcPr>
-          <w:p>
-            <w:r>
-              <w:t>300</w:t>
-            </w:r>
-          </w:p>
-        </w:tc>
-      </w:tr>
-      <w:tr>
-        <w:trPr>
-          <w:tblCellSpacing w:w="15" w:type="dxa"/>
-        </w:trPr>
-        <w:tc>
-          <w:tcPr>
-            <w:tcW w:w="0" w:type="auto"/>
-            <w:vAlign w:val="center"/>
-            <w:hideMark/>
-          </w:tcPr>
-          <w:p>
-            <w:r>
               <w:lastRenderedPageBreak/>
-              <w:t>103</w:t>
-            </w:r>
-          </w:p>
-        </w:tc>
-        <w:tc>
-          <w:tcPr>
-            <w:tcW w:w="0" w:type="auto"/>
-            <w:vAlign w:val="center"/>
-            <w:hideMark/>
-          </w:tcPr>
-          <w:p>
-            <w:r>
-              <w:t>3</w:t>
-            </w:r>
-          </w:p>
-        </w:tc>
-        <w:tc>
-          <w:tcPr>
-            <w:tcW w:w="0" w:type="auto"/>
-            <w:vAlign w:val="center"/>
-            <w:hideMark/>
-          </w:tcPr>
-          <w:p>
-            <w:r>
-              <w:t>700</w:t>
-            </w:r>
-          </w:p>
-        </w:tc>
-      </w:tr>
-    </w:tbl>
-    <w:p>
-      <w:r>
-        <w:pict w14:anchorId="4BB2FC1E">
-          <v:rect id="_x0000_i1641" style="width:0;height:1.5pt" o:hralign="center" o:hrstd="t" o:hr="t" fillcolor="#a0a0a0" stroked="f"/>
-        </w:pict>
-      </w:r>
-    </w:p>
-    <w:p>
-      <w:pPr>
-        <w:rPr>
-          <w:b/>
-          <w:bCs/>
-        </w:rPr>
-      </w:pPr>
-      <w:r>
-        <w:rPr>
-          <w:b/>
-          <w:bCs/>
-        </w:rPr>
-        <w:t>Step 1 — LEFT JOIN</w:t>
-      </w:r>
-    </w:p>
-    <w:p>
-      <w:r>
-        <w:t>Query:</w:t>
-      </w:r>
-    </w:p>
-    <w:p>
-      <w:r>
-        <w:t>SELECT c.customer_id, c.name, o.order_id</w:t>
-      </w:r>
-      <w:r>
-        <w:br/>
-        <w:t>FROM customers c</w:t>
-      </w:r>
-      <w:r>
-        <w:br/>
-        <w:t>LEFT JOIN orders o</w:t>
-      </w:r>
-      <w:r>
-        <w:br/>
-        <w:t>ON c.customer_id = o.customer_id;</w:t>
-      </w:r>
-    </w:p>
-    <w:p>
-      <w:pPr>
-        <w:rPr>
-          <w:b/>
-          <w:bCs/>
-        </w:rPr>
-      </w:pPr>
-      <w:r>
-        <w:rPr>
-          <w:b/>
-          <w:bCs/>
-        </w:rPr>
-        <w:t>Result after LEFT JOIN</w:t>
-      </w:r>
-    </w:p>
-    <w:tbl>
-      <w:tblPr>
-        <w:tblW w:w="0" w:type="auto"/>
-        <w:tblCellSpacing w:w="15" w:type="dxa"/>
-        <w:tblCellMar>
-          <w:top w:w="15" w:type="dxa"/>
-          <w:left w:w="15" w:type="dxa"/>
-          <w:bottom w:w="15" w:type="dxa"/>
-          <w:right w:w="15" w:type="dxa"/>
-        </w:tblCellMar>
-        <w:tblLook w:val="04A0" w:firstRow="1" w:lastRow="0" w:firstColumn="1" w:lastColumn="0" w:noHBand="0" w:noVBand="1"/>
-      </w:tblPr>
-      <w:tblGrid>
-        <w:gridCol w:w="1440"/>
-        <w:gridCol w:w="767"/>
-        <w:gridCol w:w="977"/>
-      </w:tblGrid>
-      <w:tr>
-        <w:trPr>
-          <w:tblHeader/>
-          <w:tblCellSpacing w:w="15" w:type="dxa"/>
-        </w:trPr>
-        <w:tc>
-          <w:tcPr>
-            <w:tcW w:w="0" w:type="auto"/>
-            <w:vAlign w:val="center"/>
-            <w:hideMark/>
-          </w:tcPr>
-          <w:p>
-            <w:pPr>
-              <w:rPr>
-                <w:b/>
-                <w:bCs/>
-              </w:rPr>
-            </w:pPr>
-            <w:r>
-              <w:rPr>
-                <w:b/>
-                <w:bCs/>
-              </w:rPr>
-              <w:t>customer_id</w:t>
-            </w:r>
-          </w:p>
-        </w:tc>
-        <w:tc>
-          <w:tcPr>
-            <w:tcW w:w="0" w:type="auto"/>
-            <w:vAlign w:val="center"/>
-            <w:hideMark/>
-          </w:tcPr>
-          <w:p>
-            <w:pPr>
-              <w:rPr>
-                <w:b/>
-                <w:bCs/>
-              </w:rPr>
-            </w:pPr>
-            <w:r>
-              <w:rPr>
-                <w:b/>
-                <w:bCs/>
-              </w:rPr>
-              <w:t>name</w:t>
-            </w:r>
-          </w:p>
-        </w:tc>
-        <w:tc>
-          <w:tcPr>
-            <w:tcW w:w="0" w:type="auto"/>
-            <w:vAlign w:val="center"/>
-            <w:hideMark/>
-          </w:tcPr>
-          <w:p>
-            <w:pPr>
-              <w:rPr>
-                <w:b/>
-                <w:bCs/>
-              </w:rPr>
-            </w:pPr>
-            <w:r>
-              <w:rPr>
-                <w:b/>
-                <w:bCs/>
-              </w:rPr>
-              <w:t>order_id</w:t>
-            </w:r>
-          </w:p>
-        </w:tc>
-      </w:tr>
-      <w:tr>
-        <w:trPr>
-          <w:tblCellSpacing w:w="15" w:type="dxa"/>
-        </w:trPr>
-        <w:tc>
-          <w:tcPr>
-            <w:tcW w:w="0" w:type="auto"/>
-            <w:vAlign w:val="center"/>
-            <w:hideMark/>
-          </w:tcPr>
-          <w:p>
-            <w:r>
-              <w:t>1</w:t>
-            </w:r>
-          </w:p>
-        </w:tc>
-        <w:tc>
-          <w:tcPr>
-            <w:tcW w:w="0" w:type="auto"/>
-            <w:vAlign w:val="center"/>
-            <w:hideMark/>
-          </w:tcPr>
-          <w:p>
-            <w:r>
-              <w:t>Ram</w:t>
-            </w:r>
-          </w:p>
-        </w:tc>
-        <w:tc>
-          <w:tcPr>
-            <w:tcW w:w="0" w:type="auto"/>
-            <w:vAlign w:val="center"/>
-            <w:hideMark/>
-          </w:tcPr>
-          <w:p>
-            <w:r>
-              <w:t>101</w:t>
-            </w:r>
-          </w:p>
-        </w:tc>
-      </w:tr>
-      <w:tr>
-        <w:trPr>
-          <w:tblCellSpacing w:w="15" w:type="dxa"/>
-        </w:trPr>
-        <w:tc>
-          <w:tcPr>
-            <w:tcW w:w="0" w:type="auto"/>
-            <w:vAlign w:val="center"/>
-            <w:hideMark/>
-          </w:tcPr>
-          <w:p>
-            <w:r>
-              <w:t>1</w:t>
-            </w:r>
-          </w:p>
-        </w:tc>
-        <w:tc>
-          <w:tcPr>
-            <w:tcW w:w="0" w:type="auto"/>
-            <w:vAlign w:val="center"/>
-            <w:hideMark/>
-          </w:tcPr>
-          <w:p>
-            <w:r>
-              <w:t>Ram</w:t>
-            </w:r>
-          </w:p>
-        </w:tc>
-        <w:tc>
-          <w:tcPr>
-            <w:tcW w:w="0" w:type="auto"/>
-            <w:vAlign w:val="center"/>
-            <w:hideMark/>
-          </w:tcPr>
-          <w:p>
-            <w:r>
-              <w:t>102</w:t>
-            </w:r>
-          </w:p>
-        </w:tc>
-      </w:tr>
-      <w:tr>
-        <w:trPr>
-          <w:tblCellSpacing w:w="15" w:type="dxa"/>
-        </w:trPr>
-        <w:tc>
-          <w:tcPr>
-            <w:tcW w:w="0" w:type="auto"/>
-            <w:vAlign w:val="center"/>
-            <w:hideMark/>
-          </w:tcPr>
-          <w:p>
-            <w:r>
-              <w:t>2</w:t>
-            </w:r>
-          </w:p>
-        </w:tc>
-        <w:tc>
-          <w:tcPr>
-            <w:tcW w:w="0" w:type="auto"/>
-            <w:vAlign w:val="center"/>
-            <w:hideMark/>
-          </w:tcPr>
-          <w:p>
-            <w:r>
-              <w:t>Shyam</w:t>
-            </w:r>
-          </w:p>
-        </w:tc>
-        <w:tc>
-          <w:tcPr>
-            <w:tcW w:w="0" w:type="auto"/>
-            <w:vAlign w:val="center"/>
-            <w:hideMark/>
-          </w:tcPr>
-          <w:p>
-            <w:r>
-              <w:t>NULL</w:t>
-            </w:r>
-          </w:p>
-        </w:tc>
-      </w:tr>
-      <w:tr>
-        <w:trPr>
-          <w:tblCellSpacing w:w="15" w:type="dxa"/>
-        </w:trPr>
-        <w:tc>
-          <w:tcPr>
-            <w:tcW w:w="0" w:type="auto"/>
-            <w:vAlign w:val="center"/>
-            <w:hideMark/>
-          </w:tcPr>
-          <w:p>
-            <w:r>
-              <w:t>3</w:t>
-            </w:r>
-          </w:p>
-        </w:tc>
-        <w:tc>
-          <w:tcPr>
-            <w:tcW w:w="0" w:type="auto"/>
-            <w:vAlign w:val="center"/>
-            <w:hideMark/>
-          </w:tcPr>
-          <w:p>
-            <w:r>
-              <w:t>Aman</w:t>
-            </w:r>
-          </w:p>
-        </w:tc>
-        <w:tc>
-          <w:tcPr>
-            <w:tcW w:w="0" w:type="auto"/>
-            <w:vAlign w:val="center"/>
-            <w:hideMark/>
-          </w:tcPr>
-          <w:p>
-            <w:r>
-              <w:t>103</w:t>
-            </w:r>
-          </w:p>
-        </w:tc>
-      </w:tr>
-      <w:tr>
-        <w:trPr>
-          <w:tblCellSpacing w:w="15" w:type="dxa"/>
-        </w:trPr>
-        <w:tc>
-          <w:tcPr>
-            <w:tcW w:w="0" w:type="auto"/>
-            <w:vAlign w:val="center"/>
-            <w:hideMark/>
-          </w:tcPr>
-          <w:p>
-            <w:r>
-              <w:t>4</w:t>
-            </w:r>
-          </w:p>
-        </w:tc>
-        <w:tc>
-          <w:tcPr>
-            <w:tcW w:w="0" w:type="auto"/>
-            <w:vAlign w:val="center"/>
-            <w:hideMark/>
-          </w:tcPr>
-          <w:p>
-            <w:r>
-              <w:t>Ravi</w:t>
-            </w:r>
-          </w:p>
-        </w:tc>
-        <w:tc>
-          <w:tcPr>
-            <w:tcW w:w="0" w:type="auto"/>
-            <w:vAlign w:val="center"/>
-            <w:hideMark/>
-          </w:tcPr>
-          <w:p>
-            <w:r>
-              <w:t>NULL</w:t>
-            </w:r>
-          </w:p>
-        </w:tc>
-      </w:tr>
-    </w:tbl>
-    <w:p>
-      <w:r>
-        <w:t>Explanation:</w:t>
-      </w:r>
-    </w:p>
-    <w:p>
-      <w:pPr>
-        <w:numPr>
-          <w:ilvl w:val="0"/>
-          <w:numId w:val="4"/>
-        </w:numPr>
-      </w:pPr>
-      <w:r>
-        <w:rPr>
-          <w:b/>
-          <w:bCs/>
-        </w:rPr>
-        <w:t>LEFT JOIN keeps all rows from the customers table</w:t>
-      </w:r>
-    </w:p>
-    <w:p>
-      <w:pPr>
-        <w:numPr>
-          <w:ilvl w:val="0"/>
-          <w:numId w:val="4"/>
-        </w:numPr>
-      </w:pPr>
-      <w:r>
-        <w:t xml:space="preserve">If a customer has no order, the </w:t>
-      </w:r>
-      <w:r>
-        <w:rPr>
-          <w:b/>
-          <w:bCs/>
-        </w:rPr>
-        <w:t>order columns become NULL</w:t>
-      </w:r>
-    </w:p>
-    <w:p>
-      <w:r>
-        <w:t>So:</w:t>
-      </w:r>
-    </w:p>
-    <w:p>
-      <w:pPr>
-        <w:numPr>
-          <w:ilvl w:val="0"/>
-          <w:numId w:val="5"/>
-        </w:numPr>
-      </w:pPr>
-      <w:r>
-        <w:t>Shyam → no order</w:t>
-      </w:r>
-    </w:p>
-    <w:p>
-      <w:pPr>
-        <w:numPr>
-          <w:ilvl w:val="0"/>
-          <w:numId w:val="5"/>
-        </w:numPr>
-      </w:pPr>
-      <w:r>
-        <w:t>Ravi → no order</w:t>
-      </w:r>
-    </w:p>
-    <w:p>
-      <w:r>
-        <w:pict w14:anchorId="2C7EF453">
-          <v:rect id="_x0000_i1642" style="width:0;height:1.5pt" o:hralign="center" o:hrstd="t" o:hr="t" fillcolor="#a0a0a0" stroked="f"/>
-        </w:pict>
-      </w:r>
-    </w:p>
-    <w:p>
-      <w:pPr>
-        <w:rPr>
-          <w:b/>
-          <w:bCs/>
-        </w:rPr>
-      </w:pPr>
-      <w:r>
-        <w:rPr>
-          <w:b/>
-          <w:bCs/>
-        </w:rPr>
-        <w:t>Step 2 — Filter rows where order is NULL</w:t>
-      </w:r>
-    </w:p>
-    <w:p>
-      <w:r>
-        <w:t>Query:</w:t>
-      </w:r>
-    </w:p>
-    <w:p>
-      <w:r>
-        <w:t>SELECT c.*</w:t>
-      </w:r>
-      <w:r>
-        <w:br/>
-        <w:t>FROM customers c</w:t>
-      </w:r>
-      <w:r>
-        <w:br/>
-        <w:t>LEFT JOIN orders o</w:t>
-      </w:r>
-      <w:r>
-        <w:br/>
-      </w:r>
-      <w:r>
-        <w:lastRenderedPageBreak/>
-        <w:t>ON c.customer_id = o.customer_id</w:t>
-      </w:r>
-      <w:r>
-        <w:br/>
-        <w:t>WHERE o.customer_id IS NULL;</w:t>
-      </w:r>
-    </w:p>
-    <w:p>
-      <w:pPr>
-        <w:rPr>
-          <w:b/>
-          <w:bCs/>
-        </w:rPr>
-      </w:pPr>
-      <w:r>
-        <w:rPr>
-          <w:b/>
-          <w:bCs/>
-        </w:rPr>
-        <w:t>Final Result</w:t>
-      </w:r>
-    </w:p>
-    <w:tbl>
-      <w:tblPr>
-        <w:tblW w:w="0" w:type="auto"/>
-        <w:tblCellSpacing w:w="15" w:type="dxa"/>
-        <w:tblCellMar>
-          <w:top w:w="15" w:type="dxa"/>
-          <w:left w:w="15" w:type="dxa"/>
-          <w:bottom w:w="15" w:type="dxa"/>
-          <w:right w:w="15" w:type="dxa"/>
-        </w:tblCellMar>
-        <w:tblLook w:val="04A0" w:firstRow="1" w:lastRow="0" w:firstColumn="1" w:lastColumn="0" w:noHBand="0" w:noVBand="1"/>
-      </w:tblPr>
-      <w:tblGrid>
-        <w:gridCol w:w="1440"/>
-        <w:gridCol w:w="767"/>
-        <w:gridCol w:w="922"/>
-      </w:tblGrid>
-      <w:tr>
-        <w:trPr>
-          <w:tblHeader/>
-          <w:tblCellSpacing w:w="15" w:type="dxa"/>
-        </w:trPr>
-        <w:tc>
-          <w:tcPr>
-            <w:tcW w:w="0" w:type="auto"/>
-            <w:vAlign w:val="center"/>
-            <w:hideMark/>
-          </w:tcPr>
-          <w:p>
-            <w:pPr>
-              <w:rPr>
-                <w:b/>
-                <w:bCs/>
-              </w:rPr>
-            </w:pPr>
-            <w:r>
-              <w:rPr>
-                <w:b/>
-                <w:bCs/>
-              </w:rPr>
               <w:t>customer_id</w:t>
             </w:r>
           </w:p>
@@ -2256,7 +2196,7 @@
     <w:p>
       <w:r>
         <w:pict w14:anchorId="1D6FDD6F">
-          <v:rect id="_x0000_i1643" style="width:0;height:1.5pt" o:hralign="center" o:hrstd="t" o:hr="t" fillcolor="#a0a0a0" stroked="f"/>
+          <v:rect id="_x0000_i1030" style="width:0;height:1.5pt" o:hralign="center" o:hrstd="t" o:hr="t" fillcolor="#a0a0a0" stroked="f"/>
         </w:pict>
       </w:r>
     </w:p>
@@ -2338,7 +2278,7 @@
     <w:p>
       <w:r>
         <w:pict w14:anchorId="678EB786">
-          <v:rect id="_x0000_i1644" style="width:0;height:1.5pt" o:hralign="center" o:hrstd="t" o:hr="t" fillcolor="#a0a0a0" stroked="f"/>
+          <v:rect id="_x0000_i1031" style="width:0;height:1.5pt" o:hralign="center" o:hrstd="t" o:hr="t" fillcolor="#a0a0a0" stroked="f"/>
         </w:pict>
       </w:r>
     </w:p>
@@ -2404,7 +2344,513 @@
     </w:p>
     <w:p>
       <w:r>
+        <w:t>);</w:t>
+      </w:r>
+    </w:p>
+    <w:p>
+      <w:pPr>
+        <w:rPr>
+          <w:b/>
+          <w:bCs/>
+        </w:rPr>
+      </w:pPr>
+      <w:r>
+        <w:rPr>
+          <w:b/>
+          <w:bCs/>
+        </w:rPr>
+        <w:t>34. Total orders per customer</w:t>
+      </w:r>
+    </w:p>
+    <w:p>
+      <w:r>
         <w:lastRenderedPageBreak/>
+        <w:t>SELECT c.name, COUNT(o.order_id)</w:t>
+      </w:r>
+      <w:r>
+        <w:br/>
+        <w:t>FROM customers c</w:t>
+      </w:r>
+      <w:r>
+        <w:br/>
+        <w:t>JOIN orders o</w:t>
+      </w:r>
+      <w:r>
+        <w:br/>
+        <w:t>ON c.customer_id = o.customer_id</w:t>
+      </w:r>
+      <w:r>
+        <w:br/>
+        <w:t>GROUP BY c.name;</w:t>
+      </w:r>
+    </w:p>
+    <w:p>
+      <w:pPr>
+        <w:rPr>
+          <w:b/>
+          <w:bCs/>
+        </w:rPr>
+      </w:pPr>
+      <w:r>
+        <w:rPr>
+          <w:b/>
+          <w:bCs/>
+        </w:rPr>
+        <w:t>35. Total order amount per customer</w:t>
+      </w:r>
+    </w:p>
+    <w:p>
+      <w:r>
+        <w:t>SELECT c.name, SUM(o.amount)</w:t>
+      </w:r>
+      <w:r>
+        <w:br/>
+        <w:t>FROM customers c</w:t>
+      </w:r>
+      <w:r>
+        <w:br/>
+        <w:t>JOIN orders o</w:t>
+      </w:r>
+      <w:r>
+        <w:br/>
+        <w:t>ON c.customer_id = o.customer_id</w:t>
+      </w:r>
+      <w:r>
+        <w:br/>
+        <w:t>GROUP BY c.name;</w:t>
+      </w:r>
+    </w:p>
+    <w:p>
+      <w:pPr>
+        <w:rPr>
+          <w:b/>
+          <w:bCs/>
+        </w:rPr>
+      </w:pPr>
+      <w:r>
+        <w:rPr>
+          <w:b/>
+          <w:bCs/>
+        </w:rPr>
+        <w:t>36. Highest order amount per customer</w:t>
+      </w:r>
+    </w:p>
+    <w:p>
+      <w:r>
+        <w:t>SELECT c.name, MAX(o.amount)</w:t>
+      </w:r>
+      <w:r>
+        <w:br/>
+        <w:t>FROM customers c</w:t>
+      </w:r>
+      <w:r>
+        <w:br/>
+        <w:t>JOIN orders o</w:t>
+      </w:r>
+      <w:r>
+        <w:br/>
+        <w:t>ON c.customer_id = o.customer_id</w:t>
+      </w:r>
+      <w:r>
+        <w:br/>
+        <w:t>GROUP BY c.name;</w:t>
+      </w:r>
+    </w:p>
+    <w:p>
+      <w:pPr>
+        <w:rPr>
+          <w:b/>
+          <w:bCs/>
+        </w:rPr>
+      </w:pPr>
+      <w:r>
+        <w:rPr>
+          <w:b/>
+          <w:bCs/>
+        </w:rPr>
+        <w:t>37. Orders with customer city</w:t>
+      </w:r>
+    </w:p>
+    <w:p>
+      <w:r>
+        <w:t>SELECT o.order_id, c.city</w:t>
+      </w:r>
+      <w:r>
+        <w:br/>
+        <w:t>FROM orders o</w:t>
+      </w:r>
+      <w:r>
+        <w:br/>
+        <w:t>JOIN customers c</w:t>
+      </w:r>
+      <w:r>
+        <w:br/>
+        <w:t>ON o.customer_id = c.customer_id;</w:t>
+      </w:r>
+    </w:p>
+    <w:p>
+      <w:pPr>
+        <w:rPr>
+          <w:b/>
+          <w:bCs/>
+        </w:rPr>
+      </w:pPr>
+      <w:r>
+        <w:rPr>
+          <w:b/>
+          <w:bCs/>
+        </w:rPr>
+        <w:t>38. Self join employees and manager</w:t>
+      </w:r>
+    </w:p>
+    <w:p>
+      <w:r>
+        <w:t>SELECT e.name AS employee,</w:t>
+      </w:r>
+      <w:r>
+        <w:br/>
+        <w:t xml:space="preserve">       m.name AS manager</w:t>
+      </w:r>
+      <w:r>
+        <w:br/>
+        <w:t>FROM employees e</w:t>
+      </w:r>
+      <w:r>
+        <w:br/>
+        <w:t>LEFT JOIN employees m</w:t>
+      </w:r>
+      <w:r>
+        <w:br/>
+        <w:t>ON e.manager_id = m.emp_id;</w:t>
+      </w:r>
+    </w:p>
+    <w:p>
+      <w:pPr>
+        <w:rPr>
+          <w:b/>
+          <w:bCs/>
+        </w:rPr>
+      </w:pPr>
+      <w:r>
+        <w:rPr>
+          <w:b/>
+          <w:bCs/>
+        </w:rPr>
+        <w:t>39. Employees earning more than their manager</w:t>
+      </w:r>
+    </w:p>
+    <w:p>
+      <w:r>
+        <w:t>SELECT e.name</w:t>
+      </w:r>
+      <w:r>
+        <w:br/>
+        <w:t>FROM employees e</w:t>
+      </w:r>
+      <w:r>
+        <w:br/>
+        <w:t>JOIN employees m</w:t>
+      </w:r>
+      <w:r>
+        <w:br/>
+        <w:t>ON e.manager_id = m.emp_id</w:t>
+      </w:r>
+      <w:r>
+        <w:br/>
+        <w:t>WHERE e.salary &gt; m.salary;</w:t>
+      </w:r>
+    </w:p>
+    <w:p>
+      <w:pPr>
+        <w:rPr>
+          <w:b/>
+          <w:bCs/>
+        </w:rPr>
+      </w:pPr>
+      <w:r>
+        <w:rPr>
+          <w:b/>
+          <w:bCs/>
+        </w:rPr>
+        <w:t>40. Employees hired after manager</w:t>
+      </w:r>
+    </w:p>
+    <w:p>
+      <w:r>
+        <w:lastRenderedPageBreak/>
+        <w:t>SELECT e.name</w:t>
+      </w:r>
+      <w:r>
+        <w:br/>
+        <w:t>FROM employees e</w:t>
+      </w:r>
+      <w:r>
+        <w:br/>
+        <w:t>JOIN employees m</w:t>
+      </w:r>
+      <w:r>
+        <w:br/>
+        <w:t>ON e.manager_id = m.emp_id</w:t>
+      </w:r>
+      <w:r>
+        <w:br/>
+        <w:t>WHERE e.hire_date &gt; m.hire_date;</w:t>
+      </w:r>
+    </w:p>
+    <w:p>
+      <w:pPr>
+        <w:rPr>
+          <w:b/>
+          <w:bCs/>
+        </w:rPr>
+      </w:pPr>
+      <w:r>
+        <w:rPr>
+          <w:b/>
+          <w:bCs/>
+        </w:rPr>
+        <w:t>41. Orders placed by customers from Delhi</w:t>
+      </w:r>
+    </w:p>
+    <w:p>
+      <w:r>
+        <w:t>SELECT o.*</w:t>
+      </w:r>
+      <w:r>
+        <w:br/>
+        <w:t>FROM orders o</w:t>
+      </w:r>
+      <w:r>
+        <w:br/>
+        <w:t>JOIN customers c</w:t>
+      </w:r>
+      <w:r>
+        <w:br/>
+        <w:t>ON o.customer_id = c.customer_id</w:t>
+      </w:r>
+      <w:r>
+        <w:br/>
+        <w:t>WHERE c.city = 'Delhi';</w:t>
+      </w:r>
+    </w:p>
+    <w:p>
+      <w:pPr>
+        <w:rPr>
+          <w:b/>
+          <w:bCs/>
+        </w:rPr>
+      </w:pPr>
+      <w:r>
+        <w:rPr>
+          <w:b/>
+          <w:bCs/>
+        </w:rPr>
+        <w:t>42. Number of orders per city</w:t>
+      </w:r>
+    </w:p>
+    <w:p>
+      <w:r>
+        <w:t>SELECT c.city, COUNT(o.order_id)</w:t>
+      </w:r>
+      <w:r>
+        <w:br/>
+        <w:t>FROM customers c</w:t>
+      </w:r>
+      <w:r>
+        <w:br/>
+        <w:t>JOIN orders o</w:t>
+      </w:r>
+      <w:r>
+        <w:br/>
+        <w:t>ON c.customer_id = o.customer_id</w:t>
+      </w:r>
+      <w:r>
+        <w:br/>
+        <w:t>GROUP BY c.city;</w:t>
+      </w:r>
+    </w:p>
+    <w:p>
+      <w:pPr>
+        <w:rPr>
+          <w:b/>
+          <w:bCs/>
+        </w:rPr>
+      </w:pPr>
+      <w:r>
+        <w:rPr>
+          <w:b/>
+          <w:bCs/>
+        </w:rPr>
+        <w:t>43. Customers with highest total purchase</w:t>
+      </w:r>
+    </w:p>
+    <w:p>
+      <w:r>
+        <w:t>SELECT c.name, SUM(o.amount) AS total_purchase</w:t>
+      </w:r>
+      <w:r>
+        <w:br/>
+        <w:t>FROM customers c</w:t>
+      </w:r>
+      <w:r>
+        <w:br/>
+        <w:t>JOIN orders o</w:t>
+      </w:r>
+      <w:r>
+        <w:br/>
+        <w:t>ON c.customer_id = o.customer_id</w:t>
+      </w:r>
+      <w:r>
+        <w:br/>
+        <w:t>GROUP BY c.name</w:t>
+      </w:r>
+      <w:r>
+        <w:br/>
+        <w:t>ORDER BY total_purchase DESC</w:t>
+      </w:r>
+      <w:r>
+        <w:br/>
+        <w:t>LIMIT 1;</w:t>
+      </w:r>
+    </w:p>
+    <w:p>
+      <w:pPr>
+        <w:rPr>
+          <w:b/>
+          <w:bCs/>
+        </w:rPr>
+      </w:pPr>
+      <w:r>
+        <w:rPr>
+          <w:b/>
+          <w:bCs/>
+        </w:rPr>
+        <w:t>44. Customers with more than 3 orders</w:t>
+      </w:r>
+    </w:p>
+    <w:p>
+      <w:r>
+        <w:t>SELECT c.name</w:t>
+      </w:r>
+      <w:r>
+        <w:br/>
+        <w:t>FROM customers c</w:t>
+      </w:r>
+      <w:r>
+        <w:br/>
+        <w:t>JOIN orders o</w:t>
+      </w:r>
+      <w:r>
+        <w:br/>
+        <w:t>ON c.customer_id = o.customer_id</w:t>
+      </w:r>
+      <w:r>
+        <w:br/>
+        <w:t>GROUP BY c.name</w:t>
+      </w:r>
+      <w:r>
+        <w:br/>
+        <w:t>HAVING COUNT(o.order_id) &gt; 3;</w:t>
+      </w:r>
+    </w:p>
+    <w:p>
+      <w:pPr>
+        <w:rPr>
+          <w:b/>
+          <w:bCs/>
+        </w:rPr>
+      </w:pPr>
+      <w:r>
+        <w:rPr>
+          <w:b/>
+          <w:bCs/>
+        </w:rPr>
+        <w:t>45. Average order value per customer</w:t>
+      </w:r>
+    </w:p>
+    <w:p>
+      <w:r>
+        <w:t>SELECT c.name, AVG(o.amount)</w:t>
+      </w:r>
+      <w:r>
+        <w:br/>
+        <w:t>FROM customers c</w:t>
+      </w:r>
+      <w:r>
+        <w:br/>
+        <w:t>JOIN orders o</w:t>
+      </w:r>
+      <w:r>
+        <w:br/>
+      </w:r>
+      <w:r>
+        <w:lastRenderedPageBreak/>
+        <w:t>ON c.customer_id = o.customer_id</w:t>
+      </w:r>
+      <w:r>
+        <w:br/>
+        <w:t>GROUP BY c.name;</w:t>
+      </w:r>
+    </w:p>
+    <w:p>
+      <w:r>
+        <w:pict w14:anchorId="19EC0CB1">
+          <v:rect id="_x0000_i1032" style="width:0;height:1.5pt" o:hralign="center" o:hrstd="t" o:hr="t" fillcolor="#a0a0a0" stroked="f"/>
+        </w:pict>
+      </w:r>
+    </w:p>
+    <w:p>
+      <w:pPr>
+        <w:rPr>
+          <w:b/>
+          <w:bCs/>
+        </w:rPr>
+      </w:pPr>
+      <w:r>
+        <w:rPr>
+          <w:b/>
+          <w:bCs/>
+        </w:rPr>
+        <w:t>Subquery Problems (46–60)</w:t>
+      </w:r>
+    </w:p>
+    <w:p>
+      <w:pPr>
+        <w:rPr>
+          <w:b/>
+          <w:bCs/>
+        </w:rPr>
+      </w:pPr>
+      <w:r>
+        <w:rPr>
+          <w:b/>
+          <w:bCs/>
+        </w:rPr>
+        <w:t>46. Employees earning above average salary</w:t>
+      </w:r>
+    </w:p>
+    <w:p>
+      <w:r>
+        <w:t>SELECT *</w:t>
+      </w:r>
+      <w:r>
+        <w:br/>
+        <w:t>FROM employees</w:t>
+      </w:r>
+      <w:r>
+        <w:br/>
+        <w:t>WHERE salary &gt; (</w:t>
+      </w:r>
+      <w:r>
+        <w:br/>
+        <w:t xml:space="preserve">    SELECT AVG(salary)</w:t>
+      </w:r>
+      <w:r>
+        <w:br/>
+        <w:t xml:space="preserve">    FROM employees</w:t>
+      </w:r>
+      <w:r>
+        <w:br/>
         <w:t>);</w:t>
       </w:r>
     </w:p>
@@ -2420,156 +2866,175 @@
           <w:b/>
           <w:bCs/>
         </w:rPr>
-        <w:t>34. Total orders per customer</w:t>
-      </w:r>
-    </w:p>
-    <w:p>
-      <w:r>
-        <w:t>SELECT c.name, COUNT(o.order_id)</w:t>
-      </w:r>
-      <w:r>
-        <w:br/>
-        <w:t>FROM customers c</w:t>
-      </w:r>
-      <w:r>
-        <w:br/>
-        <w:t>JOIN orders o</w:t>
-      </w:r>
-      <w:r>
-        <w:br/>
-        <w:t>ON c.customer_id = o.customer_id</w:t>
-      </w:r>
-      <w:r>
-        <w:br/>
-        <w:t>GROUP BY c.name;</w:t>
-      </w:r>
-    </w:p>
-    <w:p>
-      <w:pPr>
-        <w:rPr>
-          <w:b/>
-          <w:bCs/>
-        </w:rPr>
-      </w:pPr>
-      <w:r>
-        <w:rPr>
-          <w:b/>
-          <w:bCs/>
-        </w:rPr>
-        <w:t>35. Total order amount per customer</w:t>
-      </w:r>
-    </w:p>
-    <w:p>
-      <w:r>
-        <w:t>SELECT c.name, SUM(o.amount)</w:t>
-      </w:r>
-      <w:r>
-        <w:br/>
-        <w:t>FROM customers c</w:t>
-      </w:r>
-      <w:r>
-        <w:br/>
-        <w:t>JOIN orders o</w:t>
-      </w:r>
-      <w:r>
-        <w:br/>
-        <w:t>ON c.customer_id = o.customer_id</w:t>
-      </w:r>
-      <w:r>
-        <w:br/>
-        <w:t>GROUP BY c.name;</w:t>
-      </w:r>
-    </w:p>
-    <w:p>
-      <w:pPr>
-        <w:rPr>
-          <w:b/>
-          <w:bCs/>
-        </w:rPr>
-      </w:pPr>
-      <w:r>
-        <w:rPr>
-          <w:b/>
-          <w:bCs/>
-        </w:rPr>
-        <w:t>36. Highest order amount per customer</w:t>
-      </w:r>
-    </w:p>
-    <w:p>
-      <w:r>
-        <w:t>SELECT c.name, MAX(o.amount)</w:t>
-      </w:r>
-      <w:r>
-        <w:br/>
-        <w:t>FROM customers c</w:t>
-      </w:r>
-      <w:r>
-        <w:br/>
-        <w:t>JOIN orders o</w:t>
-      </w:r>
-      <w:r>
-        <w:br/>
-        <w:t>ON c.customer_id = o.customer_id</w:t>
-      </w:r>
-      <w:r>
-        <w:br/>
-        <w:t>GROUP BY c.name;</w:t>
-      </w:r>
-    </w:p>
-    <w:p>
-      <w:pPr>
-        <w:rPr>
-          <w:b/>
-          <w:bCs/>
-        </w:rPr>
-      </w:pPr>
-      <w:r>
-        <w:rPr>
-          <w:b/>
-          <w:bCs/>
-        </w:rPr>
-        <w:t>37. Orders with customer city</w:t>
-      </w:r>
-    </w:p>
-    <w:p>
-      <w:r>
-        <w:t>SELECT o.order_id, c.city</w:t>
-      </w:r>
-      <w:r>
-        <w:br/>
-        <w:t>FROM orders o</w:t>
-      </w:r>
-      <w:r>
-        <w:br/>
-        <w:t>JOIN customers c</w:t>
-      </w:r>
-      <w:r>
-        <w:br/>
-        <w:t>ON o.customer_id = c.customer_id;</w:t>
-      </w:r>
-    </w:p>
-    <w:p>
-      <w:pPr>
-        <w:rPr>
-          <w:b/>
-          <w:bCs/>
-        </w:rPr>
-      </w:pPr>
-      <w:r>
-        <w:rPr>
-          <w:b/>
-          <w:bCs/>
-        </w:rPr>
-        <w:t>38. Self join employees and manager</w:t>
-      </w:r>
-    </w:p>
-    <w:p>
-      <w:r>
-        <w:t>SELECT e.name AS employee,</w:t>
-      </w:r>
-      <w:r>
-        <w:br/>
-        <w:t xml:space="preserve">       m.name AS manager</w:t>
+        <w:t>47. Employees earning below average salary</w:t>
+      </w:r>
+    </w:p>
+    <w:p>
+      <w:r>
+        <w:t>SELECT *</w:t>
+      </w:r>
+      <w:r>
+        <w:br/>
+        <w:t>FROM employees</w:t>
+      </w:r>
+      <w:r>
+        <w:br/>
+        <w:t>WHERE salary &lt; (</w:t>
+      </w:r>
+      <w:r>
+        <w:br/>
+        <w:t xml:space="preserve">    SELECT AVG(salary)</w:t>
+      </w:r>
+      <w:r>
+        <w:br/>
+        <w:t xml:space="preserve">    FROM employees</w:t>
+      </w:r>
+      <w:r>
+        <w:br/>
+        <w:t>);</w:t>
+      </w:r>
+    </w:p>
+    <w:p>
+      <w:pPr>
+        <w:rPr>
+          <w:b/>
+          <w:bCs/>
+        </w:rPr>
+      </w:pPr>
+      <w:r>
+        <w:rPr>
+          <w:b/>
+          <w:bCs/>
+        </w:rPr>
+        <w:t>48. Second highest salary</w:t>
+      </w:r>
+    </w:p>
+    <w:p>
+      <w:r>
+        <w:t>SELECT MAX(salary)</w:t>
+      </w:r>
+      <w:r>
+        <w:br/>
+        <w:t>FROM employees</w:t>
+      </w:r>
+      <w:r>
+        <w:br/>
+        <w:t>WHERE salary &lt; (</w:t>
+      </w:r>
+      <w:r>
+        <w:br/>
+        <w:t xml:space="preserve">    SELECT MAX(salary)</w:t>
+      </w:r>
+      <w:r>
+        <w:br/>
+        <w:t xml:space="preserve">    FROM employees</w:t>
+      </w:r>
+      <w:r>
+        <w:br/>
+        <w:t>);</w:t>
+      </w:r>
+    </w:p>
+    <w:p>
+      <w:pPr>
+        <w:rPr>
+          <w:b/>
+          <w:bCs/>
+        </w:rPr>
+      </w:pPr>
+      <w:r>
+        <w:rPr>
+          <w:b/>
+          <w:bCs/>
+        </w:rPr>
+        <w:t>49. Employees with highest salary</w:t>
+      </w:r>
+    </w:p>
+    <w:p>
+      <w:r>
+        <w:t>SELECT *</w:t>
+      </w:r>
+      <w:r>
+        <w:br/>
+        <w:t>FROM employees</w:t>
+      </w:r>
+      <w:r>
+        <w:br/>
+        <w:t>WHERE salary = (</w:t>
+      </w:r>
+      <w:r>
+        <w:br/>
+        <w:t xml:space="preserve">    SELECT MAX(salary)</w:t>
+      </w:r>
+      <w:r>
+        <w:br/>
+        <w:t xml:space="preserve">    FROM employees</w:t>
+      </w:r>
+      <w:r>
+        <w:br/>
+        <w:t>);</w:t>
+      </w:r>
+    </w:p>
+    <w:p>
+      <w:pPr>
+        <w:rPr>
+          <w:b/>
+          <w:bCs/>
+        </w:rPr>
+      </w:pPr>
+      <w:r>
+        <w:rPr>
+          <w:b/>
+          <w:bCs/>
+        </w:rPr>
+        <w:t>50. Employees with lowest salary</w:t>
+      </w:r>
+    </w:p>
+    <w:p>
+      <w:r>
+        <w:t>SELECT *</w:t>
+      </w:r>
+      <w:r>
+        <w:br/>
+        <w:t>FROM employees</w:t>
+      </w:r>
+      <w:r>
+        <w:br/>
+      </w:r>
+      <w:r>
+        <w:lastRenderedPageBreak/>
+        <w:t>WHERE salary = (</w:t>
+      </w:r>
+      <w:r>
+        <w:br/>
+        <w:t xml:space="preserve">    SELECT MIN(salary)</w:t>
+      </w:r>
+      <w:r>
+        <w:br/>
+        <w:t xml:space="preserve">    FROM employees</w:t>
+      </w:r>
+      <w:r>
+        <w:br/>
+        <w:t>);</w:t>
+      </w:r>
+    </w:p>
+    <w:p>
+      <w:pPr>
+        <w:rPr>
+          <w:b/>
+          <w:bCs/>
+        </w:rPr>
+      </w:pPr>
+      <w:r>
+        <w:rPr>
+          <w:b/>
+          <w:bCs/>
+        </w:rPr>
+        <w:t>51. Employees whose salary greater than department average</w:t>
+      </w:r>
+    </w:p>
+    <w:p>
+      <w:r>
+        <w:t>SELECT *</w:t>
       </w:r>
       <w:r>
         <w:br/>
@@ -2577,31 +3042,362 @@
       </w:r>
       <w:r>
         <w:br/>
-        <w:t>LEFT JOIN employees m</w:t>
-      </w:r>
-      <w:r>
-        <w:br/>
-        <w:t>ON e.manager_id = m.emp_id;</w:t>
-      </w:r>
-    </w:p>
-    <w:p>
-      <w:pPr>
-        <w:rPr>
-          <w:b/>
-          <w:bCs/>
-        </w:rPr>
-      </w:pPr>
-      <w:r>
-        <w:rPr>
-          <w:b/>
-          <w:bCs/>
-        </w:rPr>
-        <w:t>39. Employees earning more than their manager</w:t>
-      </w:r>
-    </w:p>
-    <w:p>
-      <w:r>
-        <w:t>SELECT e.name</w:t>
+        <w:t>WHERE salary &gt; (</w:t>
+      </w:r>
+      <w:r>
+        <w:br/>
+        <w:t xml:space="preserve">    SELECT AVG(salary)</w:t>
+      </w:r>
+      <w:r>
+        <w:br/>
+        <w:t xml:space="preserve">    FROM employees</w:t>
+      </w:r>
+      <w:r>
+        <w:br/>
+        <w:t xml:space="preserve">    WHERE dept = e.dept</w:t>
+      </w:r>
+      <w:r>
+        <w:br/>
+        <w:t>);</w:t>
+      </w:r>
+    </w:p>
+    <w:p>
+      <w:pPr>
+        <w:rPr>
+          <w:b/>
+          <w:bCs/>
+        </w:rPr>
+      </w:pPr>
+      <w:r>
+        <w:rPr>
+          <w:b/>
+          <w:bCs/>
+        </w:rPr>
+        <w:t>52. Departments with highest average salary</w:t>
+      </w:r>
+    </w:p>
+    <w:p>
+      <w:r>
+        <w:t>SELECT dept</w:t>
+      </w:r>
+      <w:r>
+        <w:br/>
+        <w:t>FROM employees</w:t>
+      </w:r>
+      <w:r>
+        <w:br/>
+        <w:t>GROUP BY dept</w:t>
+      </w:r>
+      <w:r>
+        <w:br/>
+        <w:t>ORDER BY AVG(salary) DESC</w:t>
+      </w:r>
+      <w:r>
+        <w:br/>
+        <w:t>LIMIT 1;</w:t>
+      </w:r>
+    </w:p>
+    <w:p>
+      <w:pPr>
+        <w:rPr>
+          <w:b/>
+          <w:bCs/>
+        </w:rPr>
+      </w:pPr>
+      <w:r>
+        <w:rPr>
+          <w:b/>
+          <w:bCs/>
+        </w:rPr>
+        <w:t>53. Customers with orders above average order value</w:t>
+      </w:r>
+    </w:p>
+    <w:p>
+      <w:r>
+        <w:t>SELECT *</w:t>
+      </w:r>
+      <w:r>
+        <w:br/>
+        <w:t>FROM orders</w:t>
+      </w:r>
+      <w:r>
+        <w:br/>
+        <w:t>WHERE amount &gt; (</w:t>
+      </w:r>
+      <w:r>
+        <w:br/>
+        <w:t xml:space="preserve">    SELECT AVG(amount)</w:t>
+      </w:r>
+      <w:r>
+        <w:br/>
+        <w:t xml:space="preserve">    FROM orders</w:t>
+      </w:r>
+      <w:r>
+        <w:br/>
+        <w:t>);</w:t>
+      </w:r>
+    </w:p>
+    <w:p>
+      <w:pPr>
+        <w:rPr>
+          <w:b/>
+          <w:bCs/>
+        </w:rPr>
+      </w:pPr>
+      <w:r>
+        <w:rPr>
+          <w:b/>
+          <w:bCs/>
+        </w:rPr>
+        <w:t>54. Customers with highest purchase</w:t>
+      </w:r>
+    </w:p>
+    <w:p>
+      <w:r>
+        <w:t>SELECT customer_id</w:t>
+      </w:r>
+      <w:r>
+        <w:br/>
+        <w:t>FROM orders</w:t>
+      </w:r>
+      <w:r>
+        <w:br/>
+        <w:t>GROUP BY customer_id</w:t>
+      </w:r>
+      <w:r>
+        <w:br/>
+        <w:t>ORDER BY SUM(amount) DESC</w:t>
+      </w:r>
+      <w:r>
+        <w:br/>
+        <w:t>LIMIT 1;</w:t>
+      </w:r>
+    </w:p>
+    <w:p>
+      <w:pPr>
+        <w:rPr>
+          <w:b/>
+          <w:bCs/>
+        </w:rPr>
+      </w:pPr>
+      <w:r>
+        <w:rPr>
+          <w:b/>
+          <w:bCs/>
+        </w:rPr>
+        <w:t>55. Employees hired after company average hire date</w:t>
+      </w:r>
+    </w:p>
+    <w:p>
+      <w:r>
+        <w:t>SELECT *</w:t>
+      </w:r>
+      <w:r>
+        <w:br/>
+        <w:t>FROM employees</w:t>
+      </w:r>
+      <w:r>
+        <w:br/>
+        <w:t>WHERE hire_date &gt; (</w:t>
+      </w:r>
+      <w:r>
+        <w:br/>
+        <w:t xml:space="preserve">    SELECT AVG(hire_date)</w:t>
+      </w:r>
+      <w:r>
+        <w:br/>
+      </w:r>
+      <w:r>
+        <w:lastRenderedPageBreak/>
+        <w:t xml:space="preserve">    FROM employees</w:t>
+      </w:r>
+      <w:r>
+        <w:br/>
+        <w:t>);</w:t>
+      </w:r>
+    </w:p>
+    <w:p>
+      <w:pPr>
+        <w:rPr>
+          <w:b/>
+          <w:bCs/>
+        </w:rPr>
+      </w:pPr>
+      <w:r>
+        <w:rPr>
+          <w:b/>
+          <w:bCs/>
+        </w:rPr>
+        <w:t>56. Employees earning more than department maximum of another department</w:t>
+      </w:r>
+    </w:p>
+    <w:p>
+      <w:r>
+        <w:t>SELECT *</w:t>
+      </w:r>
+      <w:r>
+        <w:br/>
+        <w:t>FROM employees</w:t>
+      </w:r>
+      <w:r>
+        <w:br/>
+        <w:t>WHERE salary &gt; (</w:t>
+      </w:r>
+      <w:r>
+        <w:br/>
+        <w:t xml:space="preserve">    SELECT MAX(salary)</w:t>
+      </w:r>
+      <w:r>
+        <w:br/>
+        <w:t xml:space="preserve">    FROM employees</w:t>
+      </w:r>
+      <w:r>
+        <w:br/>
+        <w:t xml:space="preserve">    WHERE dept = 'HR'</w:t>
+      </w:r>
+      <w:r>
+        <w:br/>
+        <w:t>);</w:t>
+      </w:r>
+    </w:p>
+    <w:p>
+      <w:pPr>
+        <w:rPr>
+          <w:b/>
+          <w:bCs/>
+        </w:rPr>
+      </w:pPr>
+      <w:r>
+        <w:rPr>
+          <w:b/>
+          <w:bCs/>
+        </w:rPr>
+        <w:t>57. Customers with at least one order</w:t>
+      </w:r>
+    </w:p>
+    <w:p>
+      <w:r>
+        <w:t>SELECT *</w:t>
+      </w:r>
+      <w:r>
+        <w:br/>
+        <w:t>FROM customers</w:t>
+      </w:r>
+      <w:r>
+        <w:br/>
+        <w:t>WHERE customer_id IN (</w:t>
+      </w:r>
+      <w:r>
+        <w:br/>
+        <w:t xml:space="preserve">    SELECT customer_id</w:t>
+      </w:r>
+      <w:r>
+        <w:br/>
+        <w:t xml:space="preserve">    FROM orders</w:t>
+      </w:r>
+      <w:r>
+        <w:br/>
+        <w:t>);</w:t>
+      </w:r>
+    </w:p>
+    <w:p>
+      <w:pPr>
+        <w:rPr>
+          <w:b/>
+          <w:bCs/>
+        </w:rPr>
+      </w:pPr>
+      <w:r>
+        <w:rPr>
+          <w:b/>
+          <w:bCs/>
+        </w:rPr>
+        <w:t>58. Customers with no orders</w:t>
+      </w:r>
+    </w:p>
+    <w:p>
+      <w:r>
+        <w:t>SELECT *</w:t>
+      </w:r>
+      <w:r>
+        <w:br/>
+        <w:t>FROM customers</w:t>
+      </w:r>
+      <w:r>
+        <w:br/>
+        <w:t>WHERE customer_id NOT IN (</w:t>
+      </w:r>
+      <w:r>
+        <w:br/>
+        <w:t xml:space="preserve">    SELECT customer_id</w:t>
+      </w:r>
+      <w:r>
+        <w:br/>
+        <w:t xml:space="preserve">    FROM orders</w:t>
+      </w:r>
+      <w:r>
+        <w:br/>
+        <w:t>);</w:t>
+      </w:r>
+    </w:p>
+    <w:p>
+      <w:pPr>
+        <w:rPr>
+          <w:b/>
+          <w:bCs/>
+        </w:rPr>
+      </w:pPr>
+      <w:r>
+        <w:rPr>
+          <w:b/>
+          <w:bCs/>
+        </w:rPr>
+        <w:t>59. Orders with highest amount</w:t>
+      </w:r>
+    </w:p>
+    <w:p>
+      <w:r>
+        <w:t>SELECT *</w:t>
+      </w:r>
+      <w:r>
+        <w:br/>
+        <w:t>FROM orders</w:t>
+      </w:r>
+      <w:r>
+        <w:br/>
+        <w:t>WHERE amount = (</w:t>
+      </w:r>
+      <w:r>
+        <w:br/>
+        <w:t xml:space="preserve">    SELECT MAX(amount)</w:t>
+      </w:r>
+      <w:r>
+        <w:br/>
+        <w:t xml:space="preserve">    FROM orders</w:t>
+      </w:r>
+      <w:r>
+        <w:br/>
+        <w:t>);</w:t>
+      </w:r>
+    </w:p>
+    <w:p>
+      <w:pPr>
+        <w:rPr>
+          <w:b/>
+          <w:bCs/>
+        </w:rPr>
+      </w:pPr>
+      <w:r>
+        <w:rPr>
+          <w:b/>
+          <w:bCs/>
+        </w:rPr>
+        <w:t>60. Employees whose salary is above department minimum</w:t>
+      </w:r>
+    </w:p>
+    <w:p>
+      <w:r>
+        <w:t>SELECT *</w:t>
       </w:r>
       <w:r>
         <w:br/>
@@ -2609,289 +3405,18 @@
       </w:r>
       <w:r>
         <w:br/>
-        <w:t>JOIN employees m</w:t>
+        <w:t>WHERE salary &gt;</w:t>
+      </w:r>
+      <w:r>
+        <w:br/>
+        <w:t>(</w:t>
       </w:r>
       <w:r>
         <w:br/>
       </w:r>
       <w:r>
         <w:lastRenderedPageBreak/>
-        <w:t>ON e.manager_id = m.emp_id</w:t>
-      </w:r>
-      <w:r>
-        <w:br/>
-        <w:t>WHERE e.salary &gt; m.salary;</w:t>
-      </w:r>
-    </w:p>
-    <w:p>
-      <w:pPr>
-        <w:rPr>
-          <w:b/>
-          <w:bCs/>
-        </w:rPr>
-      </w:pPr>
-      <w:r>
-        <w:rPr>
-          <w:b/>
-          <w:bCs/>
-        </w:rPr>
-        <w:t>40. Employees hired after manager</w:t>
-      </w:r>
-    </w:p>
-    <w:p>
-      <w:r>
-        <w:t>SELECT e.name</w:t>
-      </w:r>
-      <w:r>
-        <w:br/>
-        <w:t>FROM employees e</w:t>
-      </w:r>
-      <w:r>
-        <w:br/>
-        <w:t>JOIN employees m</w:t>
-      </w:r>
-      <w:r>
-        <w:br/>
-        <w:t>ON e.manager_id = m.emp_id</w:t>
-      </w:r>
-      <w:r>
-        <w:br/>
-        <w:t>WHERE e.hire_date &gt; m.hire_date;</w:t>
-      </w:r>
-    </w:p>
-    <w:p>
-      <w:pPr>
-        <w:rPr>
-          <w:b/>
-          <w:bCs/>
-        </w:rPr>
-      </w:pPr>
-      <w:r>
-        <w:rPr>
-          <w:b/>
-          <w:bCs/>
-        </w:rPr>
-        <w:t>41. Orders placed by customers from Delhi</w:t>
-      </w:r>
-    </w:p>
-    <w:p>
-      <w:r>
-        <w:t>SELECT o.*</w:t>
-      </w:r>
-      <w:r>
-        <w:br/>
-        <w:t>FROM orders o</w:t>
-      </w:r>
-      <w:r>
-        <w:br/>
-        <w:t>JOIN customers c</w:t>
-      </w:r>
-      <w:r>
-        <w:br/>
-        <w:t>ON o.customer_id = c.customer_id</w:t>
-      </w:r>
-      <w:r>
-        <w:br/>
-        <w:t>WHERE c.city = 'Delhi';</w:t>
-      </w:r>
-    </w:p>
-    <w:p>
-      <w:pPr>
-        <w:rPr>
-          <w:b/>
-          <w:bCs/>
-        </w:rPr>
-      </w:pPr>
-      <w:r>
-        <w:rPr>
-          <w:b/>
-          <w:bCs/>
-        </w:rPr>
-        <w:t>42. Number of orders per city</w:t>
-      </w:r>
-    </w:p>
-    <w:p>
-      <w:r>
-        <w:t>SELECT c.city, COUNT(o.order_id)</w:t>
-      </w:r>
-      <w:r>
-        <w:br/>
-        <w:t>FROM customers c</w:t>
-      </w:r>
-      <w:r>
-        <w:br/>
-        <w:t>JOIN orders o</w:t>
-      </w:r>
-      <w:r>
-        <w:br/>
-        <w:t>ON c.customer_id = o.customer_id</w:t>
-      </w:r>
-      <w:r>
-        <w:br/>
-        <w:t>GROUP BY c.city;</w:t>
-      </w:r>
-    </w:p>
-    <w:p>
-      <w:pPr>
-        <w:rPr>
-          <w:b/>
-          <w:bCs/>
-        </w:rPr>
-      </w:pPr>
-      <w:r>
-        <w:rPr>
-          <w:b/>
-          <w:bCs/>
-        </w:rPr>
-        <w:t>43. Customers with highest total purchase</w:t>
-      </w:r>
-    </w:p>
-    <w:p>
-      <w:r>
-        <w:t>SELECT c.name, SUM(o.amount) AS total_purchase</w:t>
-      </w:r>
-      <w:r>
-        <w:br/>
-        <w:t>FROM customers c</w:t>
-      </w:r>
-      <w:r>
-        <w:br/>
-        <w:t>JOIN orders o</w:t>
-      </w:r>
-      <w:r>
-        <w:br/>
-        <w:t>ON c.customer_id = o.customer_id</w:t>
-      </w:r>
-      <w:r>
-        <w:br/>
-        <w:t>GROUP BY c.name</w:t>
-      </w:r>
-      <w:r>
-        <w:br/>
-        <w:t>ORDER BY total_purchase DESC</w:t>
-      </w:r>
-      <w:r>
-        <w:br/>
-        <w:t>LIMIT 1;</w:t>
-      </w:r>
-    </w:p>
-    <w:p>
-      <w:pPr>
-        <w:rPr>
-          <w:b/>
-          <w:bCs/>
-        </w:rPr>
-      </w:pPr>
-      <w:r>
-        <w:rPr>
-          <w:b/>
-          <w:bCs/>
-        </w:rPr>
-        <w:t>44. Customers with more than 3 orders</w:t>
-      </w:r>
-    </w:p>
-    <w:p>
-      <w:r>
-        <w:t>SELECT c.name</w:t>
-      </w:r>
-      <w:r>
-        <w:br/>
-        <w:t>FROM customers c</w:t>
-      </w:r>
-      <w:r>
-        <w:br/>
-        <w:t>JOIN orders o</w:t>
-      </w:r>
-      <w:r>
-        <w:br/>
-        <w:t>ON c.customer_id = o.customer_id</w:t>
-      </w:r>
-      <w:r>
-        <w:br/>
-        <w:t>GROUP BY c.name</w:t>
-      </w:r>
-      <w:r>
-        <w:br/>
-        <w:t>HAVING COUNT(o.order_id) &gt; 3;</w:t>
-      </w:r>
-    </w:p>
-    <w:p>
-      <w:pPr>
-        <w:rPr>
-          <w:b/>
-          <w:bCs/>
-        </w:rPr>
-      </w:pPr>
-      <w:r>
-        <w:rPr>
-          <w:b/>
-          <w:bCs/>
-        </w:rPr>
-        <w:t>45. Average order value per customer</w:t>
-      </w:r>
-    </w:p>
-    <w:p>
-      <w:r>
-        <w:lastRenderedPageBreak/>
-        <w:t>SELECT c.name, AVG(o.amount)</w:t>
-      </w:r>
-      <w:r>
-        <w:br/>
-        <w:t>FROM customers c</w:t>
-      </w:r>
-      <w:r>
-        <w:br/>
-        <w:t>JOIN orders o</w:t>
-      </w:r>
-      <w:r>
-        <w:br/>
-        <w:t>ON c.customer_id = o.customer_id</w:t>
-      </w:r>
-      <w:r>
-        <w:br/>
-        <w:t>GROUP BY c.name;</w:t>
-      </w:r>
-    </w:p>
-    <w:p>
-      <w:r>
-        <w:pict w14:anchorId="19EC0CB1">
-          <v:rect id="_x0000_i1106" style="width:0;height:1.5pt" o:hralign="center" o:hrstd="t" o:hr="t" fillcolor="#a0a0a0" stroked="f"/>
-        </w:pict>
-      </w:r>
-    </w:p>
-    <w:p>
-      <w:pPr>
-        <w:rPr>
-          <w:b/>
-          <w:bCs/>
-        </w:rPr>
-      </w:pPr>
-      <w:r>
-        <w:rPr>
-          <w:b/>
-          <w:bCs/>
-        </w:rPr>
-        <w:t>Subquery Problems (46–60)</w:t>
-      </w:r>
-    </w:p>
-    <w:p>
-      <w:pPr>
-        <w:rPr>
-          <w:b/>
-          <w:bCs/>
-        </w:rPr>
-      </w:pPr>
-      <w:r>
-        <w:rPr>
-          <w:b/>
-          <w:bCs/>
-        </w:rPr>
-        <w:t>46. Employees earning above average salary</w:t>
-      </w:r>
-    </w:p>
-    <w:p>
-      <w:r>
-        <w:t>SELECT *</w:t>
+        <w:t>SELECT MIN(salary)</w:t>
       </w:r>
       <w:r>
         <w:br/>
@@ -2899,15 +3424,7 @@
       </w:r>
       <w:r>
         <w:br/>
-        <w:t>WHERE salary &gt; (</w:t>
-      </w:r>
-      <w:r>
-        <w:br/>
-        <w:t xml:space="preserve">    SELECT AVG(salary)</w:t>
-      </w:r>
-      <w:r>
-        <w:br/>
-        <w:t xml:space="preserve">    FROM employees</w:t>
+        <w:t>WHERE dept = e.dept</w:t>
       </w:r>
       <w:r>
         <w:br/>
@@ -2915,584 +3432,9 @@
       </w:r>
     </w:p>
     <w:p>
-      <w:pPr>
-        <w:rPr>
-          <w:b/>
-          <w:bCs/>
-        </w:rPr>
-      </w:pPr>
-      <w:r>
-        <w:rPr>
-          <w:b/>
-          <w:bCs/>
-        </w:rPr>
-        <w:t>47. Employees earning below average salary</w:t>
-      </w:r>
-    </w:p>
-    <w:p>
-      <w:r>
-        <w:t>SELECT *</w:t>
-      </w:r>
-      <w:r>
-        <w:br/>
-        <w:t>FROM employees</w:t>
-      </w:r>
-      <w:r>
-        <w:br/>
-        <w:t>WHERE salary &lt; (</w:t>
-      </w:r>
-      <w:r>
-        <w:br/>
-        <w:t xml:space="preserve">    SELECT AVG(salary)</w:t>
-      </w:r>
-      <w:r>
-        <w:br/>
-        <w:t xml:space="preserve">    FROM employees</w:t>
-      </w:r>
-      <w:r>
-        <w:br/>
-        <w:t>);</w:t>
-      </w:r>
-    </w:p>
-    <w:p>
-      <w:pPr>
-        <w:rPr>
-          <w:b/>
-          <w:bCs/>
-        </w:rPr>
-      </w:pPr>
-      <w:r>
-        <w:rPr>
-          <w:b/>
-          <w:bCs/>
-        </w:rPr>
-        <w:t>48. Second highest salary</w:t>
-      </w:r>
-    </w:p>
-    <w:p>
-      <w:r>
-        <w:t>SELECT MAX(salary)</w:t>
-      </w:r>
-      <w:r>
-        <w:br/>
-        <w:t>FROM employees</w:t>
-      </w:r>
-      <w:r>
-        <w:br/>
-        <w:t>WHERE salary &lt; (</w:t>
-      </w:r>
-      <w:r>
-        <w:br/>
-        <w:t xml:space="preserve">    SELECT MAX(salary)</w:t>
-      </w:r>
-      <w:r>
-        <w:br/>
-        <w:t xml:space="preserve">    FROM employees</w:t>
-      </w:r>
-      <w:r>
-        <w:br/>
-        <w:t>);</w:t>
-      </w:r>
-    </w:p>
-    <w:p>
-      <w:pPr>
-        <w:rPr>
-          <w:b/>
-          <w:bCs/>
-        </w:rPr>
-      </w:pPr>
-      <w:r>
-        <w:rPr>
-          <w:b/>
-          <w:bCs/>
-        </w:rPr>
-        <w:t>49. Employees with highest salary</w:t>
-      </w:r>
-    </w:p>
-    <w:p>
-      <w:r>
-        <w:t>SELECT *</w:t>
-      </w:r>
-      <w:r>
-        <w:br/>
-        <w:t>FROM employees</w:t>
-      </w:r>
-      <w:r>
-        <w:br/>
-        <w:t>WHERE salary = (</w:t>
-      </w:r>
-      <w:r>
-        <w:br/>
-        <w:t xml:space="preserve">    SELECT MAX(salary)</w:t>
-      </w:r>
-      <w:r>
-        <w:br/>
-        <w:t xml:space="preserve">    FROM employees</w:t>
-      </w:r>
-      <w:r>
-        <w:br/>
-        <w:t>);</w:t>
-      </w:r>
-    </w:p>
-    <w:p>
-      <w:pPr>
-        <w:rPr>
-          <w:b/>
-          <w:bCs/>
-        </w:rPr>
-      </w:pPr>
-      <w:r>
-        <w:rPr>
-          <w:b/>
-          <w:bCs/>
-        </w:rPr>
-        <w:t>50. Employees with lowest salary</w:t>
-      </w:r>
-    </w:p>
-    <w:p>
-      <w:r>
-        <w:lastRenderedPageBreak/>
-        <w:t>SELECT *</w:t>
-      </w:r>
-      <w:r>
-        <w:br/>
-        <w:t>FROM employees</w:t>
-      </w:r>
-      <w:r>
-        <w:br/>
-        <w:t>WHERE salary = (</w:t>
-      </w:r>
-      <w:r>
-        <w:br/>
-        <w:t xml:space="preserve">    SELECT MIN(salary)</w:t>
-      </w:r>
-      <w:r>
-        <w:br/>
-        <w:t xml:space="preserve">    FROM employees</w:t>
-      </w:r>
-      <w:r>
-        <w:br/>
-        <w:t>);</w:t>
-      </w:r>
-    </w:p>
-    <w:p>
-      <w:pPr>
-        <w:rPr>
-          <w:b/>
-          <w:bCs/>
-        </w:rPr>
-      </w:pPr>
-      <w:r>
-        <w:rPr>
-          <w:b/>
-          <w:bCs/>
-        </w:rPr>
-        <w:t>51. Employees whose salary greater than department average</w:t>
-      </w:r>
-    </w:p>
-    <w:p>
-      <w:r>
-        <w:t>SELECT *</w:t>
-      </w:r>
-      <w:r>
-        <w:br/>
-        <w:t>FROM employees e</w:t>
-      </w:r>
-      <w:r>
-        <w:br/>
-        <w:t>WHERE salary &gt; (</w:t>
-      </w:r>
-      <w:r>
-        <w:br/>
-        <w:t xml:space="preserve">    SELECT AVG(salary)</w:t>
-      </w:r>
-      <w:r>
-        <w:br/>
-        <w:t xml:space="preserve">    FROM employees</w:t>
-      </w:r>
-      <w:r>
-        <w:br/>
-        <w:t xml:space="preserve">    WHERE dept = e.dept</w:t>
-      </w:r>
-      <w:r>
-        <w:br/>
-        <w:t>);</w:t>
-      </w:r>
-    </w:p>
-    <w:p>
-      <w:pPr>
-        <w:rPr>
-          <w:b/>
-          <w:bCs/>
-        </w:rPr>
-      </w:pPr>
-      <w:r>
-        <w:rPr>
-          <w:b/>
-          <w:bCs/>
-        </w:rPr>
-        <w:t>52. Departments with highest average salary</w:t>
-      </w:r>
-    </w:p>
-    <w:p>
-      <w:r>
-        <w:t>SELECT dept</w:t>
-      </w:r>
-      <w:r>
-        <w:br/>
-        <w:t>FROM employees</w:t>
-      </w:r>
-      <w:r>
-        <w:br/>
-        <w:t>GROUP BY dept</w:t>
-      </w:r>
-      <w:r>
-        <w:br/>
-        <w:t>ORDER BY AVG(salary) DESC</w:t>
-      </w:r>
-      <w:r>
-        <w:br/>
-        <w:t>LIMIT 1;</w:t>
-      </w:r>
-    </w:p>
-    <w:p>
-      <w:pPr>
-        <w:rPr>
-          <w:b/>
-          <w:bCs/>
-        </w:rPr>
-      </w:pPr>
-      <w:r>
-        <w:rPr>
-          <w:b/>
-          <w:bCs/>
-        </w:rPr>
-        <w:t>53. Customers with orders above average order value</w:t>
-      </w:r>
-    </w:p>
-    <w:p>
-      <w:r>
-        <w:t>SELECT *</w:t>
-      </w:r>
-      <w:r>
-        <w:br/>
-        <w:t>FROM orders</w:t>
-      </w:r>
-      <w:r>
-        <w:br/>
-        <w:t>WHERE amount &gt; (</w:t>
-      </w:r>
-      <w:r>
-        <w:br/>
-        <w:t xml:space="preserve">    SELECT AVG(amount)</w:t>
-      </w:r>
-      <w:r>
-        <w:br/>
-        <w:t xml:space="preserve">    FROM orders</w:t>
-      </w:r>
-      <w:r>
-        <w:br/>
-        <w:t>);</w:t>
-      </w:r>
-    </w:p>
-    <w:p>
-      <w:pPr>
-        <w:rPr>
-          <w:b/>
-          <w:bCs/>
-        </w:rPr>
-      </w:pPr>
-      <w:r>
-        <w:rPr>
-          <w:b/>
-          <w:bCs/>
-        </w:rPr>
-        <w:t>54. Customers with highest purchase</w:t>
-      </w:r>
-    </w:p>
-    <w:p>
-      <w:r>
-        <w:t>SELECT customer_id</w:t>
-      </w:r>
-      <w:r>
-        <w:br/>
-        <w:t>FROM orders</w:t>
-      </w:r>
-      <w:r>
-        <w:br/>
-        <w:t>GROUP BY customer_id</w:t>
-      </w:r>
-      <w:r>
-        <w:br/>
-        <w:t>ORDER BY SUM(amount) DESC</w:t>
-      </w:r>
-      <w:r>
-        <w:br/>
-        <w:t>LIMIT 1;</w:t>
-      </w:r>
-    </w:p>
-    <w:p>
-      <w:pPr>
-        <w:rPr>
-          <w:b/>
-          <w:bCs/>
-        </w:rPr>
-      </w:pPr>
-      <w:r>
-        <w:rPr>
-          <w:b/>
-          <w:bCs/>
-        </w:rPr>
-        <w:t>55. Employees hired after company average hire date</w:t>
-      </w:r>
-    </w:p>
-    <w:p>
-      <w:r>
-        <w:t>SELECT *</w:t>
-      </w:r>
-      <w:r>
-        <w:br/>
-        <w:t>FROM employees</w:t>
-      </w:r>
-      <w:r>
-        <w:br/>
-      </w:r>
-      <w:r>
-        <w:lastRenderedPageBreak/>
-        <w:t>WHERE hire_date &gt; (</w:t>
-      </w:r>
-      <w:r>
-        <w:br/>
-        <w:t xml:space="preserve">    SELECT AVG(hire_date)</w:t>
-      </w:r>
-      <w:r>
-        <w:br/>
-        <w:t xml:space="preserve">    FROM employees</w:t>
-      </w:r>
-      <w:r>
-        <w:br/>
-        <w:t>);</w:t>
-      </w:r>
-    </w:p>
-    <w:p>
-      <w:pPr>
-        <w:rPr>
-          <w:b/>
-          <w:bCs/>
-        </w:rPr>
-      </w:pPr>
-      <w:r>
-        <w:rPr>
-          <w:b/>
-          <w:bCs/>
-        </w:rPr>
-        <w:t>56. Employees earning more than department maximum of another department</w:t>
-      </w:r>
-    </w:p>
-    <w:p>
-      <w:r>
-        <w:t>SELECT *</w:t>
-      </w:r>
-      <w:r>
-        <w:br/>
-        <w:t>FROM employees</w:t>
-      </w:r>
-      <w:r>
-        <w:br/>
-        <w:t>WHERE salary &gt; (</w:t>
-      </w:r>
-      <w:r>
-        <w:br/>
-        <w:t xml:space="preserve">    SELECT MAX(salary)</w:t>
-      </w:r>
-      <w:r>
-        <w:br/>
-        <w:t xml:space="preserve">    FROM employees</w:t>
-      </w:r>
-      <w:r>
-        <w:br/>
-        <w:t xml:space="preserve">    WHERE dept = 'HR'</w:t>
-      </w:r>
-      <w:r>
-        <w:br/>
-        <w:t>);</w:t>
-      </w:r>
-    </w:p>
-    <w:p>
-      <w:pPr>
-        <w:rPr>
-          <w:b/>
-          <w:bCs/>
-        </w:rPr>
-      </w:pPr>
-      <w:r>
-        <w:rPr>
-          <w:b/>
-          <w:bCs/>
-        </w:rPr>
-        <w:t>57. Customers with at least one order</w:t>
-      </w:r>
-    </w:p>
-    <w:p>
-      <w:r>
-        <w:t>SELECT *</w:t>
-      </w:r>
-      <w:r>
-        <w:br/>
-        <w:t>FROM customers</w:t>
-      </w:r>
-      <w:r>
-        <w:br/>
-        <w:t>WHERE customer_id IN (</w:t>
-      </w:r>
-      <w:r>
-        <w:br/>
-        <w:t xml:space="preserve">    SELECT customer_id</w:t>
-      </w:r>
-      <w:r>
-        <w:br/>
-        <w:t xml:space="preserve">    FROM orders</w:t>
-      </w:r>
-      <w:r>
-        <w:br/>
-        <w:t>);</w:t>
-      </w:r>
-    </w:p>
-    <w:p>
-      <w:pPr>
-        <w:rPr>
-          <w:b/>
-          <w:bCs/>
-        </w:rPr>
-      </w:pPr>
-      <w:r>
-        <w:rPr>
-          <w:b/>
-          <w:bCs/>
-        </w:rPr>
-        <w:t>58. Customers with no orders</w:t>
-      </w:r>
-    </w:p>
-    <w:p>
-      <w:r>
-        <w:t>SELECT *</w:t>
-      </w:r>
-      <w:r>
-        <w:br/>
-        <w:t>FROM customers</w:t>
-      </w:r>
-      <w:r>
-        <w:br/>
-        <w:t>WHERE customer_id NOT IN (</w:t>
-      </w:r>
-      <w:r>
-        <w:br/>
-        <w:t xml:space="preserve">    SELECT customer_id</w:t>
-      </w:r>
-      <w:r>
-        <w:br/>
-        <w:t xml:space="preserve">    FROM orders</w:t>
-      </w:r>
-      <w:r>
-        <w:br/>
-        <w:t>);</w:t>
-      </w:r>
-    </w:p>
-    <w:p>
-      <w:pPr>
-        <w:rPr>
-          <w:b/>
-          <w:bCs/>
-        </w:rPr>
-      </w:pPr>
-      <w:r>
-        <w:rPr>
-          <w:b/>
-          <w:bCs/>
-        </w:rPr>
-        <w:t>59. Orders with highest amount</w:t>
-      </w:r>
-    </w:p>
-    <w:p>
-      <w:r>
-        <w:t>SELECT *</w:t>
-      </w:r>
-      <w:r>
-        <w:br/>
-        <w:t>FROM orders</w:t>
-      </w:r>
-      <w:r>
-        <w:br/>
-        <w:t>WHERE amount = (</w:t>
-      </w:r>
-      <w:r>
-        <w:br/>
-        <w:t xml:space="preserve">    SELECT MAX(amount)</w:t>
-      </w:r>
-      <w:r>
-        <w:br/>
-        <w:t xml:space="preserve">    FROM orders</w:t>
-      </w:r>
-      <w:r>
-        <w:br/>
-        <w:t>);</w:t>
-      </w:r>
-    </w:p>
-    <w:p>
-      <w:pPr>
-        <w:rPr>
-          <w:b/>
-          <w:bCs/>
-        </w:rPr>
-      </w:pPr>
-      <w:r>
-        <w:rPr>
-          <w:b/>
-          <w:bCs/>
-        </w:rPr>
-        <w:t>60. Employees whose salary is above department minimum</w:t>
-      </w:r>
-    </w:p>
-    <w:p>
-      <w:r>
-        <w:t>SELECT *</w:t>
-      </w:r>
-      <w:r>
-        <w:br/>
-        <w:t>FROM employees e</w:t>
-      </w:r>
-      <w:r>
-        <w:br/>
-      </w:r>
-      <w:r>
-        <w:lastRenderedPageBreak/>
-        <w:t>WHERE salary &gt;</w:t>
-      </w:r>
-      <w:r>
-        <w:br/>
-        <w:t>(</w:t>
-      </w:r>
-      <w:r>
-        <w:br/>
-        <w:t>SELECT MIN(salary)</w:t>
-      </w:r>
-      <w:r>
-        <w:br/>
-        <w:t>FROM employees</w:t>
-      </w:r>
-      <w:r>
-        <w:br/>
-        <w:t>WHERE dept = e.dept</w:t>
-      </w:r>
-      <w:r>
-        <w:br/>
-        <w:t>);</w:t>
-      </w:r>
-    </w:p>
-    <w:p>
       <w:r>
         <w:pict w14:anchorId="0FAFA0DF">
-          <v:rect id="_x0000_i1107" style="width:0;height:1.5pt" o:hralign="center" o:hrstd="t" o:hr="t" fillcolor="#a0a0a0" stroked="f"/>
+          <v:rect id="_x0000_i1033" style="width:0;height:1.5pt" o:hralign="center" o:hrstd="t" o:hr="t" fillcolor="#a0a0a0" stroked="f"/>
         </w:pict>
       </w:r>
     </w:p>
@@ -3742,7 +3684,7 @@
     <w:p>
       <w:r>
         <w:pict w14:anchorId="5FBB31D3">
-          <v:rect id="_x0000_i1108" style="width:0;height:1.5pt" o:hralign="center" o:hrstd="t" o:hr="t" fillcolor="#a0a0a0" stroked="f"/>
+          <v:rect id="_x0000_i1034" style="width:0;height:1.5pt" o:hralign="center" o:hrstd="t" o:hr="t" fillcolor="#a0a0a0" stroked="f"/>
         </w:pict>
       </w:r>
     </w:p>
@@ -3921,7 +3863,7 @@
     <w:p>
       <w:r>
         <w:pict w14:anchorId="2B7348F1">
-          <v:rect id="_x0000_i1109" style="width:0;height:1.5pt" o:hralign="center" o:hrstd="t" o:hr="t" fillcolor="#a0a0a0" stroked="f"/>
+          <v:rect id="_x0000_i1035" style="width:0;height:1.5pt" o:hralign="center" o:hrstd="t" o:hr="t" fillcolor="#a0a0a0" stroked="f"/>
         </w:pict>
       </w:r>
     </w:p>
@@ -4176,7 +4118,7 @@
     <w:p>
       <w:r>
         <w:pict w14:anchorId="00C1FE80">
-          <v:rect id="_x0000_i1110" style="width:0;height:1.5pt" o:hralign="center" o:hrstd="t" o:hr="t" fillcolor="#a0a0a0" stroked="f"/>
+          <v:rect id="_x0000_i1036" style="width:0;height:1.5pt" o:hralign="center" o:hrstd="t" o:hr="t" fillcolor="#a0a0a0" stroked="f"/>
         </w:pict>
       </w:r>
     </w:p>
@@ -4339,7 +4281,7 @@
     <w:p>
       <w:r>
         <w:pict w14:anchorId="2D4D29C7">
-          <v:rect id="_x0000_i1111" style="width:0;height:1.5pt" o:hralign="center" o:hrstd="t" o:hr="t" fillcolor="#a0a0a0" stroked="f"/>
+          <v:rect id="_x0000_i1037" style="width:0;height:1.5pt" o:hralign="center" o:hrstd="t" o:hr="t" fillcolor="#a0a0a0" stroked="f"/>
         </w:pict>
       </w:r>
     </w:p>
@@ -4502,7 +4444,7 @@
     <w:p>
       <w:r>
         <w:pict w14:anchorId="04487065">
-          <v:rect id="_x0000_i1112" style="width:0;height:1.5pt" o:hralign="center" o:hrstd="t" o:hr="t" fillcolor="#a0a0a0" stroked="f"/>
+          <v:rect id="_x0000_i1038" style="width:0;height:1.5pt" o:hralign="center" o:hrstd="t" o:hr="t" fillcolor="#a0a0a0" stroked="f"/>
         </w:pict>
       </w:r>
     </w:p>
@@ -4664,7 +4606,7 @@
     <w:p>
       <w:r>
         <w:pict w14:anchorId="6A0C7B0A">
-          <v:rect id="_x0000_i1113" style="width:0;height:1.5pt" o:hralign="center" o:hrstd="t" o:hr="t" fillcolor="#a0a0a0" stroked="f"/>
+          <v:rect id="_x0000_i1039" style="width:0;height:1.5pt" o:hralign="center" o:hrstd="t" o:hr="t" fillcolor="#a0a0a0" stroked="f"/>
         </w:pict>
       </w:r>
     </w:p>
@@ -4893,7 +4835,7 @@
     <w:p>
       <w:r>
         <w:pict w14:anchorId="7BD9147F">
-          <v:rect id="_x0000_i1114" style="width:0;height:1.5pt" o:hralign="center" o:hrstd="t" o:hr="t" fillcolor="#a0a0a0" stroked="f"/>
+          <v:rect id="_x0000_i1040" style="width:0;height:1.5pt" o:hralign="center" o:hrstd="t" o:hr="t" fillcolor="#a0a0a0" stroked="f"/>
         </w:pict>
       </w:r>
     </w:p>
@@ -5000,7 +4942,7 @@
     <w:p>
       <w:r>
         <w:pict w14:anchorId="51F436D5">
-          <v:rect id="_x0000_i1115" style="width:0;height:1.5pt" o:hralign="center" o:hrstd="t" o:hr="t" fillcolor="#a0a0a0" stroked="f"/>
+          <v:rect id="_x0000_i1041" style="width:0;height:1.5pt" o:hralign="center" o:hrstd="t" o:hr="t" fillcolor="#a0a0a0" stroked="f"/>
         </w:pict>
       </w:r>
     </w:p>
@@ -5395,7 +5337,7 @@
     <w:p>
       <w:r>
         <w:pict w14:anchorId="0597F4B6">
-          <v:rect id="_x0000_i1309" style="width:0;height:1.5pt" o:hralign="center" o:hrstd="t" o:hr="t" fillcolor="#a0a0a0" stroked="f"/>
+          <v:rect id="_x0000_i1042" style="width:0;height:1.5pt" o:hralign="center" o:hrstd="t" o:hr="t" fillcolor="#a0a0a0" stroked="f"/>
         </w:pict>
       </w:r>
     </w:p>
@@ -5453,7 +5395,7 @@
     <w:p>
       <w:r>
         <w:pict w14:anchorId="31938CF6">
-          <v:rect id="_x0000_i1310" style="width:0;height:1.5pt" o:hralign="center" o:hrstd="t" o:hr="t" fillcolor="#a0a0a0" stroked="f"/>
+          <v:rect id="_x0000_i1043" style="width:0;height:1.5pt" o:hralign="center" o:hrstd="t" o:hr="t" fillcolor="#a0a0a0" stroked="f"/>
         </w:pict>
       </w:r>
     </w:p>
@@ -5488,7 +5430,7 @@
     <w:p>
       <w:r>
         <w:pict w14:anchorId="04937E9B">
-          <v:rect id="_x0000_i1311" style="width:0;height:1.5pt" o:hralign="center" o:hrstd="t" o:hr="t" fillcolor="#a0a0a0" stroked="f"/>
+          <v:rect id="_x0000_i1044" style="width:0;height:1.5pt" o:hralign="center" o:hrstd="t" o:hr="t" fillcolor="#a0a0a0" stroked="f"/>
         </w:pict>
       </w:r>
     </w:p>
@@ -5543,7 +5485,7 @@
     <w:p>
       <w:r>
         <w:pict w14:anchorId="296CAD7E">
-          <v:rect id="_x0000_i1312" style="width:0;height:1.5pt" o:hralign="center" o:hrstd="t" o:hr="t" fillcolor="#a0a0a0" stroked="f"/>
+          <v:rect id="_x0000_i1045" style="width:0;height:1.5pt" o:hralign="center" o:hrstd="t" o:hr="t" fillcolor="#a0a0a0" stroked="f"/>
         </w:pict>
       </w:r>
     </w:p>
@@ -5615,7 +5557,7 @@
     <w:p>
       <w:r>
         <w:pict w14:anchorId="4948828E">
-          <v:rect id="_x0000_i1313" style="width:0;height:1.5pt" o:hralign="center" o:hrstd="t" o:hr="t" fillcolor="#a0a0a0" stroked="f"/>
+          <v:rect id="_x0000_i1046" style="width:0;height:1.5pt" o:hralign="center" o:hrstd="t" o:hr="t" fillcolor="#a0a0a0" stroked="f"/>
         </w:pict>
       </w:r>
     </w:p>
@@ -5705,7 +5647,7 @@
     <w:p>
       <w:r>
         <w:pict w14:anchorId="7DC55BDF">
-          <v:rect id="_x0000_i1314" style="width:0;height:1.5pt" o:hralign="center" o:hrstd="t" o:hr="t" fillcolor="#a0a0a0" stroked="f"/>
+          <v:rect id="_x0000_i1047" style="width:0;height:1.5pt" o:hralign="center" o:hrstd="t" o:hr="t" fillcolor="#a0a0a0" stroked="f"/>
         </w:pict>
       </w:r>
     </w:p>
@@ -5760,7 +5702,7 @@
       <w:r>
         <w:lastRenderedPageBreak/>
         <w:pict w14:anchorId="1762757F">
-          <v:rect id="_x0000_i1315" style="width:0;height:1.5pt" o:hralign="center" o:hrstd="t" o:hr="t" fillcolor="#a0a0a0" stroked="f"/>
+          <v:rect id="_x0000_i1048" style="width:0;height:1.5pt" o:hralign="center" o:hrstd="t" o:hr="t" fillcolor="#a0a0a0" stroked="f"/>
         </w:pict>
       </w:r>
     </w:p>
@@ -5819,7 +5761,7 @@
     <w:p>
       <w:r>
         <w:pict w14:anchorId="374249CD">
-          <v:rect id="_x0000_i1316" style="width:0;height:1.5pt" o:hralign="center" o:hrstd="t" o:hr="t" fillcolor="#a0a0a0" stroked="f"/>
+          <v:rect id="_x0000_i1049" style="width:0;height:1.5pt" o:hralign="center" o:hrstd="t" o:hr="t" fillcolor="#a0a0a0" stroked="f"/>
         </w:pict>
       </w:r>
     </w:p>
@@ -5909,7 +5851,7 @@
     <w:p>
       <w:r>
         <w:pict w14:anchorId="05160DF3">
-          <v:rect id="_x0000_i1317" style="width:0;height:1.5pt" o:hralign="center" o:hrstd="t" o:hr="t" fillcolor="#a0a0a0" stroked="f"/>
+          <v:rect id="_x0000_i1050" style="width:0;height:1.5pt" o:hralign="center" o:hrstd="t" o:hr="t" fillcolor="#a0a0a0" stroked="f"/>
         </w:pict>
       </w:r>
     </w:p>
@@ -5952,7 +5894,7 @@
     <w:p>
       <w:r>
         <w:pict w14:anchorId="3A21D9E7">
-          <v:rect id="_x0000_i1318" style="width:0;height:1.5pt" o:hralign="center" o:hrstd="t" o:hr="t" fillcolor="#a0a0a0" stroked="f"/>
+          <v:rect id="_x0000_i1051" style="width:0;height:1.5pt" o:hralign="center" o:hrstd="t" o:hr="t" fillcolor="#a0a0a0" stroked="f"/>
         </w:pict>
       </w:r>
     </w:p>
@@ -5992,7 +5934,7 @@
     <w:p>
       <w:r>
         <w:pict w14:anchorId="3FB1365B">
-          <v:rect id="_x0000_i1319" style="width:0;height:1.5pt" o:hralign="center" o:hrstd="t" o:hr="t" fillcolor="#a0a0a0" stroked="f"/>
+          <v:rect id="_x0000_i1052" style="width:0;height:1.5pt" o:hralign="center" o:hrstd="t" o:hr="t" fillcolor="#a0a0a0" stroked="f"/>
         </w:pict>
       </w:r>
     </w:p>
@@ -6042,7 +5984,7 @@
     <w:p>
       <w:r>
         <w:pict w14:anchorId="0C7F06D2">
-          <v:rect id="_x0000_i1320" style="width:0;height:1.5pt" o:hralign="center" o:hrstd="t" o:hr="t" fillcolor="#a0a0a0" stroked="f"/>
+          <v:rect id="_x0000_i1053" style="width:0;height:1.5pt" o:hralign="center" o:hrstd="t" o:hr="t" fillcolor="#a0a0a0" stroked="f"/>
         </w:pict>
       </w:r>
     </w:p>
@@ -6077,7 +6019,7 @@
     <w:p>
       <w:r>
         <w:pict w14:anchorId="00355DE4">
-          <v:rect id="_x0000_i1321" style="width:0;height:1.5pt" o:hralign="center" o:hrstd="t" o:hr="t" fillcolor="#a0a0a0" stroked="f"/>
+          <v:rect id="_x0000_i1054" style="width:0;height:1.5pt" o:hralign="center" o:hrstd="t" o:hr="t" fillcolor="#a0a0a0" stroked="f"/>
         </w:pict>
       </w:r>
     </w:p>
@@ -6136,7 +6078,7 @@
     <w:p>
       <w:r>
         <w:pict w14:anchorId="1A5F9EC4">
-          <v:rect id="_x0000_i1322" style="width:0;height:1.5pt" o:hralign="center" o:hrstd="t" o:hr="t" fillcolor="#a0a0a0" stroked="f"/>
+          <v:rect id="_x0000_i1055" style="width:0;height:1.5pt" o:hralign="center" o:hrstd="t" o:hr="t" fillcolor="#a0a0a0" stroked="f"/>
         </w:pict>
       </w:r>
     </w:p>
@@ -6201,7 +6143,7 @@
     <w:p>
       <w:r>
         <w:pict w14:anchorId="615A7BC0">
-          <v:rect id="_x0000_i1323" style="width:0;height:1.5pt" o:hralign="center" o:hrstd="t" o:hr="t" fillcolor="#a0a0a0" stroked="f"/>
+          <v:rect id="_x0000_i1056" style="width:0;height:1.5pt" o:hralign="center" o:hrstd="t" o:hr="t" fillcolor="#a0a0a0" stroked="f"/>
         </w:pict>
       </w:r>
     </w:p>
@@ -6244,7 +6186,7 @@
     <w:p>
       <w:r>
         <w:pict w14:anchorId="674A65F2">
-          <v:rect id="_x0000_i1324" style="width:0;height:1.5pt" o:hralign="center" o:hrstd="t" o:hr="t" fillcolor="#a0a0a0" stroked="f"/>
+          <v:rect id="_x0000_i1057" style="width:0;height:1.5pt" o:hralign="center" o:hrstd="t" o:hr="t" fillcolor="#a0a0a0" stroked="f"/>
         </w:pict>
       </w:r>
     </w:p>
@@ -6302,7 +6244,7 @@
     <w:p>
       <w:r>
         <w:pict w14:anchorId="2C35E83B">
-          <v:rect id="_x0000_i1325" style="width:0;height:1.5pt" o:hralign="center" o:hrstd="t" o:hr="t" fillcolor="#a0a0a0" stroked="f"/>
+          <v:rect id="_x0000_i1058" style="width:0;height:1.5pt" o:hralign="center" o:hrstd="t" o:hr="t" fillcolor="#a0a0a0" stroked="f"/>
         </w:pict>
       </w:r>
     </w:p>
@@ -6353,7 +6295,7 @@
     <w:p>
       <w:r>
         <w:pict w14:anchorId="2B1AE7D1">
-          <v:rect id="_x0000_i1326" style="width:0;height:1.5pt" o:hralign="center" o:hrstd="t" o:hr="t" fillcolor="#a0a0a0" stroked="f"/>
+          <v:rect id="_x0000_i1059" style="width:0;height:1.5pt" o:hralign="center" o:hrstd="t" o:hr="t" fillcolor="#a0a0a0" stroked="f"/>
         </w:pict>
       </w:r>
     </w:p>
@@ -6442,7 +6384,7 @@
     <w:p>
       <w:r>
         <w:pict w14:anchorId="423C023C">
-          <v:rect id="_x0000_i1327" style="width:0;height:1.5pt" o:hralign="center" o:hrstd="t" o:hr="t" fillcolor="#a0a0a0" stroked="f"/>
+          <v:rect id="_x0000_i1060" style="width:0;height:1.5pt" o:hralign="center" o:hrstd="t" o:hr="t" fillcolor="#a0a0a0" stroked="f"/>
         </w:pict>
       </w:r>
     </w:p>
@@ -6481,7 +6423,7 @@
     <w:p>
       <w:r>
         <w:pict w14:anchorId="132E9250">
-          <v:rect id="_x0000_i1328" style="width:0;height:1.5pt" o:hralign="center" o:hrstd="t" o:hr="t" fillcolor="#a0a0a0" stroked="f"/>
+          <v:rect id="_x0000_i1061" style="width:0;height:1.5pt" o:hralign="center" o:hrstd="t" o:hr="t" fillcolor="#a0a0a0" stroked="f"/>
         </w:pict>
       </w:r>
     </w:p>
@@ -6551,7 +6493,7 @@
     <w:p>
       <w:r>
         <w:pict w14:anchorId="7CAFCAB8">
-          <v:rect id="_x0000_i1329" style="width:0;height:1.5pt" o:hralign="center" o:hrstd="t" o:hr="t" fillcolor="#a0a0a0" stroked="f"/>
+          <v:rect id="_x0000_i1062" style="width:0;height:1.5pt" o:hralign="center" o:hrstd="t" o:hr="t" fillcolor="#a0a0a0" stroked="f"/>
         </w:pict>
       </w:r>
     </w:p>
@@ -6610,7 +6552,7 @@
     <w:p>
       <w:r>
         <w:pict w14:anchorId="7F00F5DE">
-          <v:rect id="_x0000_i1330" style="width:0;height:1.5pt" o:hralign="center" o:hrstd="t" o:hr="t" fillcolor="#a0a0a0" stroked="f"/>
+          <v:rect id="_x0000_i1063" style="width:0;height:1.5pt" o:hralign="center" o:hrstd="t" o:hr="t" fillcolor="#a0a0a0" stroked="f"/>
         </w:pict>
       </w:r>
     </w:p>
@@ -6654,7 +6596,7 @@
     <w:p>
       <w:r>
         <w:pict w14:anchorId="62E53DC2">
-          <v:rect id="_x0000_i1331" style="width:0;height:1.5pt" o:hralign="center" o:hrstd="t" o:hr="t" fillcolor="#a0a0a0" stroked="f"/>
+          <v:rect id="_x0000_i1064" style="width:0;height:1.5pt" o:hralign="center" o:hrstd="t" o:hr="t" fillcolor="#a0a0a0" stroked="f"/>
         </w:pict>
       </w:r>
     </w:p>
@@ -6712,7 +6654,7 @@
     <w:p>
       <w:r>
         <w:pict w14:anchorId="0F7F1BEA">
-          <v:rect id="_x0000_i1332" style="width:0;height:1.5pt" o:hralign="center" o:hrstd="t" o:hr="t" fillcolor="#a0a0a0" stroked="f"/>
+          <v:rect id="_x0000_i1065" style="width:0;height:1.5pt" o:hralign="center" o:hrstd="t" o:hr="t" fillcolor="#a0a0a0" stroked="f"/>
         </w:pict>
       </w:r>
     </w:p>
@@ -6755,7 +6697,7 @@
     <w:p>
       <w:r>
         <w:pict w14:anchorId="1A5E8AB8">
-          <v:rect id="_x0000_i1333" style="width:0;height:1.5pt" o:hralign="center" o:hrstd="t" o:hr="t" fillcolor="#a0a0a0" stroked="f"/>
+          <v:rect id="_x0000_i1066" style="width:0;height:1.5pt" o:hralign="center" o:hrstd="t" o:hr="t" fillcolor="#a0a0a0" stroked="f"/>
         </w:pict>
       </w:r>
     </w:p>
@@ -6794,7 +6736,7 @@
     <w:p>
       <w:r>
         <w:pict w14:anchorId="37FC7CDA">
-          <v:rect id="_x0000_i1334" style="width:0;height:1.5pt" o:hralign="center" o:hrstd="t" o:hr="t" fillcolor="#a0a0a0" stroked="f"/>
+          <v:rect id="_x0000_i1067" style="width:0;height:1.5pt" o:hralign="center" o:hrstd="t" o:hr="t" fillcolor="#a0a0a0" stroked="f"/>
         </w:pict>
       </w:r>
     </w:p>
@@ -6844,7 +6786,7 @@
     <w:p>
       <w:r>
         <w:pict w14:anchorId="6C4E8006">
-          <v:rect id="_x0000_i1335" style="width:0;height:1.5pt" o:hralign="center" o:hrstd="t" o:hr="t" fillcolor="#a0a0a0" stroked="f"/>
+          <v:rect id="_x0000_i1068" style="width:0;height:1.5pt" o:hralign="center" o:hrstd="t" o:hr="t" fillcolor="#a0a0a0" stroked="f"/>
         </w:pict>
       </w:r>
     </w:p>
@@ -6887,7 +6829,7 @@
     <w:p>
       <w:r>
         <w:pict w14:anchorId="1A92554D">
-          <v:rect id="_x0000_i1336" style="width:0;height:1.5pt" o:hralign="center" o:hrstd="t" o:hr="t" fillcolor="#a0a0a0" stroked="f"/>
+          <v:rect id="_x0000_i1069" style="width:0;height:1.5pt" o:hralign="center" o:hrstd="t" o:hr="t" fillcolor="#a0a0a0" stroked="f"/>
         </w:pict>
       </w:r>
     </w:p>
@@ -6934,7 +6876,7 @@
     <w:p>
       <w:r>
         <w:pict w14:anchorId="7ADF2CD5">
-          <v:rect id="_x0000_i1337" style="width:0;height:1.5pt" o:hralign="center" o:hrstd="t" o:hr="t" fillcolor="#a0a0a0" stroked="f"/>
+          <v:rect id="_x0000_i1070" style="width:0;height:1.5pt" o:hralign="center" o:hrstd="t" o:hr="t" fillcolor="#a0a0a0" stroked="f"/>
         </w:pict>
       </w:r>
     </w:p>
@@ -6973,7 +6915,7 @@
     <w:p>
       <w:r>
         <w:pict w14:anchorId="5EC7DA9E">
-          <v:rect id="_x0000_i1338" style="width:0;height:1.5pt" o:hralign="center" o:hrstd="t" o:hr="t" fillcolor="#a0a0a0" stroked="f"/>
+          <v:rect id="_x0000_i1071" style="width:0;height:1.5pt" o:hralign="center" o:hrstd="t" o:hr="t" fillcolor="#a0a0a0" stroked="f"/>
         </w:pict>
       </w:r>
     </w:p>
@@ -7100,7 +7042,7 @@
     <w:p>
       <w:r>
         <w:pict w14:anchorId="4B1810E3">
-          <v:rect id="_x0000_i1555" style="width:0;height:1.5pt" o:hralign="center" o:hrstd="t" o:hr="t" fillcolor="#a0a0a0" stroked="f"/>
+          <v:rect id="_x0000_i1072" style="width:0;height:1.5pt" o:hralign="center" o:hrstd="t" o:hr="t" fillcolor="#a0a0a0" stroked="f"/>
         </w:pict>
       </w:r>
     </w:p>
@@ -7170,7 +7112,7 @@
     <w:p>
       <w:r>
         <w:pict w14:anchorId="754CAA08">
-          <v:rect id="_x0000_i1556" style="width:0;height:1.5pt" o:hralign="center" o:hrstd="t" o:hr="t" fillcolor="#a0a0a0" stroked="f"/>
+          <v:rect id="_x0000_i1073" style="width:0;height:1.5pt" o:hralign="center" o:hrstd="t" o:hr="t" fillcolor="#a0a0a0" stroked="f"/>
         </w:pict>
       </w:r>
     </w:p>
@@ -7225,7 +7167,7 @@
     <w:p>
       <w:r>
         <w:pict w14:anchorId="1923DF62">
-          <v:rect id="_x0000_i1557" style="width:0;height:1.5pt" o:hralign="center" o:hrstd="t" o:hr="t" fillcolor="#a0a0a0" stroked="f"/>
+          <v:rect id="_x0000_i1074" style="width:0;height:1.5pt" o:hralign="center" o:hrstd="t" o:hr="t" fillcolor="#a0a0a0" stroked="f"/>
         </w:pict>
       </w:r>
     </w:p>
@@ -7301,7 +7243,7 @@
     <w:p>
       <w:r>
         <w:pict w14:anchorId="103D6A6D">
-          <v:rect id="_x0000_i1558" style="width:0;height:1.5pt" o:hralign="center" o:hrstd="t" o:hr="t" fillcolor="#a0a0a0" stroked="f"/>
+          <v:rect id="_x0000_i1075" style="width:0;height:1.5pt" o:hralign="center" o:hrstd="t" o:hr="t" fillcolor="#a0a0a0" stroked="f"/>
         </w:pict>
       </w:r>
     </w:p>
@@ -7393,7 +7335,7 @@
     <w:p>
       <w:r>
         <w:pict w14:anchorId="1F289770">
-          <v:rect id="_x0000_i1559" style="width:0;height:1.5pt" o:hralign="center" o:hrstd="t" o:hr="t" fillcolor="#a0a0a0" stroked="f"/>
+          <v:rect id="_x0000_i1076" style="width:0;height:1.5pt" o:hralign="center" o:hrstd="t" o:hr="t" fillcolor="#a0a0a0" stroked="f"/>
         </w:pict>
       </w:r>
     </w:p>
@@ -7436,7 +7378,7 @@
     <w:p>
       <w:r>
         <w:pict w14:anchorId="7346743C">
-          <v:rect id="_x0000_i1560" style="width:0;height:1.5pt" o:hralign="center" o:hrstd="t" o:hr="t" fillcolor="#a0a0a0" stroked="f"/>
+          <v:rect id="_x0000_i1077" style="width:0;height:1.5pt" o:hralign="center" o:hrstd="t" o:hr="t" fillcolor="#a0a0a0" stroked="f"/>
         </w:pict>
       </w:r>
     </w:p>
@@ -7501,7 +7443,7 @@
     <w:p>
       <w:r>
         <w:pict w14:anchorId="70E605C0">
-          <v:rect id="_x0000_i1561" style="width:0;height:1.5pt" o:hralign="center" o:hrstd="t" o:hr="t" fillcolor="#a0a0a0" stroked="f"/>
+          <v:rect id="_x0000_i1078" style="width:0;height:1.5pt" o:hralign="center" o:hrstd="t" o:hr="t" fillcolor="#a0a0a0" stroked="f"/>
         </w:pict>
       </w:r>
     </w:p>
@@ -7552,7 +7494,7 @@
     <w:p>
       <w:r>
         <w:pict w14:anchorId="43777C94">
-          <v:rect id="_x0000_i1562" style="width:0;height:1.5pt" o:hralign="center" o:hrstd="t" o:hr="t" fillcolor="#a0a0a0" stroked="f"/>
+          <v:rect id="_x0000_i1079" style="width:0;height:1.5pt" o:hralign="center" o:hrstd="t" o:hr="t" fillcolor="#a0a0a0" stroked="f"/>
         </w:pict>
       </w:r>
     </w:p>
@@ -7599,7 +7541,7 @@
     <w:p>
       <w:r>
         <w:pict w14:anchorId="59F30DE9">
-          <v:rect id="_x0000_i1563" style="width:0;height:1.5pt" o:hralign="center" o:hrstd="t" o:hr="t" fillcolor="#a0a0a0" stroked="f"/>
+          <v:rect id="_x0000_i1080" style="width:0;height:1.5pt" o:hralign="center" o:hrstd="t" o:hr="t" fillcolor="#a0a0a0" stroked="f"/>
         </w:pict>
       </w:r>
     </w:p>
@@ -7687,7 +7629,7 @@
     <w:p>
       <w:r>
         <w:pict w14:anchorId="5C697CCF">
-          <v:rect id="_x0000_i1564" style="width:0;height:1.5pt" o:hralign="center" o:hrstd="t" o:hr="t" fillcolor="#a0a0a0" stroked="f"/>
+          <v:rect id="_x0000_i1081" style="width:0;height:1.5pt" o:hralign="center" o:hrstd="t" o:hr="t" fillcolor="#a0a0a0" stroked="f"/>
         </w:pict>
       </w:r>
     </w:p>
@@ -7761,7 +7703,7 @@
     <w:p>
       <w:r>
         <w:pict w14:anchorId="55E5F0E2">
-          <v:rect id="_x0000_i1565" style="width:0;height:1.5pt" o:hralign="center" o:hrstd="t" o:hr="t" fillcolor="#a0a0a0" stroked="f"/>
+          <v:rect id="_x0000_i1082" style="width:0;height:1.5pt" o:hralign="center" o:hrstd="t" o:hr="t" fillcolor="#a0a0a0" stroked="f"/>
         </w:pict>
       </w:r>
     </w:p>
@@ -7835,7 +7777,7 @@
     <w:p>
       <w:r>
         <w:pict w14:anchorId="7156E637">
-          <v:rect id="_x0000_i1566" style="width:0;height:1.5pt" o:hralign="center" o:hrstd="t" o:hr="t" fillcolor="#a0a0a0" stroked="f"/>
+          <v:rect id="_x0000_i1083" style="width:0;height:1.5pt" o:hralign="center" o:hrstd="t" o:hr="t" fillcolor="#a0a0a0" stroked="f"/>
         </w:pict>
       </w:r>
     </w:p>
@@ -7895,7 +7837,7 @@
       <w:r>
         <w:lastRenderedPageBreak/>
         <w:pict w14:anchorId="2DCABD33">
-          <v:rect id="_x0000_i1567" style="width:0;height:1.5pt" o:hralign="center" o:hrstd="t" o:hr="t" fillcolor="#a0a0a0" stroked="f"/>
+          <v:rect id="_x0000_i1084" style="width:0;height:1.5pt" o:hralign="center" o:hrstd="t" o:hr="t" fillcolor="#a0a0a0" stroked="f"/>
         </w:pict>
       </w:r>
     </w:p>
@@ -7966,7 +7908,7 @@
     <w:p>
       <w:r>
         <w:pict w14:anchorId="55C912AF">
-          <v:rect id="_x0000_i1568" style="width:0;height:1.5pt" o:hralign="center" o:hrstd="t" o:hr="t" fillcolor="#a0a0a0" stroked="f"/>
+          <v:rect id="_x0000_i1085" style="width:0;height:1.5pt" o:hralign="center" o:hrstd="t" o:hr="t" fillcolor="#a0a0a0" stroked="f"/>
         </w:pict>
       </w:r>
     </w:p>
@@ -8056,7 +7998,7 @@
     <w:p>
       <w:r>
         <w:pict w14:anchorId="1DDEB684">
-          <v:rect id="_x0000_i1569" style="width:0;height:1.5pt" o:hralign="center" o:hrstd="t" o:hr="t" fillcolor="#a0a0a0" stroked="f"/>
+          <v:rect id="_x0000_i1086" style="width:0;height:1.5pt" o:hralign="center" o:hrstd="t" o:hr="t" fillcolor="#a0a0a0" stroked="f"/>
         </w:pict>
       </w:r>
     </w:p>
@@ -8134,7 +8076,7 @@
     <w:p>
       <w:r>
         <w:pict w14:anchorId="040CB1DC">
-          <v:rect id="_x0000_i1570" style="width:0;height:1.5pt" o:hralign="center" o:hrstd="t" o:hr="t" fillcolor="#a0a0a0" stroked="f"/>
+          <v:rect id="_x0000_i1087" style="width:0;height:1.5pt" o:hralign="center" o:hrstd="t" o:hr="t" fillcolor="#a0a0a0" stroked="f"/>
         </w:pict>
       </w:r>
     </w:p>
@@ -8188,7 +8130,7 @@
     <w:p>
       <w:r>
         <w:pict w14:anchorId="760FF878">
-          <v:rect id="_x0000_i1571" style="width:0;height:1.5pt" o:hralign="center" o:hrstd="t" o:hr="t" fillcolor="#a0a0a0" stroked="f"/>
+          <v:rect id="_x0000_i1088" style="width:0;height:1.5pt" o:hralign="center" o:hrstd="t" o:hr="t" fillcolor="#a0a0a0" stroked="f"/>
         </w:pict>
       </w:r>
     </w:p>
@@ -8227,7 +8169,7 @@
     <w:p>
       <w:r>
         <w:pict w14:anchorId="5DBC1299">
-          <v:rect id="_x0000_i1572" style="width:0;height:1.5pt" o:hralign="center" o:hrstd="t" o:hr="t" fillcolor="#a0a0a0" stroked="f"/>
+          <v:rect id="_x0000_i1089" style="width:0;height:1.5pt" o:hralign="center" o:hrstd="t" o:hr="t" fillcolor="#a0a0a0" stroked="f"/>
         </w:pict>
       </w:r>
     </w:p>
@@ -8266,7 +8208,7 @@
     <w:p>
       <w:r>
         <w:pict w14:anchorId="13224CEE">
-          <v:rect id="_x0000_i1573" style="width:0;height:1.5pt" o:hralign="center" o:hrstd="t" o:hr="t" fillcolor="#a0a0a0" stroked="f"/>
+          <v:rect id="_x0000_i1090" style="width:0;height:1.5pt" o:hralign="center" o:hrstd="t" o:hr="t" fillcolor="#a0a0a0" stroked="f"/>
         </w:pict>
       </w:r>
     </w:p>
@@ -8327,7 +8269,7 @@
     <w:p>
       <w:r>
         <w:pict w14:anchorId="25EDF5AB">
-          <v:rect id="_x0000_i1574" style="width:0;height:1.5pt" o:hralign="center" o:hrstd="t" o:hr="t" fillcolor="#a0a0a0" stroked="f"/>
+          <v:rect id="_x0000_i1091" style="width:0;height:1.5pt" o:hralign="center" o:hrstd="t" o:hr="t" fillcolor="#a0a0a0" stroked="f"/>
         </w:pict>
       </w:r>
     </w:p>
@@ -8366,7 +8308,7 @@
     <w:p>
       <w:r>
         <w:pict w14:anchorId="34F6653B">
-          <v:rect id="_x0000_i1575" style="width:0;height:1.5pt" o:hralign="center" o:hrstd="t" o:hr="t" fillcolor="#a0a0a0" stroked="f"/>
+          <v:rect id="_x0000_i1092" style="width:0;height:1.5pt" o:hralign="center" o:hrstd="t" o:hr="t" fillcolor="#a0a0a0" stroked="f"/>
         </w:pict>
       </w:r>
     </w:p>
@@ -8417,7 +8359,7 @@
     <w:p>
       <w:r>
         <w:pict w14:anchorId="6B96668B">
-          <v:rect id="_x0000_i1576" style="width:0;height:1.5pt" o:hralign="center" o:hrstd="t" o:hr="t" fillcolor="#a0a0a0" stroked="f"/>
+          <v:rect id="_x0000_i1093" style="width:0;height:1.5pt" o:hralign="center" o:hrstd="t" o:hr="t" fillcolor="#a0a0a0" stroked="f"/>
         </w:pict>
       </w:r>
     </w:p>
@@ -8479,7 +8421,7 @@
     <w:p>
       <w:r>
         <w:pict w14:anchorId="03E8C1BC">
-          <v:rect id="_x0000_i1577" style="width:0;height:1.5pt" o:hralign="center" o:hrstd="t" o:hr="t" fillcolor="#a0a0a0" stroked="f"/>
+          <v:rect id="_x0000_i1094" style="width:0;height:1.5pt" o:hralign="center" o:hrstd="t" o:hr="t" fillcolor="#a0a0a0" stroked="f"/>
         </w:pict>
       </w:r>
     </w:p>
@@ -8541,7 +8483,7 @@
     <w:p>
       <w:r>
         <w:pict w14:anchorId="135CF7AE">
-          <v:rect id="_x0000_i1578" style="width:0;height:1.5pt" o:hralign="center" o:hrstd="t" o:hr="t" fillcolor="#a0a0a0" stroked="f"/>
+          <v:rect id="_x0000_i1095" style="width:0;height:1.5pt" o:hralign="center" o:hrstd="t" o:hr="t" fillcolor="#a0a0a0" stroked="f"/>
         </w:pict>
       </w:r>
     </w:p>
@@ -8580,7 +8522,7 @@
     <w:p>
       <w:r>
         <w:pict w14:anchorId="70969265">
-          <v:rect id="_x0000_i1579" style="width:0;height:1.5pt" o:hralign="center" o:hrstd="t" o:hr="t" fillcolor="#a0a0a0" stroked="f"/>
+          <v:rect id="_x0000_i1096" style="width:0;height:1.5pt" o:hralign="center" o:hrstd="t" o:hr="t" fillcolor="#a0a0a0" stroked="f"/>
         </w:pict>
       </w:r>
     </w:p>
@@ -8619,7 +8561,7 @@
     <w:p>
       <w:r>
         <w:pict w14:anchorId="5B7B11C5">
-          <v:rect id="_x0000_i1580" style="width:0;height:1.5pt" o:hralign="center" o:hrstd="t" o:hr="t" fillcolor="#a0a0a0" stroked="f"/>
+          <v:rect id="_x0000_i1097" style="width:0;height:1.5pt" o:hralign="center" o:hrstd="t" o:hr="t" fillcolor="#a0a0a0" stroked="f"/>
         </w:pict>
       </w:r>
     </w:p>
@@ -8685,7 +8627,7 @@
     <w:p>
       <w:r>
         <w:pict w14:anchorId="1B658DC2">
-          <v:rect id="_x0000_i1581" style="width:0;height:1.5pt" o:hralign="center" o:hrstd="t" o:hr="t" fillcolor="#a0a0a0" stroked="f"/>
+          <v:rect id="_x0000_i1098" style="width:0;height:1.5pt" o:hralign="center" o:hrstd="t" o:hr="t" fillcolor="#a0a0a0" stroked="f"/>
         </w:pict>
       </w:r>
     </w:p>
@@ -8736,7 +8678,7 @@
     <w:p>
       <w:r>
         <w:pict w14:anchorId="21FC0121">
-          <v:rect id="_x0000_i1582" style="width:0;height:1.5pt" o:hralign="center" o:hrstd="t" o:hr="t" fillcolor="#a0a0a0" stroked="f"/>
+          <v:rect id="_x0000_i1099" style="width:0;height:1.5pt" o:hralign="center" o:hrstd="t" o:hr="t" fillcolor="#a0a0a0" stroked="f"/>
         </w:pict>
       </w:r>
     </w:p>
@@ -8784,7 +8726,7 @@
     <w:p>
       <w:r>
         <w:pict w14:anchorId="5BC40490">
-          <v:rect id="_x0000_i1583" style="width:0;height:1.5pt" o:hralign="center" o:hrstd="t" o:hr="t" fillcolor="#a0a0a0" stroked="f"/>
+          <v:rect id="_x0000_i1100" style="width:0;height:1.5pt" o:hralign="center" o:hrstd="t" o:hr="t" fillcolor="#a0a0a0" stroked="f"/>
         </w:pict>
       </w:r>
     </w:p>
@@ -8839,7 +8781,7 @@
     <w:p>
       <w:r>
         <w:pict w14:anchorId="09EFDD49">
-          <v:rect id="_x0000_i1584" style="width:0;height:1.5pt" o:hralign="center" o:hrstd="t" o:hr="t" fillcolor="#a0a0a0" stroked="f"/>
+          <v:rect id="_x0000_i1101" style="width:0;height:1.5pt" o:hralign="center" o:hrstd="t" o:hr="t" fillcolor="#a0a0a0" stroked="f"/>
         </w:pict>
       </w:r>
     </w:p>
@@ -8902,7 +8844,7 @@
     <w:p>
       <w:r>
         <w:pict w14:anchorId="5208EC3F">
-          <v:rect id="_x0000_i1585" style="width:0;height:1.5pt" o:hralign="center" o:hrstd="t" o:hr="t" fillcolor="#a0a0a0" stroked="f"/>
+          <v:rect id="_x0000_i1102" style="width:0;height:1.5pt" o:hralign="center" o:hrstd="t" o:hr="t" fillcolor="#a0a0a0" stroked="f"/>
         </w:pict>
       </w:r>
     </w:p>
@@ -10505,6 +10447,7 @@
   <w:style w:type="character" w:default="1" w:styleId="DefaultParagraphFont">
     <w:name w:val="Default Paragraph Font"/>
     <w:uiPriority w:val="1"/>
+    <w:semiHidden/>
     <w:unhideWhenUsed/>
   </w:style>
   <w:style w:type="table" w:default="1" w:styleId="TableNormal">
@@ -10933,6 +10876,25 @@
     <w:basedOn w:val="DefaultParagraphFont"/>
     <w:rsid w:val="00B71D51"/>
   </w:style>
+  <w:style w:type="table" w:styleId="TableGrid">
+    <w:name w:val="Table Grid"/>
+    <w:basedOn w:val="TableNormal"/>
+    <w:uiPriority w:val="39"/>
+    <w:rsid w:val="000F48A0"/>
+    <w:pPr>
+      <w:spacing w:after="0" w:line="240" w:lineRule="auto"/>
+    </w:pPr>
+    <w:tblPr>
+      <w:tblBorders>
+        <w:top w:val="single" w:sz="4" w:space="0" w:color="auto"/>
+        <w:left w:val="single" w:sz="4" w:space="0" w:color="auto"/>
+        <w:bottom w:val="single" w:sz="4" w:space="0" w:color="auto"/>
+        <w:right w:val="single" w:sz="4" w:space="0" w:color="auto"/>
+        <w:insideH w:val="single" w:sz="4" w:space="0" w:color="auto"/>
+        <w:insideV w:val="single" w:sz="4" w:space="0" w:color="auto"/>
+      </w:tblBorders>
+    </w:tblPr>
+  </w:style>
 </w:styles>
 </file>
 

--- a/SQL Queries List 100+.docx
+++ b/SQL Queries List 100+.docx
@@ -2524,6 +2524,29 @@
         <w:t>ON e.manager_id = m.emp_id;</w:t>
       </w:r>
     </w:p>
+    <w:p/>
+    <w:p>
+      <w:r>
+        <w:t>LEFT JOIN is used because some employees may not have a manager.</w:t>
+      </w:r>
+    </w:p>
+    <w:p>
+      <w:r>
+        <w:t>Example:</w:t>
+      </w:r>
+    </w:p>
+    <w:p>
+      <w:pPr>
+        <w:numPr>
+          <w:ilvl w:val="0"/>
+          <w:numId w:val="7"/>
+        </w:numPr>
+      </w:pPr>
+      <w:r>
+        <w:t>CEO / Director / Top-level manager often has manager_id = NULL.</w:t>
+      </w:r>
+    </w:p>
+    <w:p/>
     <w:p>
       <w:pPr>
         <w:rPr>
@@ -2537,42 +2560,6 @@
           <w:bCs/>
         </w:rPr>
         <w:t>39. Employees earning more than their manager</w:t>
-      </w:r>
-    </w:p>
-    <w:p>
-      <w:r>
-        <w:t>SELECT e.name</w:t>
-      </w:r>
-      <w:r>
-        <w:br/>
-        <w:t>FROM employees e</w:t>
-      </w:r>
-      <w:r>
-        <w:br/>
-        <w:t>JOIN employees m</w:t>
-      </w:r>
-      <w:r>
-        <w:br/>
-        <w:t>ON e.manager_id = m.emp_id</w:t>
-      </w:r>
-      <w:r>
-        <w:br/>
-        <w:t>WHERE e.salary &gt; m.salary;</w:t>
-      </w:r>
-    </w:p>
-    <w:p>
-      <w:pPr>
-        <w:rPr>
-          <w:b/>
-          <w:bCs/>
-        </w:rPr>
-      </w:pPr>
-      <w:r>
-        <w:rPr>
-          <w:b/>
-          <w:bCs/>
-        </w:rPr>
-        <w:t>40. Employees hired after manager</w:t>
       </w:r>
     </w:p>
     <w:p>
@@ -2594,6 +2581,42 @@
       </w:r>
       <w:r>
         <w:br/>
+        <w:t>WHERE e.salary &gt; m.salary;</w:t>
+      </w:r>
+    </w:p>
+    <w:p>
+      <w:pPr>
+        <w:rPr>
+          <w:b/>
+          <w:bCs/>
+        </w:rPr>
+      </w:pPr>
+      <w:r>
+        <w:rPr>
+          <w:b/>
+          <w:bCs/>
+        </w:rPr>
+        <w:t>40. Employees hired after manager</w:t>
+      </w:r>
+    </w:p>
+    <w:p>
+      <w:r>
+        <w:t>SELECT e.name</w:t>
+      </w:r>
+      <w:r>
+        <w:br/>
+        <w:t>FROM employees e</w:t>
+      </w:r>
+      <w:r>
+        <w:br/>
+        <w:t>JOIN employees m</w:t>
+      </w:r>
+      <w:r>
+        <w:br/>
+        <w:t>ON e.manager_id = m.emp_id</w:t>
+      </w:r>
+      <w:r>
+        <w:br/>
         <w:t>WHERE e.hire_date &gt; m.hire_date;</w:t>
       </w:r>
     </w:p>
@@ -2746,6 +2769,9 @@
       </w:r>
       <w:r>
         <w:br/>
+      </w:r>
+      <w:r>
+        <w:lastRenderedPageBreak/>
         <w:t>GROUP BY c.name</w:t>
       </w:r>
       <w:r>
@@ -2782,9 +2808,6 @@
       </w:r>
       <w:r>
         <w:br/>
-      </w:r>
-      <w:r>
-        <w:lastRenderedPageBreak/>
         <w:t>ON c.customer_id = o.customer_id</w:t>
       </w:r>
       <w:r>
@@ -2963,6 +2986,9 @@
       </w:r>
       <w:r>
         <w:br/>
+      </w:r>
+      <w:r>
+        <w:lastRenderedPageBreak/>
         <w:t xml:space="preserve">    SELECT MAX(salary)</w:t>
       </w:r>
       <w:r>
@@ -2999,14 +3025,210 @@
       </w:r>
       <w:r>
         <w:br/>
+        <w:t>WHERE salary = (</w:t>
+      </w:r>
+      <w:r>
+        <w:br/>
+        <w:t xml:space="preserve">    SELECT MIN(salary)</w:t>
+      </w:r>
+      <w:r>
+        <w:br/>
+        <w:t xml:space="preserve">    FROM employees</w:t>
+      </w:r>
+      <w:r>
+        <w:br/>
+        <w:t>);</w:t>
+      </w:r>
+    </w:p>
+    <w:p>
+      <w:pPr>
+        <w:rPr>
+          <w:b/>
+          <w:bCs/>
+        </w:rPr>
+      </w:pPr>
+      <w:r>
+        <w:rPr>
+          <w:b/>
+          <w:bCs/>
+        </w:rPr>
+        <w:t>51. Employees whose salary greater than department average</w:t>
+      </w:r>
+    </w:p>
+    <w:p>
+      <w:r>
+        <w:t>SELECT *</w:t>
+      </w:r>
+      <w:r>
+        <w:br/>
+        <w:t>FROM employees e</w:t>
+      </w:r>
+      <w:r>
+        <w:br/>
+        <w:t>WHERE salary &gt; (</w:t>
+      </w:r>
+      <w:r>
+        <w:br/>
+        <w:t xml:space="preserve">    SELECT AVG(salary)</w:t>
+      </w:r>
+      <w:r>
+        <w:br/>
+        <w:t xml:space="preserve">    FROM employees</w:t>
+      </w:r>
+      <w:r>
+        <w:br/>
+        <w:t xml:space="preserve">    WHERE dept = e.dept</w:t>
+      </w:r>
+      <w:r>
+        <w:br/>
+        <w:t>);</w:t>
+      </w:r>
+    </w:p>
+    <w:p>
+      <w:pPr>
+        <w:rPr>
+          <w:b/>
+          <w:bCs/>
+        </w:rPr>
+      </w:pPr>
+      <w:r>
+        <w:rPr>
+          <w:b/>
+          <w:bCs/>
+        </w:rPr>
+        <w:t>52. Departments with highest average salary</w:t>
+      </w:r>
+    </w:p>
+    <w:p>
+      <w:r>
+        <w:t>SELECT dept</w:t>
+      </w:r>
+      <w:r>
+        <w:br/>
+        <w:t>FROM employees</w:t>
+      </w:r>
+      <w:r>
+        <w:br/>
+        <w:t>GROUP BY dept</w:t>
+      </w:r>
+      <w:r>
+        <w:br/>
+        <w:t>ORDER BY AVG(salary) DESC</w:t>
+      </w:r>
+      <w:r>
+        <w:br/>
+        <w:t>LIMIT 1;</w:t>
+      </w:r>
+    </w:p>
+    <w:p>
+      <w:pPr>
+        <w:rPr>
+          <w:b/>
+          <w:bCs/>
+        </w:rPr>
+      </w:pPr>
+      <w:r>
+        <w:rPr>
+          <w:b/>
+          <w:bCs/>
+        </w:rPr>
+        <w:t>53. Customers with orders above average order value</w:t>
+      </w:r>
+    </w:p>
+    <w:p>
+      <w:r>
+        <w:t>SELECT *</w:t>
+      </w:r>
+      <w:r>
+        <w:br/>
+        <w:t>FROM orders</w:t>
+      </w:r>
+      <w:r>
+        <w:br/>
+        <w:t>WHERE amount &gt; (</w:t>
+      </w:r>
+      <w:r>
+        <w:br/>
+        <w:t xml:space="preserve">    SELECT AVG(amount)</w:t>
+      </w:r>
+      <w:r>
+        <w:br/>
+        <w:t xml:space="preserve">    FROM orders</w:t>
+      </w:r>
+      <w:r>
+        <w:br/>
+        <w:t>);</w:t>
+      </w:r>
+    </w:p>
+    <w:p>
+      <w:pPr>
+        <w:rPr>
+          <w:b/>
+          <w:bCs/>
+        </w:rPr>
+      </w:pPr>
+      <w:r>
+        <w:rPr>
+          <w:b/>
+          <w:bCs/>
+        </w:rPr>
+        <w:t>54. Customers with highest purchase</w:t>
+      </w:r>
+    </w:p>
+    <w:p>
+      <w:r>
+        <w:t>SELECT customer_id</w:t>
+      </w:r>
+      <w:r>
+        <w:br/>
+        <w:t>FROM orders</w:t>
+      </w:r>
+      <w:r>
+        <w:br/>
+        <w:t>GROUP BY customer_id</w:t>
+      </w:r>
+      <w:r>
+        <w:br/>
       </w:r>
       <w:r>
         <w:lastRenderedPageBreak/>
-        <w:t>WHERE salary = (</w:t>
-      </w:r>
-      <w:r>
-        <w:br/>
-        <w:t xml:space="preserve">    SELECT MIN(salary)</w:t>
+        <w:t>ORDER BY SUM(amount) DESC</w:t>
+      </w:r>
+      <w:r>
+        <w:br/>
+        <w:t>LIMIT 1;</w:t>
+      </w:r>
+    </w:p>
+    <w:p>
+      <w:pPr>
+        <w:rPr>
+          <w:b/>
+          <w:bCs/>
+        </w:rPr>
+      </w:pPr>
+      <w:r>
+        <w:rPr>
+          <w:b/>
+          <w:bCs/>
+        </w:rPr>
+        <w:t>55. Employees hired after company average hire date</w:t>
+      </w:r>
+    </w:p>
+    <w:p>
+      <w:r>
+        <w:t>SELECT *</w:t>
+      </w:r>
+      <w:r>
+        <w:br/>
+        <w:t>FROM employees</w:t>
+      </w:r>
+      <w:r>
+        <w:br/>
+        <w:t>WHERE hire_date &gt; (</w:t>
+      </w:r>
+      <w:r>
+        <w:br/>
+        <w:t xml:space="preserve">    SELECT AVG(hire_date)</w:t>
       </w:r>
       <w:r>
         <w:br/>
@@ -3029,7 +3251,7 @@
           <w:b/>
           <w:bCs/>
         </w:rPr>
-        <w:t>51. Employees whose salary greater than department average</w:t>
+        <w:t>56. Employees earning more than department maximum of another department</w:t>
       </w:r>
     </w:p>
     <w:p>
@@ -3038,373 +3260,177 @@
       </w:r>
       <w:r>
         <w:br/>
+        <w:t>FROM employees</w:t>
+      </w:r>
+      <w:r>
+        <w:br/>
+        <w:t>WHERE salary &gt; (</w:t>
+      </w:r>
+      <w:r>
+        <w:br/>
+        <w:t xml:space="preserve">    SELECT MAX(salary)</w:t>
+      </w:r>
+      <w:r>
+        <w:br/>
+        <w:t xml:space="preserve">    FROM employees</w:t>
+      </w:r>
+      <w:r>
+        <w:br/>
+        <w:t xml:space="preserve">    WHERE dept = 'HR'</w:t>
+      </w:r>
+      <w:r>
+        <w:br/>
+        <w:t>);</w:t>
+      </w:r>
+    </w:p>
+    <w:p>
+      <w:pPr>
+        <w:rPr>
+          <w:b/>
+          <w:bCs/>
+        </w:rPr>
+      </w:pPr>
+      <w:r>
+        <w:rPr>
+          <w:b/>
+          <w:bCs/>
+        </w:rPr>
+        <w:t>57. Customers with at least one order</w:t>
+      </w:r>
+    </w:p>
+    <w:p>
+      <w:r>
+        <w:t>SELECT *</w:t>
+      </w:r>
+      <w:r>
+        <w:br/>
+        <w:t>FROM customers</w:t>
+      </w:r>
+      <w:r>
+        <w:br/>
+        <w:t>WHERE customer_id IN (</w:t>
+      </w:r>
+      <w:r>
+        <w:br/>
+        <w:t xml:space="preserve">    SELECT customer_id</w:t>
+      </w:r>
+      <w:r>
+        <w:br/>
+        <w:t xml:space="preserve">    FROM orders</w:t>
+      </w:r>
+      <w:r>
+        <w:br/>
+        <w:t>);</w:t>
+      </w:r>
+    </w:p>
+    <w:p>
+      <w:pPr>
+        <w:rPr>
+          <w:b/>
+          <w:bCs/>
+        </w:rPr>
+      </w:pPr>
+      <w:r>
+        <w:rPr>
+          <w:b/>
+          <w:bCs/>
+        </w:rPr>
+        <w:t>58. Customers with no orders</w:t>
+      </w:r>
+    </w:p>
+    <w:p>
+      <w:r>
+        <w:t>SELECT *</w:t>
+      </w:r>
+      <w:r>
+        <w:br/>
+        <w:t>FROM customers</w:t>
+      </w:r>
+      <w:r>
+        <w:br/>
+        <w:t>WHERE customer_id NOT IN (</w:t>
+      </w:r>
+      <w:r>
+        <w:br/>
+        <w:t xml:space="preserve">    SELECT customer_id</w:t>
+      </w:r>
+      <w:r>
+        <w:br/>
+        <w:t xml:space="preserve">    FROM orders</w:t>
+      </w:r>
+      <w:r>
+        <w:br/>
+        <w:t>);</w:t>
+      </w:r>
+    </w:p>
+    <w:p>
+      <w:pPr>
+        <w:rPr>
+          <w:b/>
+          <w:bCs/>
+        </w:rPr>
+      </w:pPr>
+      <w:r>
+        <w:rPr>
+          <w:b/>
+          <w:bCs/>
+        </w:rPr>
+        <w:t>59. Orders with highest amount</w:t>
+      </w:r>
+    </w:p>
+    <w:p>
+      <w:r>
+        <w:t>SELECT *</w:t>
+      </w:r>
+      <w:r>
+        <w:br/>
+        <w:t>FROM orders</w:t>
+      </w:r>
+      <w:r>
+        <w:br/>
+        <w:t>WHERE amount = (</w:t>
+      </w:r>
+      <w:r>
+        <w:br/>
+        <w:t xml:space="preserve">    SELECT MAX(amount)</w:t>
+      </w:r>
+      <w:r>
+        <w:br/>
+      </w:r>
+      <w:r>
+        <w:lastRenderedPageBreak/>
+        <w:t xml:space="preserve">    FROM orders</w:t>
+      </w:r>
+      <w:r>
+        <w:br/>
+        <w:t>);</w:t>
+      </w:r>
+    </w:p>
+    <w:p>
+      <w:pPr>
+        <w:rPr>
+          <w:b/>
+          <w:bCs/>
+        </w:rPr>
+      </w:pPr>
+      <w:r>
+        <w:rPr>
+          <w:b/>
+          <w:bCs/>
+        </w:rPr>
+        <w:t>60. Employees whose salary is above department minimum</w:t>
+      </w:r>
+    </w:p>
+    <w:p>
+      <w:r>
+        <w:t>SELECT *</w:t>
+      </w:r>
+      <w:r>
+        <w:br/>
         <w:t>FROM employees e</w:t>
       </w:r>
       <w:r>
         <w:br/>
-        <w:t>WHERE salary &gt; (</w:t>
-      </w:r>
-      <w:r>
-        <w:br/>
-        <w:t xml:space="preserve">    SELECT AVG(salary)</w:t>
-      </w:r>
-      <w:r>
-        <w:br/>
-        <w:t xml:space="preserve">    FROM employees</w:t>
-      </w:r>
-      <w:r>
-        <w:br/>
-        <w:t xml:space="preserve">    WHERE dept = e.dept</w:t>
-      </w:r>
-      <w:r>
-        <w:br/>
-        <w:t>);</w:t>
-      </w:r>
-    </w:p>
-    <w:p>
-      <w:pPr>
-        <w:rPr>
-          <w:b/>
-          <w:bCs/>
-        </w:rPr>
-      </w:pPr>
-      <w:r>
-        <w:rPr>
-          <w:b/>
-          <w:bCs/>
-        </w:rPr>
-        <w:t>52. Departments with highest average salary</w:t>
-      </w:r>
-    </w:p>
-    <w:p>
-      <w:r>
-        <w:t>SELECT dept</w:t>
-      </w:r>
-      <w:r>
-        <w:br/>
-        <w:t>FROM employees</w:t>
-      </w:r>
-      <w:r>
-        <w:br/>
-        <w:t>GROUP BY dept</w:t>
-      </w:r>
-      <w:r>
-        <w:br/>
-        <w:t>ORDER BY AVG(salary) DESC</w:t>
-      </w:r>
-      <w:r>
-        <w:br/>
-        <w:t>LIMIT 1;</w:t>
-      </w:r>
-    </w:p>
-    <w:p>
-      <w:pPr>
-        <w:rPr>
-          <w:b/>
-          <w:bCs/>
-        </w:rPr>
-      </w:pPr>
-      <w:r>
-        <w:rPr>
-          <w:b/>
-          <w:bCs/>
-        </w:rPr>
-        <w:t>53. Customers with orders above average order value</w:t>
-      </w:r>
-    </w:p>
-    <w:p>
-      <w:r>
-        <w:t>SELECT *</w:t>
-      </w:r>
-      <w:r>
-        <w:br/>
-        <w:t>FROM orders</w:t>
-      </w:r>
-      <w:r>
-        <w:br/>
-        <w:t>WHERE amount &gt; (</w:t>
-      </w:r>
-      <w:r>
-        <w:br/>
-        <w:t xml:space="preserve">    SELECT AVG(amount)</w:t>
-      </w:r>
-      <w:r>
-        <w:br/>
-        <w:t xml:space="preserve">    FROM orders</w:t>
-      </w:r>
-      <w:r>
-        <w:br/>
-        <w:t>);</w:t>
-      </w:r>
-    </w:p>
-    <w:p>
-      <w:pPr>
-        <w:rPr>
-          <w:b/>
-          <w:bCs/>
-        </w:rPr>
-      </w:pPr>
-      <w:r>
-        <w:rPr>
-          <w:b/>
-          <w:bCs/>
-        </w:rPr>
-        <w:t>54. Customers with highest purchase</w:t>
-      </w:r>
-    </w:p>
-    <w:p>
-      <w:r>
-        <w:t>SELECT customer_id</w:t>
-      </w:r>
-      <w:r>
-        <w:br/>
-        <w:t>FROM orders</w:t>
-      </w:r>
-      <w:r>
-        <w:br/>
-        <w:t>GROUP BY customer_id</w:t>
-      </w:r>
-      <w:r>
-        <w:br/>
-        <w:t>ORDER BY SUM(amount) DESC</w:t>
-      </w:r>
-      <w:r>
-        <w:br/>
-        <w:t>LIMIT 1;</w:t>
-      </w:r>
-    </w:p>
-    <w:p>
-      <w:pPr>
-        <w:rPr>
-          <w:b/>
-          <w:bCs/>
-        </w:rPr>
-      </w:pPr>
-      <w:r>
-        <w:rPr>
-          <w:b/>
-          <w:bCs/>
-        </w:rPr>
-        <w:t>55. Employees hired after company average hire date</w:t>
-      </w:r>
-    </w:p>
-    <w:p>
-      <w:r>
-        <w:t>SELECT *</w:t>
-      </w:r>
-      <w:r>
-        <w:br/>
-        <w:t>FROM employees</w:t>
-      </w:r>
-      <w:r>
-        <w:br/>
-        <w:t>WHERE hire_date &gt; (</w:t>
-      </w:r>
-      <w:r>
-        <w:br/>
-        <w:t xml:space="preserve">    SELECT AVG(hire_date)</w:t>
-      </w:r>
-      <w:r>
-        <w:br/>
-      </w:r>
-      <w:r>
-        <w:lastRenderedPageBreak/>
-        <w:t xml:space="preserve">    FROM employees</w:t>
-      </w:r>
-      <w:r>
-        <w:br/>
-        <w:t>);</w:t>
-      </w:r>
-    </w:p>
-    <w:p>
-      <w:pPr>
-        <w:rPr>
-          <w:b/>
-          <w:bCs/>
-        </w:rPr>
-      </w:pPr>
-      <w:r>
-        <w:rPr>
-          <w:b/>
-          <w:bCs/>
-        </w:rPr>
-        <w:t>56. Employees earning more than department maximum of another department</w:t>
-      </w:r>
-    </w:p>
-    <w:p>
-      <w:r>
-        <w:t>SELECT *</w:t>
-      </w:r>
-      <w:r>
-        <w:br/>
-        <w:t>FROM employees</w:t>
-      </w:r>
-      <w:r>
-        <w:br/>
-        <w:t>WHERE salary &gt; (</w:t>
-      </w:r>
-      <w:r>
-        <w:br/>
-        <w:t xml:space="preserve">    SELECT MAX(salary)</w:t>
-      </w:r>
-      <w:r>
-        <w:br/>
-        <w:t xml:space="preserve">    FROM employees</w:t>
-      </w:r>
-      <w:r>
-        <w:br/>
-        <w:t xml:space="preserve">    WHERE dept = 'HR'</w:t>
-      </w:r>
-      <w:r>
-        <w:br/>
-        <w:t>);</w:t>
-      </w:r>
-    </w:p>
-    <w:p>
-      <w:pPr>
-        <w:rPr>
-          <w:b/>
-          <w:bCs/>
-        </w:rPr>
-      </w:pPr>
-      <w:r>
-        <w:rPr>
-          <w:b/>
-          <w:bCs/>
-        </w:rPr>
-        <w:t>57. Customers with at least one order</w:t>
-      </w:r>
-    </w:p>
-    <w:p>
-      <w:r>
-        <w:t>SELECT *</w:t>
-      </w:r>
-      <w:r>
-        <w:br/>
-        <w:t>FROM customers</w:t>
-      </w:r>
-      <w:r>
-        <w:br/>
-        <w:t>WHERE customer_id IN (</w:t>
-      </w:r>
-      <w:r>
-        <w:br/>
-        <w:t xml:space="preserve">    SELECT customer_id</w:t>
-      </w:r>
-      <w:r>
-        <w:br/>
-        <w:t xml:space="preserve">    FROM orders</w:t>
-      </w:r>
-      <w:r>
-        <w:br/>
-        <w:t>);</w:t>
-      </w:r>
-    </w:p>
-    <w:p>
-      <w:pPr>
-        <w:rPr>
-          <w:b/>
-          <w:bCs/>
-        </w:rPr>
-      </w:pPr>
-      <w:r>
-        <w:rPr>
-          <w:b/>
-          <w:bCs/>
-        </w:rPr>
-        <w:t>58. Customers with no orders</w:t>
-      </w:r>
-    </w:p>
-    <w:p>
-      <w:r>
-        <w:t>SELECT *</w:t>
-      </w:r>
-      <w:r>
-        <w:br/>
-        <w:t>FROM customers</w:t>
-      </w:r>
-      <w:r>
-        <w:br/>
-        <w:t>WHERE customer_id NOT IN (</w:t>
-      </w:r>
-      <w:r>
-        <w:br/>
-        <w:t xml:space="preserve">    SELECT customer_id</w:t>
-      </w:r>
-      <w:r>
-        <w:br/>
-        <w:t xml:space="preserve">    FROM orders</w:t>
-      </w:r>
-      <w:r>
-        <w:br/>
-        <w:t>);</w:t>
-      </w:r>
-    </w:p>
-    <w:p>
-      <w:pPr>
-        <w:rPr>
-          <w:b/>
-          <w:bCs/>
-        </w:rPr>
-      </w:pPr>
-      <w:r>
-        <w:rPr>
-          <w:b/>
-          <w:bCs/>
-        </w:rPr>
-        <w:t>59. Orders with highest amount</w:t>
-      </w:r>
-    </w:p>
-    <w:p>
-      <w:r>
-        <w:t>SELECT *</w:t>
-      </w:r>
-      <w:r>
-        <w:br/>
-        <w:t>FROM orders</w:t>
-      </w:r>
-      <w:r>
-        <w:br/>
-        <w:t>WHERE amount = (</w:t>
-      </w:r>
-      <w:r>
-        <w:br/>
-        <w:t xml:space="preserve">    SELECT MAX(amount)</w:t>
-      </w:r>
-      <w:r>
-        <w:br/>
-        <w:t xml:space="preserve">    FROM orders</w:t>
-      </w:r>
-      <w:r>
-        <w:br/>
-        <w:t>);</w:t>
-      </w:r>
-    </w:p>
-    <w:p>
-      <w:pPr>
-        <w:rPr>
-          <w:b/>
-          <w:bCs/>
-        </w:rPr>
-      </w:pPr>
-      <w:r>
-        <w:rPr>
-          <w:b/>
-          <w:bCs/>
-        </w:rPr>
-        <w:t>60. Employees whose salary is above department minimum</w:t>
-      </w:r>
-    </w:p>
-    <w:p>
-      <w:r>
-        <w:t>SELECT *</w:t>
-      </w:r>
-      <w:r>
-        <w:br/>
-        <w:t>FROM employees e</w:t>
-      </w:r>
-      <w:r>
-        <w:br/>
         <w:t>WHERE salary &gt;</w:t>
       </w:r>
       <w:r>
@@ -3413,9 +3439,6 @@
       </w:r>
       <w:r>
         <w:br/>
-      </w:r>
-      <w:r>
-        <w:lastRenderedPageBreak/>
         <w:t>SELECT MIN(salary)</w:t>
       </w:r>
       <w:r>
@@ -3743,6 +3766,7 @@
           <w:b/>
           <w:bCs/>
         </w:rPr>
+        <w:lastRenderedPageBreak/>
         <w:t>62. Rank employees by salary</w:t>
       </w:r>
     </w:p>
@@ -3776,7 +3800,6 @@
     </w:p>
     <w:p>
       <w:r>
-        <w:lastRenderedPageBreak/>
         <w:t>SELECT emp_id, name, salary,</w:t>
       </w:r>
       <w:r>
@@ -3959,6 +3982,9 @@
       </w:r>
       <w:r>
         <w:br/>
+      </w:r>
+      <w:r>
+        <w:lastRenderedPageBreak/>
         <w:t xml:space="preserve">    FROM employees</w:t>
       </w:r>
       <w:r>
@@ -3987,7 +4013,6 @@
     </w:p>
     <w:p>
       <w:r>
-        <w:lastRenderedPageBreak/>
         <w:t>DELETE FROM employees</w:t>
       </w:r>
       <w:r>
@@ -4177,6 +4202,7 @@
           <w:b/>
           <w:bCs/>
         </w:rPr>
+        <w:lastRenderedPageBreak/>
         <w:t>72. Running sales per day</w:t>
       </w:r>
     </w:p>
@@ -4205,7 +4231,6 @@
           <w:b/>
           <w:bCs/>
         </w:rPr>
-        <w:lastRenderedPageBreak/>
         <w:t>73. Running sales per customer</w:t>
       </w:r>
     </w:p>
@@ -4401,6 +4426,7 @@
     </w:p>
     <w:p>
       <w:r>
+        <w:lastRenderedPageBreak/>
         <w:t>SELECT order_date,</w:t>
       </w:r>
       <w:r>
@@ -4429,7 +4455,6 @@
     </w:p>
     <w:p>
       <w:r>
-        <w:lastRenderedPageBreak/>
         <w:t>SELECT customer_id, order_date, amount,</w:t>
       </w:r>
       <w:r>
@@ -4642,6 +4667,7 @@
     </w:p>
     <w:p>
       <w:r>
+        <w:lastRenderedPageBreak/>
         <w:t>SELECT *</w:t>
       </w:r>
       <w:r>
@@ -4654,177 +4680,177 @@
       </w:r>
       <w:r>
         <w:br/>
+        <w:t xml:space="preserve">    FROM orders</w:t>
+      </w:r>
+      <w:r>
+        <w:br/>
+        <w:t>) t</w:t>
+      </w:r>
+      <w:r>
+        <w:br/>
+        <w:t>WHERE rn = 1;</w:t>
+      </w:r>
+    </w:p>
+    <w:p>
+      <w:pPr>
+        <w:rPr>
+          <w:b/>
+          <w:bCs/>
+        </w:rPr>
+      </w:pPr>
+      <w:r>
+        <w:rPr>
+          <w:b/>
+          <w:bCs/>
+        </w:rPr>
+        <w:t>87. Find last order per customer</w:t>
+      </w:r>
+    </w:p>
+    <w:p>
+      <w:r>
+        <w:t>SELECT *</w:t>
+      </w:r>
+      <w:r>
+        <w:br/>
+        <w:t>FROM (</w:t>
+      </w:r>
+      <w:r>
+        <w:br/>
+        <w:t xml:space="preserve">    SELECT *, ROW_NUMBER() OVER(PARTITION BY customer_id ORDER BY order_date DESC) rn</w:t>
+      </w:r>
+      <w:r>
+        <w:br/>
+        <w:t xml:space="preserve">    FROM orders</w:t>
+      </w:r>
+      <w:r>
+        <w:br/>
+        <w:t>) t</w:t>
+      </w:r>
+      <w:r>
+        <w:br/>
+        <w:t>WHERE rn = 1;</w:t>
+      </w:r>
+    </w:p>
+    <w:p>
+      <w:pPr>
+        <w:rPr>
+          <w:b/>
+          <w:bCs/>
+        </w:rPr>
+      </w:pPr>
+      <w:r>
+        <w:rPr>
+          <w:b/>
+          <w:bCs/>
+        </w:rPr>
+        <w:t>88. Top order amount per customer</w:t>
+      </w:r>
+    </w:p>
+    <w:p>
+      <w:r>
+        <w:t>SELECT *</w:t>
+      </w:r>
+      <w:r>
+        <w:br/>
+        <w:t>FROM (</w:t>
+      </w:r>
+      <w:r>
+        <w:br/>
+        <w:t xml:space="preserve">    SELECT *, RANK() OVER(PARTITION BY customer_id ORDER BY amount DESC) rnk</w:t>
+      </w:r>
+      <w:r>
+        <w:br/>
+        <w:t xml:space="preserve">    FROM orders</w:t>
+      </w:r>
+      <w:r>
+        <w:br/>
+        <w:t>) t</w:t>
+      </w:r>
+      <w:r>
+        <w:br/>
+        <w:t>WHERE rnk = 1;</w:t>
+      </w:r>
+    </w:p>
+    <w:p>
+      <w:pPr>
+        <w:rPr>
+          <w:b/>
+          <w:bCs/>
+        </w:rPr>
+      </w:pPr>
+      <w:r>
+        <w:rPr>
+          <w:b/>
+          <w:bCs/>
+        </w:rPr>
+        <w:t>89. Most recent record per employee</w:t>
+      </w:r>
+    </w:p>
+    <w:p>
+      <w:r>
+        <w:t>SELECT *</w:t>
+      </w:r>
+      <w:r>
+        <w:br/>
+        <w:t>FROM (</w:t>
+      </w:r>
+      <w:r>
+        <w:br/>
+        <w:t xml:space="preserve">    SELECT *, ROW_NUMBER() OVER(PARTITION BY emp_id ORDER BY hire_date DESC) rn</w:t>
+      </w:r>
+      <w:r>
+        <w:br/>
+        <w:t xml:space="preserve">    FROM employees</w:t>
+      </w:r>
+      <w:r>
+        <w:br/>
+        <w:t>) t</w:t>
+      </w:r>
+      <w:r>
+        <w:br/>
+        <w:t>WHERE rn = 1;</w:t>
+      </w:r>
+    </w:p>
+    <w:p>
+      <w:pPr>
+        <w:rPr>
+          <w:b/>
+          <w:bCs/>
+        </w:rPr>
+      </w:pPr>
+      <w:r>
+        <w:rPr>
+          <w:b/>
+          <w:bCs/>
+        </w:rPr>
+        <w:t>90. Find employees above department average</w:t>
+      </w:r>
+    </w:p>
+    <w:p>
+      <w:r>
+        <w:t>SELECT *</w:t>
+      </w:r>
+      <w:r>
+        <w:br/>
+        <w:t>FROM (</w:t>
+      </w:r>
+      <w:r>
+        <w:br/>
+        <w:t xml:space="preserve">    SELECT name, dept, salary,</w:t>
+      </w:r>
+      <w:r>
+        <w:br/>
+        <w:t xml:space="preserve">           AVG(salary) OVER(PARTITION BY dept) avg_sal</w:t>
+      </w:r>
+      <w:r>
+        <w:br/>
+        <w:t xml:space="preserve">    FROM employees</w:t>
+      </w:r>
+      <w:r>
+        <w:br/>
       </w:r>
       <w:r>
         <w:lastRenderedPageBreak/>
-        <w:t xml:space="preserve">    FROM orders</w:t>
-      </w:r>
-      <w:r>
-        <w:br/>
-        <w:t>) t</w:t>
-      </w:r>
-      <w:r>
-        <w:br/>
-        <w:t>WHERE rn = 1;</w:t>
-      </w:r>
-    </w:p>
-    <w:p>
-      <w:pPr>
-        <w:rPr>
-          <w:b/>
-          <w:bCs/>
-        </w:rPr>
-      </w:pPr>
-      <w:r>
-        <w:rPr>
-          <w:b/>
-          <w:bCs/>
-        </w:rPr>
-        <w:t>87. Find last order per customer</w:t>
-      </w:r>
-    </w:p>
-    <w:p>
-      <w:r>
-        <w:t>SELECT *</w:t>
-      </w:r>
-      <w:r>
-        <w:br/>
-        <w:t>FROM (</w:t>
-      </w:r>
-      <w:r>
-        <w:br/>
-        <w:t xml:space="preserve">    SELECT *, ROW_NUMBER() OVER(PARTITION BY customer_id ORDER BY order_date DESC) rn</w:t>
-      </w:r>
-      <w:r>
-        <w:br/>
-        <w:t xml:space="preserve">    FROM orders</w:t>
-      </w:r>
-      <w:r>
-        <w:br/>
-        <w:t>) t</w:t>
-      </w:r>
-      <w:r>
-        <w:br/>
-        <w:t>WHERE rn = 1;</w:t>
-      </w:r>
-    </w:p>
-    <w:p>
-      <w:pPr>
-        <w:rPr>
-          <w:b/>
-          <w:bCs/>
-        </w:rPr>
-      </w:pPr>
-      <w:r>
-        <w:rPr>
-          <w:b/>
-          <w:bCs/>
-        </w:rPr>
-        <w:t>88. Top order amount per customer</w:t>
-      </w:r>
-    </w:p>
-    <w:p>
-      <w:r>
-        <w:t>SELECT *</w:t>
-      </w:r>
-      <w:r>
-        <w:br/>
-        <w:t>FROM (</w:t>
-      </w:r>
-      <w:r>
-        <w:br/>
-        <w:t xml:space="preserve">    SELECT *, RANK() OVER(PARTITION BY customer_id ORDER BY amount DESC) rnk</w:t>
-      </w:r>
-      <w:r>
-        <w:br/>
-        <w:t xml:space="preserve">    FROM orders</w:t>
-      </w:r>
-      <w:r>
-        <w:br/>
-        <w:t>) t</w:t>
-      </w:r>
-      <w:r>
-        <w:br/>
-        <w:t>WHERE rnk = 1;</w:t>
-      </w:r>
-    </w:p>
-    <w:p>
-      <w:pPr>
-        <w:rPr>
-          <w:b/>
-          <w:bCs/>
-        </w:rPr>
-      </w:pPr>
-      <w:r>
-        <w:rPr>
-          <w:b/>
-          <w:bCs/>
-        </w:rPr>
-        <w:t>89. Most recent record per employee</w:t>
-      </w:r>
-    </w:p>
-    <w:p>
-      <w:r>
-        <w:t>SELECT *</w:t>
-      </w:r>
-      <w:r>
-        <w:br/>
-        <w:t>FROM (</w:t>
-      </w:r>
-      <w:r>
-        <w:br/>
-        <w:t xml:space="preserve">    SELECT *, ROW_NUMBER() OVER(PARTITION BY emp_id ORDER BY hire_date DESC) rn</w:t>
-      </w:r>
-      <w:r>
-        <w:br/>
-        <w:t xml:space="preserve">    FROM employees</w:t>
-      </w:r>
-      <w:r>
-        <w:br/>
-        <w:t>) t</w:t>
-      </w:r>
-      <w:r>
-        <w:br/>
-        <w:t>WHERE rn = 1;</w:t>
-      </w:r>
-    </w:p>
-    <w:p>
-      <w:pPr>
-        <w:rPr>
-          <w:b/>
-          <w:bCs/>
-        </w:rPr>
-      </w:pPr>
-      <w:r>
-        <w:rPr>
-          <w:b/>
-          <w:bCs/>
-        </w:rPr>
-        <w:t>90. Find employees above department average</w:t>
-      </w:r>
-    </w:p>
-    <w:p>
-      <w:r>
-        <w:t>SELECT *</w:t>
-      </w:r>
-      <w:r>
-        <w:br/>
-        <w:t>FROM (</w:t>
-      </w:r>
-      <w:r>
-        <w:br/>
-        <w:t xml:space="preserve">    SELECT name, dept, salary,</w:t>
-      </w:r>
-      <w:r>
-        <w:br/>
-        <w:t xml:space="preserve">           AVG(salary) OVER(PARTITION BY dept) avg_sal</w:t>
-      </w:r>
-      <w:r>
-        <w:br/>
-        <w:t xml:space="preserve">    FROM employees</w:t>
-      </w:r>
-      <w:r>
-        <w:br/>
         <w:t>) t</w:t>
       </w:r>
       <w:r>
@@ -4866,7 +4892,6 @@
           <w:b/>
           <w:bCs/>
         </w:rPr>
-        <w:lastRenderedPageBreak/>
         <w:t>91. Divide employees into 4 salary groups</w:t>
       </w:r>
     </w:p>
@@ -5061,6 +5086,7 @@
           <w:b/>
           <w:bCs/>
         </w:rPr>
+        <w:lastRenderedPageBreak/>
         <w:t>96. Find second order per customer</w:t>
       </w:r>
     </w:p>
@@ -5078,9 +5104,6 @@
       </w:r>
       <w:r>
         <w:br/>
-      </w:r>
-      <w:r>
-        <w:lastRenderedPageBreak/>
         <w:t xml:space="preserve">    FROM orders</w:t>
       </w:r>
       <w:r>
@@ -5288,7 +5311,6 @@
     </w:p>
     <w:p>
       <w:r>
-        <w:lastRenderedPageBreak/>
         <w:t>Example tables used:</w:t>
       </w:r>
     </w:p>
@@ -5467,6 +5489,9 @@
       </w:r>
       <w:r>
         <w:br/>
+      </w:r>
+      <w:r>
+        <w:lastRenderedPageBreak/>
         <w:t xml:space="preserve">    FROM logins</w:t>
       </w:r>
       <w:r>
@@ -5501,7 +5526,6 @@
           <w:b/>
           <w:bCs/>
         </w:rPr>
-        <w:lastRenderedPageBreak/>
         <w:t>124. Find longest consecutive login streak</w:t>
       </w:r>
     </w:p>
@@ -5678,6 +5702,7 @@
           <w:b/>
           <w:bCs/>
         </w:rPr>
+        <w:lastRenderedPageBreak/>
         <w:t>126. Customer first purchase date</w:t>
       </w:r>
     </w:p>
@@ -5700,7 +5725,6 @@
     </w:p>
     <w:p>
       <w:r>
-        <w:lastRenderedPageBreak/>
         <w:pict w14:anchorId="1762757F">
           <v:rect id="_x0000_i1048" style="width:0;height:1.5pt" o:hralign="center" o:hrstd="t" o:hr="t" fillcolor="#a0a0a0" stroked="f"/>
         </w:pict>
@@ -5880,6 +5904,9 @@
       </w:r>
       <w:r>
         <w:br/>
+      </w:r>
+      <w:r>
+        <w:lastRenderedPageBreak/>
         <w:t>GROUP BY sale_date</w:t>
       </w:r>
       <w:r>
@@ -5915,7 +5942,6 @@
     </w:p>
     <w:p>
       <w:r>
-        <w:lastRenderedPageBreak/>
         <w:t>SELECT customer_id,</w:t>
       </w:r>
       <w:r>
@@ -6109,6 +6135,7 @@
           <w:b/>
           <w:bCs/>
         </w:rPr>
+        <w:lastRenderedPageBreak/>
         <w:t>134. Pivot monthly sales</w:t>
       </w:r>
     </w:p>
@@ -6130,9 +6157,6 @@
       </w:r>
       <w:r>
         <w:br/>
-      </w:r>
-      <w:r>
-        <w:lastRenderedPageBreak/>
         <w:t>FROM sales</w:t>
       </w:r>
       <w:r>
@@ -6331,6 +6355,7 @@
     </w:p>
     <w:p>
       <w:r>
+        <w:lastRenderedPageBreak/>
         <w:t>DELETE FROM sales</w:t>
       </w:r>
       <w:r>
@@ -6351,9 +6376,6 @@
       </w:r>
       <w:r>
         <w:br/>
-      </w:r>
-      <w:r>
-        <w:lastRenderedPageBreak/>
         <w:t xml:space="preserve">               ROW_NUMBER() OVER(</w:t>
       </w:r>
       <w:r>
@@ -6534,6 +6556,9 @@
       </w:r>
       <w:r>
         <w:br/>
+      </w:r>
+      <w:r>
+        <w:lastRenderedPageBreak/>
         <w:t xml:space="preserve">           SUM(amount) revenue</w:t>
       </w:r>
       <w:r>
@@ -6568,7 +6593,6 @@
           <w:b/>
           <w:bCs/>
         </w:rPr>
-        <w:lastRenderedPageBreak/>
         <w:t>142. Percentage growth</w:t>
       </w:r>
     </w:p>
@@ -6757,6 +6781,7 @@
     </w:p>
     <w:p>
       <w:r>
+        <w:lastRenderedPageBreak/>
         <w:t>SELECT DISTINCT s1.customer_id</w:t>
       </w:r>
       <w:r>
@@ -6773,9 +6798,6 @@
       </w:r>
       <w:r>
         <w:br/>
-      </w:r>
-      <w:r>
-        <w:lastRenderedPageBreak/>
         <w:t>AND DATE_TRUNC('month', s1.sale_date) + INTERVAL '1 month'</w:t>
       </w:r>
       <w:r>
@@ -6954,6 +6976,7 @@
           <w:b/>
           <w:bCs/>
         </w:rPr>
+        <w:lastRenderedPageBreak/>
         <w:t>Set-4: Hard SQL Interview Questions with Solutions (171–220)</w:t>
       </w:r>
       <w:r>
@@ -7002,7 +7025,6 @@
           <w:b/>
           <w:bCs/>
         </w:rPr>
-        <w:lastRenderedPageBreak/>
         <w:t>events</w:t>
       </w:r>
     </w:p>
@@ -7183,6 +7205,7 @@
           <w:b/>
           <w:bCs/>
         </w:rPr>
+        <w:lastRenderedPageBreak/>
         <w:t>173. Find employee hierarchy</w:t>
       </w:r>
     </w:p>
@@ -7207,9 +7230,6 @@
       </w:r>
       <w:r>
         <w:br/>
-      </w:r>
-      <w:r>
-        <w:lastRenderedPageBreak/>
         <w:t xml:space="preserve">    UNION ALL</w:t>
       </w:r>
       <w:r>
@@ -7409,6 +7429,7 @@
           <w:b/>
           <w:bCs/>
         </w:rPr>
+        <w:lastRenderedPageBreak/>
         <w:t>176. Moving average of sales (3 days window)</w:t>
       </w:r>
     </w:p>
@@ -7430,9 +7451,6 @@
       </w:r>
       <w:r>
         <w:br/>
-      </w:r>
-      <w:r>
-        <w:lastRenderedPageBreak/>
         <w:t xml:space="preserve">       ) moving_avg</w:t>
       </w:r>
       <w:r>
@@ -7611,6 +7629,9 @@
       </w:r>
       <w:r>
         <w:br/>
+      </w:r>
+      <w:r>
+        <w:lastRenderedPageBreak/>
         <w:t xml:space="preserve">    ON e.manager_id = h.emp_id</w:t>
       </w:r>
       <w:r>
@@ -7645,7 +7666,6 @@
           <w:b/>
           <w:bCs/>
         </w:rPr>
-        <w:lastRenderedPageBreak/>
         <w:t>180. Find root manager for every employee</w:t>
       </w:r>
     </w:p>
@@ -7810,6 +7830,9 @@
       </w:r>
       <w:r>
         <w:br/>
+      </w:r>
+      <w:r>
+        <w:lastRenderedPageBreak/>
         <w:t xml:space="preserve">        PARTITION BY user_id</w:t>
       </w:r>
       <w:r>
@@ -7835,7 +7858,6 @@
     </w:p>
     <w:p>
       <w:r>
-        <w:lastRenderedPageBreak/>
         <w:pict w14:anchorId="2DCABD33">
           <v:rect id="_x0000_i1084" style="width:0;height:1.5pt" o:hralign="center" o:hrstd="t" o:hr="t" fillcolor="#a0a0a0" stroked="f"/>
         </w:pict>
@@ -8014,6 +8036,7 @@
           <w:b/>
           <w:bCs/>
         </w:rPr>
+        <w:lastRenderedPageBreak/>
         <w:t>185. Best selling product per week</w:t>
       </w:r>
     </w:p>
@@ -8039,9 +8062,6 @@
       </w:r>
       <w:r>
         <w:br/>
-      </w:r>
-      <w:r>
-        <w:lastRenderedPageBreak/>
         <w:t xml:space="preserve">           RANK() OVER(</w:t>
       </w:r>
       <w:r>
@@ -8239,6 +8259,7 @@
           <w:b/>
           <w:bCs/>
         </w:rPr>
+        <w:lastRenderedPageBreak/>
         <w:t>189. Top revenue day</w:t>
       </w:r>
     </w:p>
@@ -8256,9 +8277,6 @@
       </w:r>
       <w:r>
         <w:br/>
-      </w:r>
-      <w:r>
-        <w:lastRenderedPageBreak/>
         <w:t>ORDER BY SUM(amount) DESC</w:t>
       </w:r>
       <w:r>
@@ -8450,6 +8468,9 @@
       </w:r>
       <w:r>
         <w:br/>
+      </w:r>
+      <w:r>
+        <w:lastRenderedPageBreak/>
         <w:t xml:space="preserve">    SELECT customer_id,</w:t>
       </w:r>
       <w:r>
@@ -8470,9 +8491,6 @@
       </w:r>
       <w:r>
         <w:br/>
-      </w:r>
-      <w:r>
-        <w:lastRenderedPageBreak/>
         <w:t>WHERE DATE_TRUNC('month', first_purchase) =</w:t>
       </w:r>
       <w:r>
@@ -8664,6 +8682,9 @@
       </w:r>
       <w:r>
         <w:br/>
+      </w:r>
+      <w:r>
+        <w:lastRenderedPageBreak/>
         <w:t xml:space="preserve">           ORDER BY order_date</w:t>
       </w:r>
       <w:r>
@@ -8694,7 +8715,6 @@
           <w:b/>
           <w:bCs/>
         </w:rPr>
-        <w:lastRenderedPageBreak/>
         <w:t>198. Time between consecutive events</w:t>
       </w:r>
     </w:p>
@@ -8865,6 +8885,7 @@
     </w:p>
     <w:p>
       <w:r>
+        <w:lastRenderedPageBreak/>
         <w:t xml:space="preserve">For </w:t>
       </w:r>
       <w:r>
@@ -8919,7 +8940,6 @@
         </w:numPr>
       </w:pPr>
       <w:r>
-        <w:lastRenderedPageBreak/>
         <w:t>Ranking problems</w:t>
       </w:r>
     </w:p>
@@ -9116,9 +9136,9 @@
     </w:lvl>
   </w:abstractNum>
   <w:abstractNum w:abstractNumId="1" w15:restartNumberingAfterBreak="0">
-    <w:nsid w:val="33FC1176"/>
+    <w:nsid w:val="2DB379F5"/>
     <w:multiLevelType w:val="multilevel"/>
-    <w:tmpl w:val="1BC48150"/>
+    <w:tmpl w:val="14EAD728"/>
     <w:lvl w:ilvl="0">
       <w:start w:val="1"/>
       <w:numFmt w:val="bullet"/>
@@ -9265,9 +9285,9 @@
     </w:lvl>
   </w:abstractNum>
   <w:abstractNum w:abstractNumId="2" w15:restartNumberingAfterBreak="0">
-    <w:nsid w:val="47CB6BA7"/>
+    <w:nsid w:val="33FC1176"/>
     <w:multiLevelType w:val="multilevel"/>
-    <w:tmpl w:val="4BE045CA"/>
+    <w:tmpl w:val="1BC48150"/>
     <w:lvl w:ilvl="0">
       <w:start w:val="1"/>
       <w:numFmt w:val="bullet"/>
@@ -9414,9 +9434,9 @@
     </w:lvl>
   </w:abstractNum>
   <w:abstractNum w:abstractNumId="3" w15:restartNumberingAfterBreak="0">
-    <w:nsid w:val="61A11C51"/>
+    <w:nsid w:val="47CB6BA7"/>
     <w:multiLevelType w:val="multilevel"/>
-    <w:tmpl w:val="2B86086A"/>
+    <w:tmpl w:val="4BE045CA"/>
     <w:lvl w:ilvl="0">
       <w:start w:val="1"/>
       <w:numFmt w:val="bullet"/>
@@ -9563,9 +9583,9 @@
     </w:lvl>
   </w:abstractNum>
   <w:abstractNum w:abstractNumId="4" w15:restartNumberingAfterBreak="0">
-    <w:nsid w:val="6EBA156D"/>
+    <w:nsid w:val="61A11C51"/>
     <w:multiLevelType w:val="multilevel"/>
-    <w:tmpl w:val="70249C3C"/>
+    <w:tmpl w:val="2B86086A"/>
     <w:lvl w:ilvl="0">
       <w:start w:val="1"/>
       <w:numFmt w:val="bullet"/>
@@ -9712,6 +9732,155 @@
     </w:lvl>
   </w:abstractNum>
   <w:abstractNum w:abstractNumId="5" w15:restartNumberingAfterBreak="0">
+    <w:nsid w:val="6EBA156D"/>
+    <w:multiLevelType w:val="multilevel"/>
+    <w:tmpl w:val="70249C3C"/>
+    <w:lvl w:ilvl="0">
+      <w:start w:val="1"/>
+      <w:numFmt w:val="bullet"/>
+      <w:lvlText w:val=""/>
+      <w:lvlJc w:val="left"/>
+      <w:pPr>
+        <w:tabs>
+          <w:tab w:val="num" w:pos="720"/>
+        </w:tabs>
+        <w:ind w:left="720" w:hanging="360"/>
+      </w:pPr>
+      <w:rPr>
+        <w:rFonts w:ascii="Symbol" w:hAnsi="Symbol" w:hint="default"/>
+        <w:sz w:val="20"/>
+      </w:rPr>
+    </w:lvl>
+    <w:lvl w:ilvl="1" w:tentative="1">
+      <w:start w:val="1"/>
+      <w:numFmt w:val="bullet"/>
+      <w:lvlText w:val="o"/>
+      <w:lvlJc w:val="left"/>
+      <w:pPr>
+        <w:tabs>
+          <w:tab w:val="num" w:pos="1440"/>
+        </w:tabs>
+        <w:ind w:left="1440" w:hanging="360"/>
+      </w:pPr>
+      <w:rPr>
+        <w:rFonts w:ascii="Courier New" w:hAnsi="Courier New" w:hint="default"/>
+        <w:sz w:val="20"/>
+      </w:rPr>
+    </w:lvl>
+    <w:lvl w:ilvl="2" w:tentative="1">
+      <w:start w:val="1"/>
+      <w:numFmt w:val="bullet"/>
+      <w:lvlText w:val=""/>
+      <w:lvlJc w:val="left"/>
+      <w:pPr>
+        <w:tabs>
+          <w:tab w:val="num" w:pos="2160"/>
+        </w:tabs>
+        <w:ind w:left="2160" w:hanging="360"/>
+      </w:pPr>
+      <w:rPr>
+        <w:rFonts w:ascii="Wingdings" w:hAnsi="Wingdings" w:hint="default"/>
+        <w:sz w:val="20"/>
+      </w:rPr>
+    </w:lvl>
+    <w:lvl w:ilvl="3" w:tentative="1">
+      <w:start w:val="1"/>
+      <w:numFmt w:val="bullet"/>
+      <w:lvlText w:val=""/>
+      <w:lvlJc w:val="left"/>
+      <w:pPr>
+        <w:tabs>
+          <w:tab w:val="num" w:pos="2880"/>
+        </w:tabs>
+        <w:ind w:left="2880" w:hanging="360"/>
+      </w:pPr>
+      <w:rPr>
+        <w:rFonts w:ascii="Wingdings" w:hAnsi="Wingdings" w:hint="default"/>
+        <w:sz w:val="20"/>
+      </w:rPr>
+    </w:lvl>
+    <w:lvl w:ilvl="4" w:tentative="1">
+      <w:start w:val="1"/>
+      <w:numFmt w:val="bullet"/>
+      <w:lvlText w:val=""/>
+      <w:lvlJc w:val="left"/>
+      <w:pPr>
+        <w:tabs>
+          <w:tab w:val="num" w:pos="3600"/>
+        </w:tabs>
+        <w:ind w:left="3600" w:hanging="360"/>
+      </w:pPr>
+      <w:rPr>
+        <w:rFonts w:ascii="Wingdings" w:hAnsi="Wingdings" w:hint="default"/>
+        <w:sz w:val="20"/>
+      </w:rPr>
+    </w:lvl>
+    <w:lvl w:ilvl="5" w:tentative="1">
+      <w:start w:val="1"/>
+      <w:numFmt w:val="bullet"/>
+      <w:lvlText w:val=""/>
+      <w:lvlJc w:val="left"/>
+      <w:pPr>
+        <w:tabs>
+          <w:tab w:val="num" w:pos="4320"/>
+        </w:tabs>
+        <w:ind w:left="4320" w:hanging="360"/>
+      </w:pPr>
+      <w:rPr>
+        <w:rFonts w:ascii="Wingdings" w:hAnsi="Wingdings" w:hint="default"/>
+        <w:sz w:val="20"/>
+      </w:rPr>
+    </w:lvl>
+    <w:lvl w:ilvl="6" w:tentative="1">
+      <w:start w:val="1"/>
+      <w:numFmt w:val="bullet"/>
+      <w:lvlText w:val=""/>
+      <w:lvlJc w:val="left"/>
+      <w:pPr>
+        <w:tabs>
+          <w:tab w:val="num" w:pos="5040"/>
+        </w:tabs>
+        <w:ind w:left="5040" w:hanging="360"/>
+      </w:pPr>
+      <w:rPr>
+        <w:rFonts w:ascii="Wingdings" w:hAnsi="Wingdings" w:hint="default"/>
+        <w:sz w:val="20"/>
+      </w:rPr>
+    </w:lvl>
+    <w:lvl w:ilvl="7" w:tentative="1">
+      <w:start w:val="1"/>
+      <w:numFmt w:val="bullet"/>
+      <w:lvlText w:val=""/>
+      <w:lvlJc w:val="left"/>
+      <w:pPr>
+        <w:tabs>
+          <w:tab w:val="num" w:pos="5760"/>
+        </w:tabs>
+        <w:ind w:left="5760" w:hanging="360"/>
+      </w:pPr>
+      <w:rPr>
+        <w:rFonts w:ascii="Wingdings" w:hAnsi="Wingdings" w:hint="default"/>
+        <w:sz w:val="20"/>
+      </w:rPr>
+    </w:lvl>
+    <w:lvl w:ilvl="8" w:tentative="1">
+      <w:start w:val="1"/>
+      <w:numFmt w:val="bullet"/>
+      <w:lvlText w:val=""/>
+      <w:lvlJc w:val="left"/>
+      <w:pPr>
+        <w:tabs>
+          <w:tab w:val="num" w:pos="6480"/>
+        </w:tabs>
+        <w:ind w:left="6480" w:hanging="360"/>
+      </w:pPr>
+      <w:rPr>
+        <w:rFonts w:ascii="Wingdings" w:hAnsi="Wingdings" w:hint="default"/>
+        <w:sz w:val="20"/>
+      </w:rPr>
+    </w:lvl>
+  </w:abstractNum>
+  <w:abstractNum w:abstractNumId="6" w15:restartNumberingAfterBreak="0">
     <w:nsid w:val="7E5D120B"/>
     <w:multiLevelType w:val="multilevel"/>
     <w:tmpl w:val="ECECDF4A"/>
@@ -9825,21 +9994,24 @@
     </w:lvl>
   </w:abstractNum>
   <w:num w:numId="1" w16cid:durableId="1680572255">
-    <w:abstractNumId w:val="2"/>
+    <w:abstractNumId w:val="3"/>
   </w:num>
   <w:num w:numId="2" w16cid:durableId="1587223098">
-    <w:abstractNumId w:val="5"/>
+    <w:abstractNumId w:val="6"/>
   </w:num>
   <w:num w:numId="3" w16cid:durableId="510222254">
     <w:abstractNumId w:val="0"/>
   </w:num>
   <w:num w:numId="4" w16cid:durableId="309598658">
+    <w:abstractNumId w:val="5"/>
+  </w:num>
+  <w:num w:numId="5" w16cid:durableId="275210158">
     <w:abstractNumId w:val="4"/>
   </w:num>
-  <w:num w:numId="5" w16cid:durableId="275210158">
-    <w:abstractNumId w:val="3"/>
+  <w:num w:numId="6" w16cid:durableId="1074357068">
+    <w:abstractNumId w:val="2"/>
   </w:num>
-  <w:num w:numId="6" w16cid:durableId="1074357068">
+  <w:num w:numId="7" w16cid:durableId="1297683464">
     <w:abstractNumId w:val="1"/>
   </w:num>
 </w:numbering>
@@ -10447,7 +10619,6 @@
   <w:style w:type="character" w:default="1" w:styleId="DefaultParagraphFont">
     <w:name w:val="Default Paragraph Font"/>
     <w:uiPriority w:val="1"/>
-    <w:semiHidden/>
     <w:unhideWhenUsed/>
   </w:style>
   <w:style w:type="table" w:default="1" w:styleId="TableNormal">

--- a/SQL Queries List 100+.docx
+++ b/SQL Queries List 100+.docx
@@ -1,6 +1,6 @@
 
 <file path=word/document.xml><?xml version="1.0" encoding="utf-8"?>
-<w:document xmlns:wpc="http://schemas.microsoft.com/office/word/2010/wordprocessingCanvas" xmlns:cx="http://schemas.microsoft.com/office/drawing/2014/chartex" xmlns:cx1="http://schemas.microsoft.com/office/drawing/2015/9/8/chartex" xmlns:cx2="http://schemas.microsoft.com/office/drawing/2015/10/21/chartex" xmlns:cx3="http://schemas.microsoft.com/office/drawing/2016/5/9/chartex" xmlns:cx4="http://schemas.microsoft.com/office/drawing/2016/5/10/chartex" xmlns:cx5="http://schemas.microsoft.com/office/drawing/2016/5/11/chartex" xmlns:cx6="http://schemas.microsoft.com/office/drawing/2016/5/12/chartex" xmlns:cx7="http://schemas.microsoft.com/office/drawing/2016/5/13/chartex" xmlns:cx8="http://schemas.microsoft.com/office/drawing/2016/5/14/chartex" xmlns:mc="http://schemas.openxmlformats.org/markup-compatibility/2006" xmlns:aink="http://schemas.microsoft.com/office/drawing/2016/ink" xmlns:am3d="http://schemas.microsoft.com/office/drawing/2017/model3d" xmlns:o="urn:schemas-microsoft-com:office:office" xmlns:oel="http://schemas.microsoft.com/office/2019/extlst" xmlns:r="http://schemas.openxmlformats.org/officeDocument/2006/relationships" xmlns:m="http://schemas.openxmlformats.org/officeDocument/2006/math" xmlns:v="urn:schemas-microsoft-com:vml" xmlns:wp14="http://schemas.microsoft.com/office/word/2010/wordprocessingDrawing" xmlns:wp="http://schemas.openxmlformats.org/drawingml/2006/wordprocessingDrawing" xmlns:w10="urn:schemas-microsoft-com:office:word" xmlns:w="http://schemas.openxmlformats.org/wordprocessingml/2006/main" xmlns:w14="http://schemas.microsoft.com/office/word/2010/wordml" xmlns:w15="http://schemas.microsoft.com/office/word/2012/wordml" xmlns:w16cex="http://schemas.microsoft.com/office/word/2018/wordml/cex" xmlns:w16cid="http://schemas.microsoft.com/office/word/2016/wordml/cid" xmlns:w16="http://schemas.microsoft.com/office/word/2018/wordml" xmlns:w16sdtdh="http://schemas.microsoft.com/office/word/2020/wordml/sdtdatahash" xmlns:w16se="http://schemas.microsoft.com/office/word/2015/wordml/symex" xmlns:wpg="http://schemas.microsoft.com/office/word/2010/wordprocessingGroup" xmlns:wpi="http://schemas.microsoft.com/office/word/2010/wordprocessingInk" xmlns:wne="http://schemas.microsoft.com/office/word/2006/wordml" xmlns:wps="http://schemas.microsoft.com/office/word/2010/wordprocessingShape" mc:Ignorable="w14 w15 w16se w16cid w16 w16cex w16sdtdh wp14">
+<w:document xmlns:wpc="http://schemas.microsoft.com/office/word/2010/wordprocessingCanvas" xmlns:cx="http://schemas.microsoft.com/office/drawing/2014/chartex" xmlns:cx1="http://schemas.microsoft.com/office/drawing/2015/9/8/chartex" xmlns:cx2="http://schemas.microsoft.com/office/drawing/2015/10/21/chartex" xmlns:cx3="http://schemas.microsoft.com/office/drawing/2016/5/9/chartex" xmlns:cx4="http://schemas.microsoft.com/office/drawing/2016/5/10/chartex" xmlns:cx5="http://schemas.microsoft.com/office/drawing/2016/5/11/chartex" xmlns:cx6="http://schemas.microsoft.com/office/drawing/2016/5/12/chartex" xmlns:cx7="http://schemas.microsoft.com/office/drawing/2016/5/13/chartex" xmlns:cx8="http://schemas.microsoft.com/office/drawing/2016/5/14/chartex" xmlns:mc="http://schemas.openxmlformats.org/markup-compatibility/2006" xmlns:aink="http://schemas.microsoft.com/office/drawing/2016/ink" xmlns:am3d="http://schemas.microsoft.com/office/drawing/2017/model3d" xmlns:o="urn:schemas-microsoft-com:office:office" xmlns:oel="http://schemas.microsoft.com/office/2019/extlst" xmlns:r="http://schemas.openxmlformats.org/officeDocument/2006/relationships" xmlns:m="http://schemas.openxmlformats.org/officeDocument/2006/math" xmlns:v="urn:schemas-microsoft-com:vml" xmlns:wp14="http://schemas.microsoft.com/office/word/2010/wordprocessingDrawing" xmlns:wp="http://schemas.openxmlformats.org/drawingml/2006/wordprocessingDrawing" xmlns:w10="urn:schemas-microsoft-com:office:word" xmlns:w="http://schemas.openxmlformats.org/wordprocessingml/2006/main" xmlns:w14="http://schemas.microsoft.com/office/word/2010/wordml" xmlns:w15="http://schemas.microsoft.com/office/word/2012/wordml" xmlns:w16cex="http://schemas.microsoft.com/office/word/2018/wordml/cex" xmlns:w16cid="http://schemas.microsoft.com/office/word/2016/wordml/cid" xmlns:w16="http://schemas.microsoft.com/office/word/2018/wordml" xmlns:w16du="http://schemas.microsoft.com/office/word/2023/wordml/word16du" xmlns:w16sdtdh="http://schemas.microsoft.com/office/word/2020/wordml/sdtdatahash" xmlns:w16sdtfl="http://schemas.microsoft.com/office/word/2024/wordml/sdtformatlock" xmlns:w16se="http://schemas.microsoft.com/office/word/2015/wordml/symex" xmlns:wpg="http://schemas.microsoft.com/office/word/2010/wordprocessingGroup" xmlns:wpi="http://schemas.microsoft.com/office/word/2010/wordprocessingInk" xmlns:wne="http://schemas.microsoft.com/office/word/2006/wordml" xmlns:wps="http://schemas.microsoft.com/office/word/2010/wordprocessingShape" mc:Ignorable="w14 w15 w16se w16cid w16 w16cex w16sdtdh w16sdtfl w16du wp14">
   <w:body>
     <w:p>
       <w:r>
@@ -9021,7 +9021,7 @@
 </file>
 
 <file path=word/numbering.xml><?xml version="1.0" encoding="utf-8"?>
-<w:numbering xmlns:wpc="http://schemas.microsoft.com/office/word/2010/wordprocessingCanvas" xmlns:cx="http://schemas.microsoft.com/office/drawing/2014/chartex" xmlns:cx1="http://schemas.microsoft.com/office/drawing/2015/9/8/chartex" xmlns:cx2="http://schemas.microsoft.com/office/drawing/2015/10/21/chartex" xmlns:cx3="http://schemas.microsoft.com/office/drawing/2016/5/9/chartex" xmlns:cx4="http://schemas.microsoft.com/office/drawing/2016/5/10/chartex" xmlns:cx5="http://schemas.microsoft.com/office/drawing/2016/5/11/chartex" xmlns:cx6="http://schemas.microsoft.com/office/drawing/2016/5/12/chartex" xmlns:cx7="http://schemas.microsoft.com/office/drawing/2016/5/13/chartex" xmlns:cx8="http://schemas.microsoft.com/office/drawing/2016/5/14/chartex" xmlns:mc="http://schemas.openxmlformats.org/markup-compatibility/2006" xmlns:aink="http://schemas.microsoft.com/office/drawing/2016/ink" xmlns:am3d="http://schemas.microsoft.com/office/drawing/2017/model3d" xmlns:o="urn:schemas-microsoft-com:office:office" xmlns:oel="http://schemas.microsoft.com/office/2019/extlst" xmlns:r="http://schemas.openxmlformats.org/officeDocument/2006/relationships" xmlns:m="http://schemas.openxmlformats.org/officeDocument/2006/math" xmlns:v="urn:schemas-microsoft-com:vml" xmlns:wp14="http://schemas.microsoft.com/office/word/2010/wordprocessingDrawing" xmlns:wp="http://schemas.openxmlformats.org/drawingml/2006/wordprocessingDrawing" xmlns:w10="urn:schemas-microsoft-com:office:word" xmlns:w="http://schemas.openxmlformats.org/wordprocessingml/2006/main" xmlns:w14="http://schemas.microsoft.com/office/word/2010/wordml" xmlns:w15="http://schemas.microsoft.com/office/word/2012/wordml" xmlns:w16cex="http://schemas.microsoft.com/office/word/2018/wordml/cex" xmlns:w16cid="http://schemas.microsoft.com/office/word/2016/wordml/cid" xmlns:w16="http://schemas.microsoft.com/office/word/2018/wordml" xmlns:w16sdtdh="http://schemas.microsoft.com/office/word/2020/wordml/sdtdatahash" xmlns:w16se="http://schemas.microsoft.com/office/word/2015/wordml/symex" xmlns:wpg="http://schemas.microsoft.com/office/word/2010/wordprocessingGroup" xmlns:wpi="http://schemas.microsoft.com/office/word/2010/wordprocessingInk" xmlns:wne="http://schemas.microsoft.com/office/word/2006/wordml" xmlns:wps="http://schemas.microsoft.com/office/word/2010/wordprocessingShape" mc:Ignorable="w14 w15 w16se w16cid w16 w16cex w16sdtdh wp14">
+<w:numbering xmlns:wpc="http://schemas.microsoft.com/office/word/2010/wordprocessingCanvas" xmlns:cx="http://schemas.microsoft.com/office/drawing/2014/chartex" xmlns:cx1="http://schemas.microsoft.com/office/drawing/2015/9/8/chartex" xmlns:cx2="http://schemas.microsoft.com/office/drawing/2015/10/21/chartex" xmlns:cx3="http://schemas.microsoft.com/office/drawing/2016/5/9/chartex" xmlns:cx4="http://schemas.microsoft.com/office/drawing/2016/5/10/chartex" xmlns:cx5="http://schemas.microsoft.com/office/drawing/2016/5/11/chartex" xmlns:cx6="http://schemas.microsoft.com/office/drawing/2016/5/12/chartex" xmlns:cx7="http://schemas.microsoft.com/office/drawing/2016/5/13/chartex" xmlns:cx8="http://schemas.microsoft.com/office/drawing/2016/5/14/chartex" xmlns:mc="http://schemas.openxmlformats.org/markup-compatibility/2006" xmlns:aink="http://schemas.microsoft.com/office/drawing/2016/ink" xmlns:am3d="http://schemas.microsoft.com/office/drawing/2017/model3d" xmlns:o="urn:schemas-microsoft-com:office:office" xmlns:oel="http://schemas.microsoft.com/office/2019/extlst" xmlns:r="http://schemas.openxmlformats.org/officeDocument/2006/relationships" xmlns:m="http://schemas.openxmlformats.org/officeDocument/2006/math" xmlns:v="urn:schemas-microsoft-com:vml" xmlns:wp14="http://schemas.microsoft.com/office/word/2010/wordprocessingDrawing" xmlns:wp="http://schemas.openxmlformats.org/drawingml/2006/wordprocessingDrawing" xmlns:w10="urn:schemas-microsoft-com:office:word" xmlns:w="http://schemas.openxmlformats.org/wordprocessingml/2006/main" xmlns:w14="http://schemas.microsoft.com/office/word/2010/wordml" xmlns:w15="http://schemas.microsoft.com/office/word/2012/wordml" xmlns:w16cex="http://schemas.microsoft.com/office/word/2018/wordml/cex" xmlns:w16cid="http://schemas.microsoft.com/office/word/2016/wordml/cid" xmlns:w16="http://schemas.microsoft.com/office/word/2018/wordml" xmlns:w16du="http://schemas.microsoft.com/office/word/2023/wordml/word16du" xmlns:w16sdtdh="http://schemas.microsoft.com/office/word/2020/wordml/sdtdatahash" xmlns:w16sdtfl="http://schemas.microsoft.com/office/word/2024/wordml/sdtformatlock" xmlns:w16se="http://schemas.microsoft.com/office/word/2015/wordml/symex" xmlns:wpg="http://schemas.microsoft.com/office/word/2010/wordprocessingGroup" xmlns:wpi="http://schemas.microsoft.com/office/word/2010/wordprocessingInk" xmlns:wne="http://schemas.microsoft.com/office/word/2006/wordml" xmlns:wps="http://schemas.microsoft.com/office/word/2010/wordprocessingShape" mc:Ignorable="w14 w15 w16se w16cid w16 w16cex w16sdtdh w16sdtfl w16du wp14">
   <w:abstractNum w:abstractNumId="0" w15:restartNumberingAfterBreak="0">
     <w:nsid w:val="13184016"/>
     <w:multiLevelType w:val="multilevel"/>
@@ -10018,7 +10018,7 @@
 </file>
 
 <file path=word/styles.xml><?xml version="1.0" encoding="utf-8"?>
-<w:styles xmlns:mc="http://schemas.openxmlformats.org/markup-compatibility/2006" xmlns:r="http://schemas.openxmlformats.org/officeDocument/2006/relationships" xmlns:w="http://schemas.openxmlformats.org/wordprocessingml/2006/main" xmlns:w14="http://schemas.microsoft.com/office/word/2010/wordml" xmlns:w15="http://schemas.microsoft.com/office/word/2012/wordml" xmlns:w16cex="http://schemas.microsoft.com/office/word/2018/wordml/cex" xmlns:w16cid="http://schemas.microsoft.com/office/word/2016/wordml/cid" xmlns:w16="http://schemas.microsoft.com/office/word/2018/wordml" xmlns:w16sdtdh="http://schemas.microsoft.com/office/word/2020/wordml/sdtdatahash" xmlns:w16se="http://schemas.microsoft.com/office/word/2015/wordml/symex" mc:Ignorable="w14 w15 w16se w16cid w16 w16cex w16sdtdh">
+<w:styles xmlns:mc="http://schemas.openxmlformats.org/markup-compatibility/2006" xmlns:r="http://schemas.openxmlformats.org/officeDocument/2006/relationships" xmlns:w="http://schemas.openxmlformats.org/wordprocessingml/2006/main" xmlns:w14="http://schemas.microsoft.com/office/word/2010/wordml" xmlns:w15="http://schemas.microsoft.com/office/word/2012/wordml" xmlns:w16cex="http://schemas.microsoft.com/office/word/2018/wordml/cex" xmlns:w16cid="http://schemas.microsoft.com/office/word/2016/wordml/cid" xmlns:w16="http://schemas.microsoft.com/office/word/2018/wordml" xmlns:w16du="http://schemas.microsoft.com/office/word/2023/wordml/word16du" xmlns:w16sdtdh="http://schemas.microsoft.com/office/word/2020/wordml/sdtdatahash" xmlns:w16sdtfl="http://schemas.microsoft.com/office/word/2024/wordml/sdtformatlock" xmlns:w16se="http://schemas.microsoft.com/office/word/2015/wordml/symex" mc:Ignorable="w14 w15 w16se w16cid w16 w16cex w16sdtdh w16sdtfl w16du">
   <w:docDefaults>
     <w:rPrDefault>
       <w:rPr>
@@ -10619,6 +10619,7 @@
   <w:style w:type="character" w:default="1" w:styleId="DefaultParagraphFont">
     <w:name w:val="Default Paragraph Font"/>
     <w:uiPriority w:val="1"/>
+    <w:semiHidden/>
     <w:unhideWhenUsed/>
   </w:style>
   <w:style w:type="table" w:default="1" w:styleId="TableNormal">
@@ -11362,4 +11363,10 @@
     </a:ext>
   </a:extLst>
 </a:theme>
+</file>
+
+<file path=docMetadata/LabelInfo.xml><?xml version="1.0" encoding="utf-8"?>
+<clbl:labelList xmlns:clbl="http://schemas.microsoft.com/office/2020/mipLabelMetadata">
+  <clbl:label id="{e760c494-6550-44b4-8258-77c175d778b7}" enabled="1" method="Privileged" siteId="{76a2ae5a-9f00-4f6b-95ed-5d33d77c4d61}" contentBits="0" removed="0"/>
+</clbl:labelList>
 </file>